--- a/TS Jatai Ghanam Project/TS 4.1/TS 4.1 Jatai Malayalam Corrections.docx
+++ b/TS Jatai Ghanam Project/TS 4.1/TS 4.1 Jatai Malayalam Corrections.docx
@@ -1,6 +1,6 @@
 
 <file path=word/document.xml><?xml version="1.0" encoding="utf-8"?>
-<w:document xmlns:wpc="http://schemas.microsoft.com/office/word/2010/wordprocessingCanvas" xmlns:cx="http://schemas.microsoft.com/office/drawing/2014/chartex" xmlns:cx1="http://schemas.microsoft.com/office/drawing/2015/9/8/chartex" xmlns:cx2="http://schemas.microsoft.com/office/drawing/2015/10/21/chartex" xmlns:cx3="http://schemas.microsoft.com/office/drawing/2016/5/9/chartex" xmlns:cx4="http://schemas.microsoft.com/office/drawing/2016/5/10/chartex" xmlns:cx5="http://schemas.microsoft.com/office/drawing/2016/5/11/chartex" xmlns:cx6="http://schemas.microsoft.com/office/drawing/2016/5/12/chartex" xmlns:cx7="http://schemas.microsoft.com/office/drawing/2016/5/13/chartex" xmlns:cx8="http://schemas.microsoft.com/office/drawing/2016/5/14/chartex" xmlns:mc="http://schemas.openxmlformats.org/markup-compatibility/2006" xmlns:aink="http://schemas.microsoft.com/office/drawing/2016/ink" xmlns:am3d="http://schemas.microsoft.com/office/drawing/2017/model3d" xmlns:o="urn:schemas-microsoft-com:office:office" xmlns:oel="http://schemas.microsoft.com/office/2019/extlst" xmlns:r="http://schemas.openxmlformats.org/officeDocument/2006/relationships" xmlns:m="http://schemas.openxmlformats.org/officeDocument/2006/math" xmlns:v="urn:schemas-microsoft-com:vml" xmlns:wp14="http://schemas.microsoft.com/office/word/2010/wordprocessingDrawing" xmlns:wp="http://schemas.openxmlformats.org/drawingml/2006/wordprocessingDrawing" xmlns:w10="urn:schemas-microsoft-com:office:word" xmlns:w="http://schemas.openxmlformats.org/wordprocessingml/2006/main" xmlns:w14="http://schemas.microsoft.com/office/word/2010/wordml" xmlns:w15="http://schemas.microsoft.com/office/word/2012/wordml" xmlns:w16cex="http://schemas.microsoft.com/office/word/2018/wordml/cex" xmlns:w16cid="http://schemas.microsoft.com/office/word/2016/wordml/cid" xmlns:w16="http://schemas.microsoft.com/office/word/2018/wordml" xmlns:w16sdtdh="http://schemas.microsoft.com/office/word/2020/wordml/sdtdatahash" xmlns:w16se="http://schemas.microsoft.com/office/word/2015/wordml/symex" xmlns:wpg="http://schemas.microsoft.com/office/word/2010/wordprocessingGroup" xmlns:wpi="http://schemas.microsoft.com/office/word/2010/wordprocessingInk" xmlns:wne="http://schemas.microsoft.com/office/word/2006/wordml" xmlns:wps="http://schemas.microsoft.com/office/word/2010/wordprocessingShape" mc:Ignorable="w14 w15 w16se w16cid w16 w16cex w16sdtdh wp14">
+<w:document xmlns:wpc="http://schemas.microsoft.com/office/word/2010/wordprocessingCanvas" xmlns:cx="http://schemas.microsoft.com/office/drawing/2014/chartex" xmlns:cx1="http://schemas.microsoft.com/office/drawing/2015/9/8/chartex" xmlns:cx2="http://schemas.microsoft.com/office/drawing/2015/10/21/chartex" xmlns:cx3="http://schemas.microsoft.com/office/drawing/2016/5/9/chartex" xmlns:cx4="http://schemas.microsoft.com/office/drawing/2016/5/10/chartex" xmlns:cx5="http://schemas.microsoft.com/office/drawing/2016/5/11/chartex" xmlns:cx6="http://schemas.microsoft.com/office/drawing/2016/5/12/chartex" xmlns:cx7="http://schemas.microsoft.com/office/drawing/2016/5/13/chartex" xmlns:cx8="http://schemas.microsoft.com/office/drawing/2016/5/14/chartex" xmlns:mc="http://schemas.openxmlformats.org/markup-compatibility/2006" xmlns:aink="http://schemas.microsoft.com/office/drawing/2016/ink" xmlns:am3d="http://schemas.microsoft.com/office/drawing/2017/model3d" xmlns:o="urn:schemas-microsoft-com:office:office" xmlns:oel="http://schemas.microsoft.com/office/2019/extlst" xmlns:r="http://schemas.openxmlformats.org/officeDocument/2006/relationships" xmlns:m="http://schemas.openxmlformats.org/officeDocument/2006/math" xmlns:v="urn:schemas-microsoft-com:vml" xmlns:wp14="http://schemas.microsoft.com/office/word/2010/wordprocessingDrawing" xmlns:wp="http://schemas.openxmlformats.org/drawingml/2006/wordprocessingDrawing" xmlns:w10="urn:schemas-microsoft-com:office:word" xmlns:w="http://schemas.openxmlformats.org/wordprocessingml/2006/main" xmlns:w14="http://schemas.microsoft.com/office/word/2010/wordml" xmlns:w15="http://schemas.microsoft.com/office/word/2012/wordml" xmlns:w16cex="http://schemas.microsoft.com/office/word/2018/wordml/cex" xmlns:w16cid="http://schemas.microsoft.com/office/word/2016/wordml/cid" xmlns:w16="http://schemas.microsoft.com/office/word/2018/wordml" xmlns:w16du="http://schemas.microsoft.com/office/word/2023/wordml/word16du" xmlns:w16sdtdh="http://schemas.microsoft.com/office/word/2020/wordml/sdtdatahash" xmlns:w16sdtfl="http://schemas.microsoft.com/office/word/2024/wordml/sdtformatlock" xmlns:w16se="http://schemas.microsoft.com/office/word/2015/wordml/symex" xmlns:wpg="http://schemas.microsoft.com/office/word/2010/wordprocessingGroup" xmlns:wpi="http://schemas.microsoft.com/office/word/2010/wordprocessingInk" xmlns:wne="http://schemas.microsoft.com/office/word/2006/wordml" xmlns:wps="http://schemas.microsoft.com/office/word/2010/wordprocessingShape" mc:Ignorable="w14 w15 w16se w16cid w16 w16cex w16sdtdh w16sdtfl w16du wp14">
   <w:body>
     <w:p>
       <w:pPr>
@@ -24,7 +24,6 @@
         </w:rPr>
         <w:t xml:space="preserve">TS </w:t>
       </w:r>
-      <w:proofErr w:type="gramStart"/>
       <w:r>
         <w:rPr>
           <w:b/>
@@ -53,9 +52,8 @@
           <w:szCs w:val="32"/>
           <w:u w:val="single"/>
         </w:rPr>
-        <w:t>–</w:t>
+        <w:t xml:space="preserve">– TS </w:t>
       </w:r>
-      <w:proofErr w:type="gramEnd"/>
       <w:r>
         <w:rPr>
           <w:b/>
@@ -64,7 +62,2192 @@
           <w:szCs w:val="32"/>
           <w:u w:val="single"/>
         </w:rPr>
-        <w:t xml:space="preserve"> TS </w:t>
+        <w:t>4.1</w:t>
+      </w:r>
+      <w:r>
+        <w:rPr>
+          <w:b/>
+          <w:bCs/>
+          <w:sz w:val="32"/>
+          <w:szCs w:val="32"/>
+          <w:u w:val="single"/>
+        </w:rPr>
+        <w:t xml:space="preserve"> </w:t>
+      </w:r>
+      <w:r>
+        <w:rPr>
+          <w:b/>
+          <w:bCs/>
+          <w:sz w:val="32"/>
+          <w:szCs w:val="32"/>
+          <w:u w:val="single"/>
+        </w:rPr>
+        <w:t>Malayalam</w:t>
+      </w:r>
+      <w:r>
+        <w:rPr>
+          <w:b/>
+          <w:bCs/>
+          <w:sz w:val="32"/>
+          <w:szCs w:val="32"/>
+          <w:u w:val="single"/>
+        </w:rPr>
+        <w:t xml:space="preserve"> Corrections –</w:t>
+      </w:r>
+      <w:r>
+        <w:rPr>
+          <w:b/>
+          <w:bCs/>
+          <w:sz w:val="32"/>
+          <w:szCs w:val="32"/>
+          <w:u w:val="single"/>
+        </w:rPr>
+        <w:t xml:space="preserve"> </w:t>
+      </w:r>
+      <w:r>
+        <w:rPr>
+          <w:b/>
+          <w:bCs/>
+          <w:sz w:val="32"/>
+          <w:szCs w:val="32"/>
+          <w:u w:val="single"/>
+        </w:rPr>
+        <w:t xml:space="preserve">Observed till </w:t>
+      </w:r>
+      <w:r>
+        <w:rPr>
+          <w:b/>
+          <w:bCs/>
+          <w:sz w:val="32"/>
+          <w:szCs w:val="32"/>
+          <w:highlight w:val="red"/>
+          <w:u w:val="single"/>
+        </w:rPr>
+        <w:t>??????</w:t>
+      </w:r>
+      <w:r>
+        <w:rPr>
+          <w:b/>
+          <w:bCs/>
+          <w:sz w:val="32"/>
+          <w:szCs w:val="32"/>
+          <w:u w:val="single"/>
+        </w:rPr>
+        <w:t>.</w:t>
+      </w:r>
+    </w:p>
+    <w:p>
+      <w:pPr>
+        <w:spacing w:before="0" w:line="240" w:lineRule="auto"/>
+        <w:jc w:val="center"/>
+        <w:rPr>
+          <w:b/>
+          <w:bCs/>
+          <w:sz w:val="28"/>
+          <w:szCs w:val="32"/>
+        </w:rPr>
+      </w:pPr>
+      <w:r>
+        <w:rPr>
+          <w:b/>
+          <w:bCs/>
+          <w:sz w:val="28"/>
+          <w:szCs w:val="32"/>
+        </w:rPr>
+        <w:t>(ignore those which are already incorporated in your book’s version and date)</w:t>
+      </w:r>
+    </w:p>
+    <w:tbl>
+      <w:tblPr>
+        <w:tblW w:w="14537" w:type="dxa"/>
+        <w:tblInd w:w="-792" w:type="dxa"/>
+        <w:tblBorders>
+          <w:top w:val="single" w:sz="4" w:space="0" w:color="000000"/>
+          <w:left w:val="single" w:sz="4" w:space="0" w:color="000000"/>
+          <w:bottom w:val="single" w:sz="4" w:space="0" w:color="000000"/>
+          <w:right w:val="single" w:sz="4" w:space="0" w:color="000000"/>
+          <w:insideH w:val="single" w:sz="4" w:space="0" w:color="000000"/>
+          <w:insideV w:val="single" w:sz="4" w:space="0" w:color="000000"/>
+        </w:tblBorders>
+        <w:tblLook w:val="04A0" w:firstRow="1" w:lastRow="0" w:firstColumn="1" w:lastColumn="0" w:noHBand="0" w:noVBand="1"/>
+      </w:tblPr>
+      <w:tblGrid>
+        <w:gridCol w:w="7166"/>
+        <w:gridCol w:w="7371"/>
+      </w:tblGrid>
+      <w:tr>
+        <w:tc>
+          <w:tcPr>
+            <w:tcW w:w="7166" w:type="dxa"/>
+          </w:tcPr>
+          <w:p>
+            <w:pPr>
+              <w:spacing w:before="0" w:line="240" w:lineRule="auto"/>
+              <w:jc w:val="center"/>
+              <w:rPr>
+                <w:b/>
+                <w:sz w:val="32"/>
+                <w:szCs w:val="32"/>
+              </w:rPr>
+            </w:pPr>
+            <w:r>
+              <w:rPr>
+                <w:b/>
+                <w:sz w:val="32"/>
+                <w:szCs w:val="32"/>
+              </w:rPr>
+              <w:t>As Printed</w:t>
+            </w:r>
+          </w:p>
+        </w:tc>
+        <w:tc>
+          <w:tcPr>
+            <w:tcW w:w="7371" w:type="dxa"/>
+          </w:tcPr>
+          <w:p>
+            <w:pPr>
+              <w:spacing w:before="0" w:line="240" w:lineRule="auto"/>
+              <w:ind w:right="-18"/>
+              <w:jc w:val="center"/>
+              <w:rPr>
+                <w:b/>
+                <w:sz w:val="32"/>
+                <w:szCs w:val="32"/>
+              </w:rPr>
+            </w:pPr>
+            <w:r>
+              <w:rPr>
+                <w:b/>
+                <w:sz w:val="32"/>
+                <w:szCs w:val="32"/>
+              </w:rPr>
+              <w:t>To be read as or corrected as</w:t>
+            </w:r>
+            <w:r>
+              <w:rPr>
+                <w:b/>
+                <w:sz w:val="32"/>
+                <w:szCs w:val="32"/>
+              </w:rPr>
+              <w:t xml:space="preserve"> </w:t>
+            </w:r>
+          </w:p>
+        </w:tc>
+      </w:tr>
+      <w:tr>
+        <w:trPr>
+          <w:trHeight w:val="2898"/>
+        </w:trPr>
+        <w:tc>
+          <w:tcPr>
+            <w:tcW w:w="7166" w:type="dxa"/>
+            <w:tcBorders>
+              <w:top w:val="single" w:sz="4" w:space="0" w:color="000000"/>
+              <w:left w:val="single" w:sz="4" w:space="0" w:color="000000"/>
+              <w:bottom w:val="single" w:sz="4" w:space="0" w:color="000000"/>
+              <w:right w:val="single" w:sz="4" w:space="0" w:color="000000"/>
+            </w:tcBorders>
+          </w:tcPr>
+          <w:p>
+            <w:pPr>
+              <w:widowControl w:val="0"/>
+              <w:autoSpaceDE w:val="0"/>
+              <w:autoSpaceDN w:val="0"/>
+              <w:adjustRightInd w:val="0"/>
+              <w:spacing w:before="0" w:line="240" w:lineRule="auto"/>
+              <w:rPr>
+                <w:rFonts w:ascii="BRH Malayalam Extra" w:hAnsi="BRH Malayalam Extra" w:cs="BRH Malayalam Extra"/>
+                <w:color w:val="000000"/>
+                <w:sz w:val="32"/>
+                <w:szCs w:val="32"/>
+              </w:rPr>
+            </w:pPr>
+            <w:r>
+              <w:rPr>
+                <w:rFonts w:cs="BRH Malayalam Extra"/>
+                <w:color w:val="000000"/>
+                <w:szCs w:val="32"/>
+              </w:rPr>
+              <w:t>39</w:t>
+            </w:r>
+            <w:r>
+              <w:rPr>
+                <w:rFonts w:ascii="BRH Malayalam Extra" w:hAnsi="BRH Malayalam Extra" w:cs="BRH Malayalam Extra"/>
+                <w:color w:val="000000"/>
+                <w:sz w:val="32"/>
+                <w:szCs w:val="32"/>
+              </w:rPr>
+              <w:t>)</w:t>
+            </w:r>
+            <w:r>
+              <w:rPr>
+                <w:rFonts w:ascii="BRH Malayalam Extra" w:hAnsi="BRH Malayalam Extra" w:cs="BRH Malayalam Extra"/>
+                <w:color w:val="000000"/>
+                <w:sz w:val="32"/>
+                <w:szCs w:val="32"/>
+              </w:rPr>
+              <w:tab/>
+            </w:r>
+            <w:r>
+              <w:rPr>
+                <w:rFonts w:cs="BRH Malayalam Extra"/>
+                <w:color w:val="000000"/>
+                <w:szCs w:val="32"/>
+              </w:rPr>
+              <w:t>4</w:t>
+            </w:r>
+            <w:r>
+              <w:rPr>
+                <w:rFonts w:ascii="BRH Malayalam Extra" w:hAnsi="BRH Malayalam Extra" w:cs="BRH Malayalam Extra"/>
+                <w:color w:val="000000"/>
+                <w:sz w:val="32"/>
+                <w:szCs w:val="32"/>
+              </w:rPr>
+              <w:t>.</w:t>
+            </w:r>
+            <w:r>
+              <w:rPr>
+                <w:rFonts w:cs="BRH Malayalam Extra"/>
+                <w:color w:val="000000"/>
+                <w:szCs w:val="32"/>
+              </w:rPr>
+              <w:t>1</w:t>
+            </w:r>
+            <w:r>
+              <w:rPr>
+                <w:rFonts w:ascii="BRH Malayalam Extra" w:hAnsi="BRH Malayalam Extra" w:cs="BRH Malayalam Extra"/>
+                <w:color w:val="000000"/>
+                <w:sz w:val="32"/>
+                <w:szCs w:val="32"/>
+              </w:rPr>
+              <w:t>.</w:t>
+            </w:r>
+            <w:r>
+              <w:rPr>
+                <w:rFonts w:cs="BRH Malayalam Extra"/>
+                <w:color w:val="000000"/>
+                <w:szCs w:val="32"/>
+              </w:rPr>
+              <w:t>2</w:t>
+            </w:r>
+            <w:r>
+              <w:rPr>
+                <w:rFonts w:ascii="BRH Malayalam Extra" w:hAnsi="BRH Malayalam Extra" w:cs="BRH Malayalam Extra"/>
+                <w:color w:val="000000"/>
+                <w:sz w:val="32"/>
+                <w:szCs w:val="32"/>
+              </w:rPr>
+              <w:t>.</w:t>
+            </w:r>
+            <w:r>
+              <w:rPr>
+                <w:rFonts w:cs="BRH Malayalam Extra"/>
+                <w:color w:val="000000"/>
+                <w:szCs w:val="32"/>
+              </w:rPr>
+              <w:t>1</w:t>
+            </w:r>
+            <w:r>
+              <w:rPr>
+                <w:rFonts w:ascii="BRH Malayalam Extra" w:hAnsi="BRH Malayalam Extra" w:cs="BRH Malayalam Extra"/>
+                <w:color w:val="000000"/>
+                <w:sz w:val="32"/>
+                <w:szCs w:val="32"/>
+              </w:rPr>
+              <w:t>(</w:t>
+            </w:r>
+            <w:r>
+              <w:rPr>
+                <w:rFonts w:cs="BRH Malayalam Extra"/>
+                <w:color w:val="000000"/>
+                <w:szCs w:val="32"/>
+              </w:rPr>
+              <w:t>38</w:t>
+            </w:r>
+            <w:r>
+              <w:rPr>
+                <w:rFonts w:ascii="BRH Malayalam Extra" w:hAnsi="BRH Malayalam Extra" w:cs="BRH Malayalam Extra"/>
+                <w:color w:val="000000"/>
+                <w:sz w:val="32"/>
+                <w:szCs w:val="32"/>
+              </w:rPr>
+              <w:t>)- jx¥i˜ | p£</w:t>
+            </w:r>
+            <w:r>
+              <w:rPr>
+                <w:rFonts w:ascii="BRH Malayalam Extra" w:hAnsi="BRH Malayalam Extra" w:cs="BRH Malayalam Extra"/>
+                <w:color w:val="000000"/>
+                <w:sz w:val="26"/>
+                <w:szCs w:val="32"/>
+              </w:rPr>
+              <w:t>–</w:t>
+            </w:r>
+            <w:r>
+              <w:rPr>
+                <w:rFonts w:ascii="BRH Malayalam Extra" w:hAnsi="BRH Malayalam Extra" w:cs="BRH Malayalam Extra"/>
+                <w:color w:val="000000"/>
+                <w:sz w:val="32"/>
+                <w:szCs w:val="32"/>
+              </w:rPr>
+              <w:t>r</w:t>
+            </w:r>
+            <w:r>
+              <w:rPr>
+                <w:rFonts w:ascii="BRH Malayalam Extra" w:hAnsi="BRH Malayalam Extra" w:cs="BRH Malayalam Extra"/>
+                <w:color w:val="000000"/>
+                <w:sz w:val="26"/>
+                <w:szCs w:val="32"/>
+              </w:rPr>
+              <w:t>–</w:t>
+            </w:r>
+            <w:r>
+              <w:rPr>
+                <w:rFonts w:ascii="BRH Malayalam Extra" w:hAnsi="BRH Malayalam Extra" w:cs="BRH Malayalam Extra"/>
+                <w:color w:val="000000"/>
+                <w:sz w:val="32"/>
+                <w:szCs w:val="32"/>
+              </w:rPr>
+              <w:t>Yû</w:t>
+            </w:r>
+            <w:r>
+              <w:rPr>
+                <w:rFonts w:ascii="BRH Malayalam Extra" w:hAnsi="BRH Malayalam Extra" w:cs="BRH Malayalam Extra"/>
+                <w:color w:val="000000"/>
+                <w:sz w:val="26"/>
+                <w:szCs w:val="32"/>
+              </w:rPr>
+              <w:t>–</w:t>
+            </w:r>
+            <w:r>
+              <w:rPr>
+                <w:rFonts w:ascii="BRH Malayalam Extra" w:hAnsi="BRH Malayalam Extra" w:cs="BRH Malayalam Extra"/>
+                <w:color w:val="000000"/>
+                <w:sz w:val="32"/>
+                <w:szCs w:val="32"/>
+                <w:highlight w:val="yellow"/>
+              </w:rPr>
+              <w:t>s¢</w:t>
+            </w:r>
+            <w:r>
+              <w:rPr>
+                <w:rFonts w:ascii="BRH Malayalam Extra" w:hAnsi="BRH Malayalam Extra" w:cs="BRH Malayalam Extra"/>
+                <w:color w:val="000000"/>
+                <w:sz w:val="32"/>
+                <w:szCs w:val="32"/>
+              </w:rPr>
+              <w:t xml:space="preserve"> ||</w:t>
+            </w:r>
+          </w:p>
+          <w:p>
+            <w:pPr>
+              <w:widowControl w:val="0"/>
+              <w:autoSpaceDE w:val="0"/>
+              <w:autoSpaceDN w:val="0"/>
+              <w:adjustRightInd w:val="0"/>
+              <w:spacing w:before="0" w:line="240" w:lineRule="auto"/>
+              <w:rPr>
+                <w:rFonts w:ascii="BRH Malayalam Extra" w:hAnsi="BRH Malayalam Extra" w:cs="BRH Malayalam Extra"/>
+                <w:color w:val="000000"/>
+                <w:sz w:val="32"/>
+                <w:szCs w:val="32"/>
+              </w:rPr>
+            </w:pPr>
+            <w:r>
+              <w:rPr>
+                <w:rFonts w:ascii="BRH Malayalam Extra" w:hAnsi="BRH Malayalam Extra" w:cs="BRH Malayalam Extra"/>
+                <w:color w:val="000000"/>
+                <w:sz w:val="32"/>
+                <w:szCs w:val="32"/>
+              </w:rPr>
+              <w:t>jx¥i— p£r</w:t>
+            </w:r>
+            <w:r>
+              <w:rPr>
+                <w:rFonts w:ascii="BRH Malayalam Extra" w:hAnsi="BRH Malayalam Extra" w:cs="BRH Malayalam Extra"/>
+                <w:color w:val="000000"/>
+                <w:sz w:val="32"/>
+                <w:szCs w:val="32"/>
+                <w:highlight w:val="yellow"/>
+              </w:rPr>
+              <w:t>Yû</w:t>
+            </w:r>
+            <w:r>
+              <w:rPr>
+                <w:rFonts w:ascii="BRH Malayalam Extra" w:hAnsi="BRH Malayalam Extra" w:cs="BRH Malayalam Extra"/>
+                <w:color w:val="000000"/>
+                <w:sz w:val="26"/>
+                <w:szCs w:val="32"/>
+              </w:rPr>
+              <w:t>–</w:t>
+            </w:r>
+            <w:r>
+              <w:rPr>
+                <w:rFonts w:ascii="BRH Malayalam Extra" w:hAnsi="BRH Malayalam Extra" w:cs="BRH Malayalam Extra"/>
+                <w:color w:val="000000"/>
+                <w:sz w:val="32"/>
+                <w:szCs w:val="32"/>
+              </w:rPr>
+              <w:t xml:space="preserve">s¢ </w:t>
+            </w:r>
+            <w:r>
+              <w:rPr>
+                <w:rFonts w:ascii="BRH Malayalam Extra" w:hAnsi="BRH Malayalam Extra" w:cs="BRH Malayalam Extra"/>
+                <w:color w:val="000000"/>
+                <w:sz w:val="32"/>
+                <w:szCs w:val="32"/>
+                <w:highlight w:val="yellow"/>
+              </w:rPr>
+              <w:t>p£</w:t>
+            </w:r>
+            <w:r>
+              <w:rPr>
+                <w:rFonts w:ascii="BRH Malayalam Extra" w:hAnsi="BRH Malayalam Extra" w:cs="BRH Malayalam Extra"/>
+                <w:color w:val="000000"/>
+                <w:sz w:val="32"/>
+                <w:szCs w:val="32"/>
+              </w:rPr>
+              <w:t>—r</w:t>
+            </w:r>
+            <w:r>
+              <w:rPr>
+                <w:rFonts w:ascii="BRH Malayalam Extra" w:hAnsi="BRH Malayalam Extra" w:cs="BRH Malayalam Extra"/>
+                <w:color w:val="000000"/>
+                <w:sz w:val="32"/>
+                <w:szCs w:val="32"/>
+                <w:highlight w:val="yellow"/>
+              </w:rPr>
+              <w:t>Yû</w:t>
+            </w:r>
+            <w:r>
+              <w:rPr>
+                <w:rFonts w:ascii="BRH Malayalam Extra" w:hAnsi="BRH Malayalam Extra" w:cs="BRH Malayalam Extra"/>
+                <w:color w:val="000000"/>
+                <w:sz w:val="26"/>
+                <w:szCs w:val="32"/>
+                <w:highlight w:val="yellow"/>
+              </w:rPr>
+              <w:t>–</w:t>
+            </w:r>
+            <w:r>
+              <w:rPr>
+                <w:rFonts w:ascii="BRH Malayalam Extra" w:hAnsi="BRH Malayalam Extra" w:cs="BRH Malayalam Extra"/>
+                <w:color w:val="000000"/>
+                <w:sz w:val="32"/>
+                <w:szCs w:val="32"/>
+                <w:highlight w:val="yellow"/>
+              </w:rPr>
+              <w:t>s¢</w:t>
+            </w:r>
+            <w:r>
+              <w:rPr>
+                <w:rFonts w:ascii="BRH Malayalam Extra" w:hAnsi="BRH Malayalam Extra" w:cs="BRH Malayalam Extra"/>
+                <w:color w:val="000000"/>
+                <w:sz w:val="32"/>
+                <w:szCs w:val="32"/>
+              </w:rPr>
+              <w:t xml:space="preserve"> jx¥i</w:t>
+            </w:r>
+            <w:r>
+              <w:rPr>
+                <w:rFonts w:ascii="BRH Malayalam Extra" w:hAnsi="BRH Malayalam Extra" w:cs="BRH Malayalam Extra"/>
+                <w:color w:val="000000"/>
+                <w:sz w:val="26"/>
+                <w:szCs w:val="32"/>
+              </w:rPr>
+              <w:t>–</w:t>
+            </w:r>
+            <w:r>
+              <w:rPr>
+                <w:rFonts w:ascii="BRH Malayalam Extra" w:hAnsi="BRH Malayalam Extra" w:cs="BRH Malayalam Extra"/>
+                <w:color w:val="000000"/>
+                <w:sz w:val="32"/>
+                <w:szCs w:val="32"/>
+              </w:rPr>
+              <w:t xml:space="preserve"> jx¥i— p£r</w:t>
+            </w:r>
+            <w:r>
+              <w:rPr>
+                <w:rFonts w:ascii="BRH Malayalam Extra" w:hAnsi="BRH Malayalam Extra" w:cs="BRH Malayalam Extra"/>
+                <w:color w:val="000000"/>
+                <w:sz w:val="32"/>
+                <w:szCs w:val="32"/>
+                <w:highlight w:val="yellow"/>
+              </w:rPr>
+              <w:t>Yû</w:t>
+            </w:r>
+            <w:r>
+              <w:rPr>
+                <w:rFonts w:ascii="BRH Malayalam Extra" w:hAnsi="BRH Malayalam Extra" w:cs="BRH Malayalam Extra"/>
+                <w:color w:val="000000"/>
+                <w:sz w:val="26"/>
+                <w:szCs w:val="32"/>
+                <w:highlight w:val="yellow"/>
+              </w:rPr>
+              <w:t>–</w:t>
+            </w:r>
+            <w:r>
+              <w:rPr>
+                <w:rFonts w:ascii="BRH Malayalam Extra" w:hAnsi="BRH Malayalam Extra" w:cs="BRH Malayalam Extra"/>
+                <w:color w:val="000000"/>
+                <w:sz w:val="32"/>
+                <w:szCs w:val="32"/>
+              </w:rPr>
+              <w:t xml:space="preserve">s¢ | </w:t>
+            </w:r>
+          </w:p>
+          <w:p>
+            <w:pPr>
+              <w:widowControl w:val="0"/>
+              <w:autoSpaceDE w:val="0"/>
+              <w:autoSpaceDN w:val="0"/>
+              <w:adjustRightInd w:val="0"/>
+              <w:spacing w:before="0" w:line="240" w:lineRule="auto"/>
+              <w:rPr>
+                <w:rFonts w:ascii="BRH Malayalam Extra" w:hAnsi="BRH Malayalam Extra" w:cs="BRH Malayalam Extra"/>
+                <w:color w:val="000000"/>
+                <w:sz w:val="32"/>
+                <w:szCs w:val="32"/>
+              </w:rPr>
+            </w:pPr>
+            <w:r>
+              <w:rPr>
+                <w:rFonts w:cs="BRH Malayalam Extra"/>
+                <w:color w:val="000000"/>
+                <w:szCs w:val="32"/>
+              </w:rPr>
+              <w:t>40</w:t>
+            </w:r>
+            <w:r>
+              <w:rPr>
+                <w:rFonts w:ascii="BRH Malayalam Extra" w:hAnsi="BRH Malayalam Extra" w:cs="BRH Malayalam Extra"/>
+                <w:color w:val="000000"/>
+                <w:sz w:val="32"/>
+                <w:szCs w:val="32"/>
+              </w:rPr>
+              <w:t>)</w:t>
+            </w:r>
+            <w:r>
+              <w:rPr>
+                <w:rFonts w:ascii="BRH Malayalam Extra" w:hAnsi="BRH Malayalam Extra" w:cs="BRH Malayalam Extra"/>
+                <w:color w:val="000000"/>
+                <w:sz w:val="32"/>
+                <w:szCs w:val="32"/>
+              </w:rPr>
+              <w:tab/>
+            </w:r>
+            <w:r>
+              <w:rPr>
+                <w:rFonts w:cs="BRH Malayalam Extra"/>
+                <w:color w:val="000000"/>
+                <w:szCs w:val="32"/>
+              </w:rPr>
+              <w:t>4</w:t>
+            </w:r>
+            <w:r>
+              <w:rPr>
+                <w:rFonts w:ascii="BRH Malayalam Extra" w:hAnsi="BRH Malayalam Extra" w:cs="BRH Malayalam Extra"/>
+                <w:color w:val="000000"/>
+                <w:sz w:val="32"/>
+                <w:szCs w:val="32"/>
+              </w:rPr>
+              <w:t>.</w:t>
+            </w:r>
+            <w:r>
+              <w:rPr>
+                <w:rFonts w:cs="BRH Malayalam Extra"/>
+                <w:color w:val="000000"/>
+                <w:szCs w:val="32"/>
+              </w:rPr>
+              <w:t>1</w:t>
+            </w:r>
+            <w:r>
+              <w:rPr>
+                <w:rFonts w:ascii="BRH Malayalam Extra" w:hAnsi="BRH Malayalam Extra" w:cs="BRH Malayalam Extra"/>
+                <w:color w:val="000000"/>
+                <w:sz w:val="32"/>
+                <w:szCs w:val="32"/>
+              </w:rPr>
+              <w:t>.</w:t>
+            </w:r>
+            <w:r>
+              <w:rPr>
+                <w:rFonts w:cs="BRH Malayalam Extra"/>
+                <w:color w:val="000000"/>
+                <w:szCs w:val="32"/>
+              </w:rPr>
+              <w:t>2</w:t>
+            </w:r>
+            <w:r>
+              <w:rPr>
+                <w:rFonts w:ascii="BRH Malayalam Extra" w:hAnsi="BRH Malayalam Extra" w:cs="BRH Malayalam Extra"/>
+                <w:color w:val="000000"/>
+                <w:sz w:val="32"/>
+                <w:szCs w:val="32"/>
+              </w:rPr>
+              <w:t>.</w:t>
+            </w:r>
+            <w:r>
+              <w:rPr>
+                <w:rFonts w:cs="BRH Malayalam Extra"/>
+                <w:color w:val="000000"/>
+                <w:szCs w:val="32"/>
+              </w:rPr>
+              <w:t>1</w:t>
+            </w:r>
+            <w:r>
+              <w:rPr>
+                <w:rFonts w:ascii="BRH Malayalam Extra" w:hAnsi="BRH Malayalam Extra" w:cs="BRH Malayalam Extra"/>
+                <w:color w:val="000000"/>
+                <w:sz w:val="32"/>
+                <w:szCs w:val="32"/>
+              </w:rPr>
+              <w:t>(</w:t>
+            </w:r>
+            <w:r>
+              <w:rPr>
+                <w:rFonts w:cs="BRH Malayalam Extra"/>
+                <w:color w:val="000000"/>
+                <w:szCs w:val="32"/>
+              </w:rPr>
+              <w:t>39</w:t>
+            </w:r>
+            <w:r>
+              <w:rPr>
+                <w:rFonts w:ascii="BRH Malayalam Extra" w:hAnsi="BRH Malayalam Extra" w:cs="BRH Malayalam Extra"/>
+                <w:color w:val="000000"/>
+                <w:sz w:val="32"/>
+                <w:szCs w:val="32"/>
+              </w:rPr>
+              <w:t>)- p£</w:t>
+            </w:r>
+            <w:r>
+              <w:rPr>
+                <w:rFonts w:ascii="BRH Malayalam Extra" w:hAnsi="BRH Malayalam Extra" w:cs="BRH Malayalam Extra"/>
+                <w:color w:val="000000"/>
+                <w:sz w:val="26"/>
+                <w:szCs w:val="32"/>
+              </w:rPr>
+              <w:t>–</w:t>
+            </w:r>
+            <w:r>
+              <w:rPr>
+                <w:rFonts w:ascii="BRH Malayalam Extra" w:hAnsi="BRH Malayalam Extra" w:cs="BRH Malayalam Extra"/>
+                <w:color w:val="000000"/>
+                <w:sz w:val="32"/>
+                <w:szCs w:val="32"/>
+              </w:rPr>
+              <w:t>r</w:t>
+            </w:r>
+            <w:r>
+              <w:rPr>
+                <w:rFonts w:ascii="BRH Malayalam Extra" w:hAnsi="BRH Malayalam Extra" w:cs="BRH Malayalam Extra"/>
+                <w:color w:val="000000"/>
+                <w:sz w:val="26"/>
+                <w:szCs w:val="32"/>
+              </w:rPr>
+              <w:t>–</w:t>
+            </w:r>
+            <w:r>
+              <w:rPr>
+                <w:rFonts w:ascii="BRH Malayalam Extra" w:hAnsi="BRH Malayalam Extra" w:cs="BRH Malayalam Extra"/>
+                <w:color w:val="000000"/>
+                <w:sz w:val="32"/>
+                <w:szCs w:val="32"/>
+              </w:rPr>
+              <w:t>Yû</w:t>
+            </w:r>
+            <w:r>
+              <w:rPr>
+                <w:rFonts w:ascii="BRH Malayalam Extra" w:hAnsi="BRH Malayalam Extra" w:cs="BRH Malayalam Extra"/>
+                <w:color w:val="000000"/>
+                <w:sz w:val="26"/>
+                <w:szCs w:val="32"/>
+              </w:rPr>
+              <w:t>–</w:t>
+            </w:r>
+            <w:r>
+              <w:rPr>
+                <w:rFonts w:ascii="BRH Malayalam Extra" w:hAnsi="BRH Malayalam Extra" w:cs="BRH Malayalam Extra"/>
+                <w:color w:val="000000"/>
+                <w:sz w:val="32"/>
+                <w:szCs w:val="32"/>
+                <w:highlight w:val="yellow"/>
+              </w:rPr>
+              <w:t>s¢</w:t>
+            </w:r>
+            <w:r>
+              <w:rPr>
+                <w:rFonts w:ascii="BRH Malayalam Extra" w:hAnsi="BRH Malayalam Extra" w:cs="BRH Malayalam Extra"/>
+                <w:color w:val="000000"/>
+                <w:sz w:val="32"/>
+                <w:szCs w:val="32"/>
+              </w:rPr>
+              <w:t xml:space="preserve"> ||</w:t>
+            </w:r>
+          </w:p>
+          <w:p>
+            <w:pPr>
+              <w:widowControl w:val="0"/>
+              <w:autoSpaceDE w:val="0"/>
+              <w:autoSpaceDN w:val="0"/>
+              <w:adjustRightInd w:val="0"/>
+              <w:spacing w:before="0" w:line="240" w:lineRule="auto"/>
+              <w:rPr>
+                <w:rFonts w:cs="BRH Malayalam Extra"/>
+                <w:color w:val="FF0000"/>
+                <w:szCs w:val="40"/>
+              </w:rPr>
+            </w:pPr>
+            <w:r>
+              <w:rPr>
+                <w:rFonts w:ascii="BRH Malayalam Extra" w:hAnsi="BRH Malayalam Extra" w:cs="BRH Malayalam Extra"/>
+                <w:color w:val="000000"/>
+                <w:sz w:val="32"/>
+                <w:szCs w:val="32"/>
+              </w:rPr>
+              <w:t>p£</w:t>
+            </w:r>
+            <w:r>
+              <w:rPr>
+                <w:rFonts w:ascii="BRH Malayalam Extra" w:hAnsi="BRH Malayalam Extra" w:cs="BRH Malayalam Extra"/>
+                <w:color w:val="000000"/>
+                <w:sz w:val="26"/>
+                <w:szCs w:val="32"/>
+              </w:rPr>
+              <w:t>–</w:t>
+            </w:r>
+            <w:r>
+              <w:rPr>
+                <w:rFonts w:ascii="BRH Malayalam Extra" w:hAnsi="BRH Malayalam Extra" w:cs="BRH Malayalam Extra"/>
+                <w:color w:val="000000"/>
+                <w:sz w:val="32"/>
+                <w:szCs w:val="32"/>
+              </w:rPr>
+              <w:t>r</w:t>
+            </w:r>
+            <w:r>
+              <w:rPr>
+                <w:rFonts w:ascii="BRH Malayalam Extra" w:hAnsi="BRH Malayalam Extra" w:cs="BRH Malayalam Extra"/>
+                <w:color w:val="000000"/>
+                <w:sz w:val="26"/>
+                <w:szCs w:val="32"/>
+              </w:rPr>
+              <w:t>–</w:t>
+            </w:r>
+            <w:r>
+              <w:rPr>
+                <w:rFonts w:ascii="BRH Malayalam Extra" w:hAnsi="BRH Malayalam Extra" w:cs="BRH Malayalam Extra"/>
+                <w:color w:val="000000"/>
+                <w:sz w:val="32"/>
+                <w:szCs w:val="32"/>
+              </w:rPr>
+              <w:t>Yû</w:t>
+            </w:r>
+            <w:r>
+              <w:rPr>
+                <w:rFonts w:ascii="BRH Malayalam Extra" w:hAnsi="BRH Malayalam Extra" w:cs="BRH Malayalam Extra"/>
+                <w:color w:val="000000"/>
+                <w:sz w:val="26"/>
+                <w:szCs w:val="32"/>
+              </w:rPr>
+              <w:t>–</w:t>
+            </w:r>
+            <w:r>
+              <w:rPr>
+                <w:rFonts w:ascii="BRH Malayalam Extra" w:hAnsi="BRH Malayalam Extra" w:cs="BRH Malayalam Extra"/>
+                <w:color w:val="000000"/>
+                <w:sz w:val="32"/>
+                <w:szCs w:val="32"/>
+              </w:rPr>
+              <w:t>s¢</w:t>
+            </w:r>
+            <w:r>
+              <w:rPr>
+                <w:rFonts w:ascii="BRH Malayalam Extra" w:hAnsi="BRH Malayalam Extra" w:cs="BRH Malayalam Extra"/>
+                <w:color w:val="000000"/>
+                <w:sz w:val="26"/>
+                <w:szCs w:val="32"/>
+              </w:rPr>
+              <w:t>–</w:t>
+            </w:r>
+            <w:r>
+              <w:rPr>
+                <w:rFonts w:ascii="BRH Malayalam Extra" w:hAnsi="BRH Malayalam Extra" w:cs="BRH Malayalam Extra"/>
+                <w:color w:val="000000"/>
+                <w:sz w:val="32"/>
+                <w:szCs w:val="32"/>
+              </w:rPr>
+              <w:t xml:space="preserve"> CZy— p£rY§ - p</w:t>
+            </w:r>
+            <w:r>
+              <w:rPr>
+                <w:rFonts w:ascii="BRH Malayalam Extra" w:hAnsi="BRH Malayalam Extra" w:cs="BRH Malayalam Extra"/>
+                <w:color w:val="000000"/>
+                <w:sz w:val="26"/>
+                <w:szCs w:val="32"/>
+              </w:rPr>
+              <w:t>–</w:t>
+            </w:r>
+            <w:r>
+              <w:rPr>
+                <w:rFonts w:ascii="BRH Malayalam Extra" w:hAnsi="BRH Malayalam Extra" w:cs="BRH Malayalam Extra"/>
+                <w:color w:val="000000"/>
+                <w:sz w:val="32"/>
+                <w:szCs w:val="32"/>
+              </w:rPr>
+              <w:t>s¢</w:t>
+            </w:r>
+            <w:r>
+              <w:rPr>
+                <w:rFonts w:ascii="BRH Malayalam Extra" w:hAnsi="BRH Malayalam Extra" w:cs="BRH Malayalam Extra"/>
+                <w:color w:val="000000"/>
+                <w:sz w:val="26"/>
+                <w:szCs w:val="32"/>
+              </w:rPr>
+              <w:t>–</w:t>
+            </w:r>
+            <w:r>
+              <w:rPr>
+                <w:rFonts w:ascii="BRH Malayalam Extra" w:hAnsi="BRH Malayalam Extra" w:cs="BRH Malayalam Extra"/>
+                <w:color w:val="000000"/>
+                <w:sz w:val="32"/>
+                <w:szCs w:val="32"/>
+              </w:rPr>
+              <w:t xml:space="preserve"> | </w:t>
+            </w:r>
+          </w:p>
+        </w:tc>
+        <w:tc>
+          <w:tcPr>
+            <w:tcW w:w="7371" w:type="dxa"/>
+            <w:tcBorders>
+              <w:top w:val="single" w:sz="4" w:space="0" w:color="000000"/>
+              <w:left w:val="single" w:sz="4" w:space="0" w:color="000000"/>
+              <w:bottom w:val="single" w:sz="4" w:space="0" w:color="000000"/>
+              <w:right w:val="single" w:sz="4" w:space="0" w:color="000000"/>
+            </w:tcBorders>
+          </w:tcPr>
+          <w:p>
+            <w:pPr>
+              <w:widowControl w:val="0"/>
+              <w:autoSpaceDE w:val="0"/>
+              <w:autoSpaceDN w:val="0"/>
+              <w:adjustRightInd w:val="0"/>
+              <w:spacing w:before="0" w:line="240" w:lineRule="auto"/>
+              <w:rPr>
+                <w:rFonts w:ascii="BRH Malayalam Extra" w:hAnsi="BRH Malayalam Extra" w:cs="BRH Malayalam Extra"/>
+                <w:color w:val="000000"/>
+                <w:sz w:val="32"/>
+                <w:szCs w:val="32"/>
+              </w:rPr>
+            </w:pPr>
+            <w:r>
+              <w:rPr>
+                <w:rFonts w:cs="BRH Malayalam Extra"/>
+                <w:color w:val="000000"/>
+                <w:szCs w:val="32"/>
+              </w:rPr>
+              <w:t>39</w:t>
+            </w:r>
+            <w:r>
+              <w:rPr>
+                <w:rFonts w:ascii="BRH Malayalam Extra" w:hAnsi="BRH Malayalam Extra" w:cs="BRH Malayalam Extra"/>
+                <w:color w:val="000000"/>
+                <w:sz w:val="32"/>
+                <w:szCs w:val="32"/>
+              </w:rPr>
+              <w:t>)</w:t>
+            </w:r>
+            <w:r>
+              <w:rPr>
+                <w:rFonts w:ascii="BRH Malayalam Extra" w:hAnsi="BRH Malayalam Extra" w:cs="BRH Malayalam Extra"/>
+                <w:color w:val="000000"/>
+                <w:sz w:val="32"/>
+                <w:szCs w:val="32"/>
+              </w:rPr>
+              <w:tab/>
+            </w:r>
+            <w:r>
+              <w:rPr>
+                <w:rFonts w:cs="BRH Malayalam Extra"/>
+                <w:color w:val="000000"/>
+                <w:szCs w:val="32"/>
+              </w:rPr>
+              <w:t>4</w:t>
+            </w:r>
+            <w:r>
+              <w:rPr>
+                <w:rFonts w:ascii="BRH Malayalam Extra" w:hAnsi="BRH Malayalam Extra" w:cs="BRH Malayalam Extra"/>
+                <w:color w:val="000000"/>
+                <w:sz w:val="32"/>
+                <w:szCs w:val="32"/>
+              </w:rPr>
+              <w:t>.</w:t>
+            </w:r>
+            <w:r>
+              <w:rPr>
+                <w:rFonts w:cs="BRH Malayalam Extra"/>
+                <w:color w:val="000000"/>
+                <w:szCs w:val="32"/>
+              </w:rPr>
+              <w:t>1</w:t>
+            </w:r>
+            <w:r>
+              <w:rPr>
+                <w:rFonts w:ascii="BRH Malayalam Extra" w:hAnsi="BRH Malayalam Extra" w:cs="BRH Malayalam Extra"/>
+                <w:color w:val="000000"/>
+                <w:sz w:val="32"/>
+                <w:szCs w:val="32"/>
+              </w:rPr>
+              <w:t>.</w:t>
+            </w:r>
+            <w:r>
+              <w:rPr>
+                <w:rFonts w:cs="BRH Malayalam Extra"/>
+                <w:color w:val="000000"/>
+                <w:szCs w:val="32"/>
+              </w:rPr>
+              <w:t>2</w:t>
+            </w:r>
+            <w:r>
+              <w:rPr>
+                <w:rFonts w:ascii="BRH Malayalam Extra" w:hAnsi="BRH Malayalam Extra" w:cs="BRH Malayalam Extra"/>
+                <w:color w:val="000000"/>
+                <w:sz w:val="32"/>
+                <w:szCs w:val="32"/>
+              </w:rPr>
+              <w:t>.</w:t>
+            </w:r>
+            <w:r>
+              <w:rPr>
+                <w:rFonts w:cs="BRH Malayalam Extra"/>
+                <w:color w:val="000000"/>
+                <w:szCs w:val="32"/>
+              </w:rPr>
+              <w:t>1</w:t>
+            </w:r>
+            <w:r>
+              <w:rPr>
+                <w:rFonts w:ascii="BRH Malayalam Extra" w:hAnsi="BRH Malayalam Extra" w:cs="BRH Malayalam Extra"/>
+                <w:color w:val="000000"/>
+                <w:sz w:val="32"/>
+                <w:szCs w:val="32"/>
+              </w:rPr>
+              <w:t>(</w:t>
+            </w:r>
+            <w:r>
+              <w:rPr>
+                <w:rFonts w:cs="BRH Malayalam Extra"/>
+                <w:color w:val="000000"/>
+                <w:szCs w:val="32"/>
+              </w:rPr>
+              <w:t>38</w:t>
+            </w:r>
+            <w:r>
+              <w:rPr>
+                <w:rFonts w:ascii="BRH Malayalam Extra" w:hAnsi="BRH Malayalam Extra" w:cs="BRH Malayalam Extra"/>
+                <w:color w:val="000000"/>
+                <w:sz w:val="32"/>
+                <w:szCs w:val="32"/>
+              </w:rPr>
+              <w:t>)- jx¥i˜ | p£</w:t>
+            </w:r>
+            <w:r>
+              <w:rPr>
+                <w:rFonts w:ascii="BRH Malayalam Extra" w:hAnsi="BRH Malayalam Extra" w:cs="BRH Malayalam Extra"/>
+                <w:color w:val="000000"/>
+                <w:sz w:val="26"/>
+                <w:szCs w:val="32"/>
+              </w:rPr>
+              <w:t>–</w:t>
+            </w:r>
+            <w:r>
+              <w:rPr>
+                <w:rFonts w:ascii="BRH Malayalam Extra" w:hAnsi="BRH Malayalam Extra" w:cs="BRH Malayalam Extra"/>
+                <w:color w:val="000000"/>
+                <w:sz w:val="32"/>
+                <w:szCs w:val="32"/>
+              </w:rPr>
+              <w:t>r</w:t>
+            </w:r>
+            <w:r>
+              <w:rPr>
+                <w:rFonts w:ascii="BRH Malayalam Extra" w:hAnsi="BRH Malayalam Extra" w:cs="BRH Malayalam Extra"/>
+                <w:color w:val="000000"/>
+                <w:sz w:val="26"/>
+                <w:szCs w:val="32"/>
+              </w:rPr>
+              <w:t>–</w:t>
+            </w:r>
+            <w:r>
+              <w:rPr>
+                <w:rFonts w:ascii="BRH Malayalam Extra" w:hAnsi="BRH Malayalam Extra" w:cs="BRH Malayalam Extra"/>
+                <w:color w:val="000000"/>
+                <w:sz w:val="32"/>
+                <w:szCs w:val="32"/>
+              </w:rPr>
+              <w:t>Yû</w:t>
+            </w:r>
+            <w:r>
+              <w:rPr>
+                <w:rFonts w:ascii="BRH Malayalam Extra" w:hAnsi="BRH Malayalam Extra" w:cs="BRH Malayalam Extra"/>
+                <w:color w:val="000000"/>
+                <w:sz w:val="26"/>
+                <w:szCs w:val="32"/>
+              </w:rPr>
+              <w:t>–</w:t>
+            </w:r>
+            <w:r>
+              <w:rPr>
+                <w:rFonts w:ascii="BRH Malayalam Extra" w:hAnsi="BRH Malayalam Extra" w:cs="BRH Malayalam Extra"/>
+                <w:color w:val="000000"/>
+                <w:sz w:val="32"/>
+                <w:szCs w:val="32"/>
+                <w:highlight w:val="green"/>
+              </w:rPr>
+              <w:t>s¢</w:t>
+            </w:r>
+            <w:r>
+              <w:rPr>
+                <w:rFonts w:ascii="BRH Malayalam Extra" w:hAnsi="BRH Malayalam Extra" w:cs="BRH Malayalam Extra"/>
+                <w:color w:val="000000"/>
+                <w:sz w:val="26"/>
+                <w:szCs w:val="32"/>
+              </w:rPr>
+              <w:t>–</w:t>
+            </w:r>
+            <w:r>
+              <w:rPr>
+                <w:rFonts w:ascii="BRH Malayalam Extra" w:hAnsi="BRH Malayalam Extra" w:cs="BRH Malayalam Extra"/>
+                <w:color w:val="000000"/>
+                <w:sz w:val="32"/>
+                <w:szCs w:val="32"/>
+              </w:rPr>
+              <w:t xml:space="preserve"> ||</w:t>
+            </w:r>
+          </w:p>
+          <w:p>
+            <w:pPr>
+              <w:widowControl w:val="0"/>
+              <w:autoSpaceDE w:val="0"/>
+              <w:autoSpaceDN w:val="0"/>
+              <w:adjustRightInd w:val="0"/>
+              <w:spacing w:before="0" w:line="240" w:lineRule="auto"/>
+              <w:rPr>
+                <w:rFonts w:ascii="BRH Malayalam Extra" w:hAnsi="BRH Malayalam Extra" w:cs="BRH Malayalam Extra"/>
+                <w:color w:val="000000"/>
+                <w:sz w:val="32"/>
+                <w:szCs w:val="32"/>
+              </w:rPr>
+            </w:pPr>
+            <w:r>
+              <w:rPr>
+                <w:rFonts w:ascii="BRH Malayalam Extra" w:hAnsi="BRH Malayalam Extra" w:cs="BRH Malayalam Extra"/>
+                <w:color w:val="000000"/>
+                <w:sz w:val="32"/>
+                <w:szCs w:val="32"/>
+              </w:rPr>
+              <w:t>jx¥i— p£r</w:t>
+            </w:r>
+            <w:r>
+              <w:rPr>
+                <w:rFonts w:ascii="BRH Malayalam Extra" w:hAnsi="BRH Malayalam Extra" w:cs="BRH Malayalam Extra"/>
+                <w:color w:val="000000"/>
+                <w:sz w:val="32"/>
+                <w:szCs w:val="32"/>
+                <w:highlight w:val="green"/>
+              </w:rPr>
+              <w:t>Yû</w:t>
+            </w:r>
+            <w:r>
+              <w:rPr>
+                <w:rFonts w:ascii="BRH Malayalam Extra" w:hAnsi="BRH Malayalam Extra" w:cs="BRH Malayalam Extra"/>
+                <w:color w:val="000000"/>
+                <w:sz w:val="32"/>
+                <w:szCs w:val="32"/>
+              </w:rPr>
+              <w:t xml:space="preserve">s¢ </w:t>
+            </w:r>
+            <w:r>
+              <w:rPr>
+                <w:rFonts w:ascii="BRH Malayalam Extra" w:hAnsi="BRH Malayalam Extra" w:cs="BRH Malayalam Extra"/>
+                <w:color w:val="000000"/>
+                <w:sz w:val="32"/>
+                <w:szCs w:val="32"/>
+                <w:highlight w:val="green"/>
+              </w:rPr>
+              <w:t>p£</w:t>
+            </w:r>
+            <w:r>
+              <w:rPr>
+                <w:rFonts w:ascii="BRH Malayalam Extra" w:hAnsi="BRH Malayalam Extra" w:cs="BRH Malayalam Extra"/>
+                <w:color w:val="000000"/>
+                <w:sz w:val="32"/>
+                <w:szCs w:val="32"/>
+              </w:rPr>
+              <w:t>r</w:t>
+            </w:r>
+            <w:r>
+              <w:rPr>
+                <w:rFonts w:ascii="BRH Malayalam Extra" w:hAnsi="BRH Malayalam Extra" w:cs="BRH Malayalam Extra"/>
+                <w:color w:val="000000"/>
+                <w:sz w:val="32"/>
+                <w:szCs w:val="32"/>
+                <w:highlight w:val="green"/>
+              </w:rPr>
+              <w:t>Yûs¢</w:t>
+            </w:r>
+            <w:r>
+              <w:rPr>
+                <w:rFonts w:ascii="BRH Malayalam Extra" w:hAnsi="BRH Malayalam Extra" w:cs="BRH Malayalam Extra"/>
+                <w:color w:val="000000"/>
+                <w:sz w:val="26"/>
+                <w:szCs w:val="32"/>
+                <w:highlight w:val="yellow"/>
+              </w:rPr>
+              <w:t>–</w:t>
+            </w:r>
+            <w:r>
+              <w:rPr>
+                <w:rFonts w:ascii="BRH Malayalam Extra" w:hAnsi="BRH Malayalam Extra" w:cs="BRH Malayalam Extra"/>
+                <w:color w:val="000000"/>
+                <w:sz w:val="32"/>
+                <w:szCs w:val="32"/>
+              </w:rPr>
+              <w:t xml:space="preserve"> jx¥i</w:t>
+            </w:r>
+            <w:r>
+              <w:rPr>
+                <w:rFonts w:ascii="BRH Malayalam Extra" w:hAnsi="BRH Malayalam Extra" w:cs="BRH Malayalam Extra"/>
+                <w:color w:val="000000"/>
+                <w:sz w:val="26"/>
+                <w:szCs w:val="32"/>
+              </w:rPr>
+              <w:t>–</w:t>
+            </w:r>
+            <w:r>
+              <w:rPr>
+                <w:rFonts w:ascii="BRH Malayalam Extra" w:hAnsi="BRH Malayalam Extra" w:cs="BRH Malayalam Extra"/>
+                <w:color w:val="000000"/>
+                <w:sz w:val="32"/>
+                <w:szCs w:val="32"/>
+              </w:rPr>
+              <w:t xml:space="preserve"> jx¥i— p£r</w:t>
+            </w:r>
+            <w:r>
+              <w:rPr>
+                <w:rFonts w:ascii="BRH Malayalam Extra" w:hAnsi="BRH Malayalam Extra" w:cs="BRH Malayalam Extra"/>
+                <w:color w:val="000000"/>
+                <w:sz w:val="32"/>
+                <w:szCs w:val="32"/>
+                <w:highlight w:val="green"/>
+              </w:rPr>
+              <w:t>Yû</w:t>
+            </w:r>
+            <w:r>
+              <w:rPr>
+                <w:rFonts w:ascii="BRH Malayalam Extra" w:hAnsi="BRH Malayalam Extra" w:cs="BRH Malayalam Extra"/>
+                <w:color w:val="000000"/>
+                <w:sz w:val="32"/>
+                <w:szCs w:val="32"/>
+              </w:rPr>
+              <w:t xml:space="preserve">s¢ | </w:t>
+            </w:r>
+          </w:p>
+          <w:p>
+            <w:pPr>
+              <w:widowControl w:val="0"/>
+              <w:autoSpaceDE w:val="0"/>
+              <w:autoSpaceDN w:val="0"/>
+              <w:adjustRightInd w:val="0"/>
+              <w:spacing w:before="0" w:line="240" w:lineRule="auto"/>
+              <w:rPr>
+                <w:rFonts w:ascii="BRH Malayalam Extra" w:hAnsi="BRH Malayalam Extra" w:cs="BRH Malayalam Extra"/>
+                <w:color w:val="000000"/>
+                <w:sz w:val="32"/>
+                <w:szCs w:val="32"/>
+              </w:rPr>
+            </w:pPr>
+            <w:r>
+              <w:rPr>
+                <w:rFonts w:cs="BRH Malayalam Extra"/>
+                <w:color w:val="000000"/>
+                <w:szCs w:val="32"/>
+              </w:rPr>
+              <w:t>40</w:t>
+            </w:r>
+            <w:r>
+              <w:rPr>
+                <w:rFonts w:ascii="BRH Malayalam Extra" w:hAnsi="BRH Malayalam Extra" w:cs="BRH Malayalam Extra"/>
+                <w:color w:val="000000"/>
+                <w:sz w:val="32"/>
+                <w:szCs w:val="32"/>
+              </w:rPr>
+              <w:t>)</w:t>
+            </w:r>
+            <w:r>
+              <w:rPr>
+                <w:rFonts w:ascii="BRH Malayalam Extra" w:hAnsi="BRH Malayalam Extra" w:cs="BRH Malayalam Extra"/>
+                <w:color w:val="000000"/>
+                <w:sz w:val="32"/>
+                <w:szCs w:val="32"/>
+              </w:rPr>
+              <w:tab/>
+            </w:r>
+            <w:r>
+              <w:rPr>
+                <w:rFonts w:cs="BRH Malayalam Extra"/>
+                <w:color w:val="000000"/>
+                <w:szCs w:val="32"/>
+              </w:rPr>
+              <w:t>4</w:t>
+            </w:r>
+            <w:r>
+              <w:rPr>
+                <w:rFonts w:ascii="BRH Malayalam Extra" w:hAnsi="BRH Malayalam Extra" w:cs="BRH Malayalam Extra"/>
+                <w:color w:val="000000"/>
+                <w:sz w:val="32"/>
+                <w:szCs w:val="32"/>
+              </w:rPr>
+              <w:t>.</w:t>
+            </w:r>
+            <w:r>
+              <w:rPr>
+                <w:rFonts w:cs="BRH Malayalam Extra"/>
+                <w:color w:val="000000"/>
+                <w:szCs w:val="32"/>
+              </w:rPr>
+              <w:t>1</w:t>
+            </w:r>
+            <w:r>
+              <w:rPr>
+                <w:rFonts w:ascii="BRH Malayalam Extra" w:hAnsi="BRH Malayalam Extra" w:cs="BRH Malayalam Extra"/>
+                <w:color w:val="000000"/>
+                <w:sz w:val="32"/>
+                <w:szCs w:val="32"/>
+              </w:rPr>
+              <w:t>.</w:t>
+            </w:r>
+            <w:r>
+              <w:rPr>
+                <w:rFonts w:cs="BRH Malayalam Extra"/>
+                <w:color w:val="000000"/>
+                <w:szCs w:val="32"/>
+              </w:rPr>
+              <w:t>2</w:t>
+            </w:r>
+            <w:r>
+              <w:rPr>
+                <w:rFonts w:ascii="BRH Malayalam Extra" w:hAnsi="BRH Malayalam Extra" w:cs="BRH Malayalam Extra"/>
+                <w:color w:val="000000"/>
+                <w:sz w:val="32"/>
+                <w:szCs w:val="32"/>
+              </w:rPr>
+              <w:t>.</w:t>
+            </w:r>
+            <w:r>
+              <w:rPr>
+                <w:rFonts w:cs="BRH Malayalam Extra"/>
+                <w:color w:val="000000"/>
+                <w:szCs w:val="32"/>
+              </w:rPr>
+              <w:t>1</w:t>
+            </w:r>
+            <w:r>
+              <w:rPr>
+                <w:rFonts w:ascii="BRH Malayalam Extra" w:hAnsi="BRH Malayalam Extra" w:cs="BRH Malayalam Extra"/>
+                <w:color w:val="000000"/>
+                <w:sz w:val="32"/>
+                <w:szCs w:val="32"/>
+              </w:rPr>
+              <w:t>(</w:t>
+            </w:r>
+            <w:r>
+              <w:rPr>
+                <w:rFonts w:cs="BRH Malayalam Extra"/>
+                <w:color w:val="000000"/>
+                <w:szCs w:val="32"/>
+              </w:rPr>
+              <w:t>39</w:t>
+            </w:r>
+            <w:r>
+              <w:rPr>
+                <w:rFonts w:ascii="BRH Malayalam Extra" w:hAnsi="BRH Malayalam Extra" w:cs="BRH Malayalam Extra"/>
+                <w:color w:val="000000"/>
+                <w:sz w:val="32"/>
+                <w:szCs w:val="32"/>
+              </w:rPr>
+              <w:t>)- p£</w:t>
+            </w:r>
+            <w:r>
+              <w:rPr>
+                <w:rFonts w:ascii="BRH Malayalam Extra" w:hAnsi="BRH Malayalam Extra" w:cs="BRH Malayalam Extra"/>
+                <w:color w:val="000000"/>
+                <w:sz w:val="26"/>
+                <w:szCs w:val="32"/>
+              </w:rPr>
+              <w:t>–</w:t>
+            </w:r>
+            <w:r>
+              <w:rPr>
+                <w:rFonts w:ascii="BRH Malayalam Extra" w:hAnsi="BRH Malayalam Extra" w:cs="BRH Malayalam Extra"/>
+                <w:color w:val="000000"/>
+                <w:sz w:val="32"/>
+                <w:szCs w:val="32"/>
+              </w:rPr>
+              <w:t>r</w:t>
+            </w:r>
+            <w:r>
+              <w:rPr>
+                <w:rFonts w:ascii="BRH Malayalam Extra" w:hAnsi="BRH Malayalam Extra" w:cs="BRH Malayalam Extra"/>
+                <w:color w:val="000000"/>
+                <w:sz w:val="26"/>
+                <w:szCs w:val="32"/>
+              </w:rPr>
+              <w:t>–</w:t>
+            </w:r>
+            <w:r>
+              <w:rPr>
+                <w:rFonts w:ascii="BRH Malayalam Extra" w:hAnsi="BRH Malayalam Extra" w:cs="BRH Malayalam Extra"/>
+                <w:color w:val="000000"/>
+                <w:sz w:val="32"/>
+                <w:szCs w:val="32"/>
+              </w:rPr>
+              <w:t>Yû</w:t>
+            </w:r>
+            <w:r>
+              <w:rPr>
+                <w:rFonts w:ascii="BRH Malayalam Extra" w:hAnsi="BRH Malayalam Extra" w:cs="BRH Malayalam Extra"/>
+                <w:color w:val="000000"/>
+                <w:sz w:val="26"/>
+                <w:szCs w:val="32"/>
+              </w:rPr>
+              <w:t>–</w:t>
+            </w:r>
+            <w:r>
+              <w:rPr>
+                <w:rFonts w:ascii="BRH Malayalam Extra" w:hAnsi="BRH Malayalam Extra" w:cs="BRH Malayalam Extra"/>
+                <w:color w:val="000000"/>
+                <w:sz w:val="32"/>
+                <w:szCs w:val="32"/>
+                <w:highlight w:val="green"/>
+              </w:rPr>
+              <w:t>s¢</w:t>
+            </w:r>
+            <w:r>
+              <w:rPr>
+                <w:rFonts w:ascii="BRH Malayalam Extra" w:hAnsi="BRH Malayalam Extra" w:cs="BRH Malayalam Extra"/>
+                <w:color w:val="000000"/>
+                <w:sz w:val="26"/>
+                <w:szCs w:val="32"/>
+              </w:rPr>
+              <w:t>–</w:t>
+            </w:r>
+            <w:r>
+              <w:rPr>
+                <w:rFonts w:ascii="BRH Malayalam Extra" w:hAnsi="BRH Malayalam Extra" w:cs="BRH Malayalam Extra"/>
+                <w:color w:val="000000"/>
+                <w:sz w:val="32"/>
+                <w:szCs w:val="32"/>
+              </w:rPr>
+              <w:t xml:space="preserve"> ||</w:t>
+            </w:r>
+          </w:p>
+          <w:p>
+            <w:pPr>
+              <w:widowControl w:val="0"/>
+              <w:autoSpaceDE w:val="0"/>
+              <w:autoSpaceDN w:val="0"/>
+              <w:adjustRightInd w:val="0"/>
+              <w:spacing w:before="0" w:line="240" w:lineRule="auto"/>
+              <w:rPr>
+                <w:rFonts w:cs="BRH Malayalam Extra"/>
+                <w:color w:val="FF0000"/>
+                <w:szCs w:val="40"/>
+              </w:rPr>
+            </w:pPr>
+            <w:r>
+              <w:rPr>
+                <w:rFonts w:ascii="BRH Malayalam Extra" w:hAnsi="BRH Malayalam Extra" w:cs="BRH Malayalam Extra"/>
+                <w:color w:val="000000"/>
+                <w:sz w:val="32"/>
+                <w:szCs w:val="32"/>
+              </w:rPr>
+              <w:t>p£</w:t>
+            </w:r>
+            <w:r>
+              <w:rPr>
+                <w:rFonts w:ascii="BRH Malayalam Extra" w:hAnsi="BRH Malayalam Extra" w:cs="BRH Malayalam Extra"/>
+                <w:color w:val="000000"/>
+                <w:sz w:val="26"/>
+                <w:szCs w:val="32"/>
+              </w:rPr>
+              <w:t>–</w:t>
+            </w:r>
+            <w:r>
+              <w:rPr>
+                <w:rFonts w:ascii="BRH Malayalam Extra" w:hAnsi="BRH Malayalam Extra" w:cs="BRH Malayalam Extra"/>
+                <w:color w:val="000000"/>
+                <w:sz w:val="32"/>
+                <w:szCs w:val="32"/>
+              </w:rPr>
+              <w:t>r</w:t>
+            </w:r>
+            <w:r>
+              <w:rPr>
+                <w:rFonts w:ascii="BRH Malayalam Extra" w:hAnsi="BRH Malayalam Extra" w:cs="BRH Malayalam Extra"/>
+                <w:color w:val="000000"/>
+                <w:sz w:val="26"/>
+                <w:szCs w:val="32"/>
+              </w:rPr>
+              <w:t>–</w:t>
+            </w:r>
+            <w:r>
+              <w:rPr>
+                <w:rFonts w:ascii="BRH Malayalam Extra" w:hAnsi="BRH Malayalam Extra" w:cs="BRH Malayalam Extra"/>
+                <w:color w:val="000000"/>
+                <w:sz w:val="32"/>
+                <w:szCs w:val="32"/>
+              </w:rPr>
+              <w:t>Yû</w:t>
+            </w:r>
+            <w:r>
+              <w:rPr>
+                <w:rFonts w:ascii="BRH Malayalam Extra" w:hAnsi="BRH Malayalam Extra" w:cs="BRH Malayalam Extra"/>
+                <w:color w:val="000000"/>
+                <w:sz w:val="26"/>
+                <w:szCs w:val="32"/>
+              </w:rPr>
+              <w:t>–</w:t>
+            </w:r>
+            <w:r>
+              <w:rPr>
+                <w:rFonts w:ascii="BRH Malayalam Extra" w:hAnsi="BRH Malayalam Extra" w:cs="BRH Malayalam Extra"/>
+                <w:color w:val="000000"/>
+                <w:sz w:val="32"/>
+                <w:szCs w:val="32"/>
+              </w:rPr>
+              <w:t>s¢</w:t>
+            </w:r>
+            <w:r>
+              <w:rPr>
+                <w:rFonts w:ascii="BRH Malayalam Extra" w:hAnsi="BRH Malayalam Extra" w:cs="BRH Malayalam Extra"/>
+                <w:color w:val="000000"/>
+                <w:sz w:val="26"/>
+                <w:szCs w:val="32"/>
+              </w:rPr>
+              <w:t>–</w:t>
+            </w:r>
+            <w:r>
+              <w:rPr>
+                <w:rFonts w:ascii="BRH Malayalam Extra" w:hAnsi="BRH Malayalam Extra" w:cs="BRH Malayalam Extra"/>
+                <w:color w:val="000000"/>
+                <w:sz w:val="32"/>
+                <w:szCs w:val="32"/>
+              </w:rPr>
+              <w:t xml:space="preserve"> CZy— p£rY§ - p</w:t>
+            </w:r>
+            <w:r>
+              <w:rPr>
+                <w:rFonts w:ascii="BRH Malayalam Extra" w:hAnsi="BRH Malayalam Extra" w:cs="BRH Malayalam Extra"/>
+                <w:color w:val="000000"/>
+                <w:sz w:val="26"/>
+                <w:szCs w:val="32"/>
+              </w:rPr>
+              <w:t>–</w:t>
+            </w:r>
+            <w:r>
+              <w:rPr>
+                <w:rFonts w:ascii="BRH Malayalam Extra" w:hAnsi="BRH Malayalam Extra" w:cs="BRH Malayalam Extra"/>
+                <w:color w:val="000000"/>
+                <w:sz w:val="32"/>
+                <w:szCs w:val="32"/>
+              </w:rPr>
+              <w:t>s¢</w:t>
+            </w:r>
+            <w:r>
+              <w:rPr>
+                <w:rFonts w:ascii="BRH Malayalam Extra" w:hAnsi="BRH Malayalam Extra" w:cs="BRH Malayalam Extra"/>
+                <w:color w:val="000000"/>
+                <w:sz w:val="26"/>
+                <w:szCs w:val="32"/>
+              </w:rPr>
+              <w:t>–</w:t>
+            </w:r>
+            <w:r>
+              <w:rPr>
+                <w:rFonts w:ascii="BRH Malayalam Extra" w:hAnsi="BRH Malayalam Extra" w:cs="BRH Malayalam Extra"/>
+                <w:color w:val="000000"/>
+                <w:sz w:val="32"/>
+                <w:szCs w:val="32"/>
+              </w:rPr>
+              <w:t xml:space="preserve"> | </w:t>
+            </w:r>
+          </w:p>
+        </w:tc>
+      </w:tr>
+      <w:tr>
+        <w:trPr>
+          <w:trHeight w:val="1123"/>
+        </w:trPr>
+        <w:tc>
+          <w:tcPr>
+            <w:tcW w:w="7166" w:type="dxa"/>
+            <w:tcBorders>
+              <w:top w:val="single" w:sz="4" w:space="0" w:color="000000"/>
+              <w:left w:val="single" w:sz="4" w:space="0" w:color="000000"/>
+              <w:bottom w:val="single" w:sz="4" w:space="0" w:color="000000"/>
+              <w:right w:val="single" w:sz="4" w:space="0" w:color="000000"/>
+            </w:tcBorders>
+          </w:tcPr>
+          <w:p>
+            <w:pPr>
+              <w:widowControl w:val="0"/>
+              <w:autoSpaceDE w:val="0"/>
+              <w:autoSpaceDN w:val="0"/>
+              <w:adjustRightInd w:val="0"/>
+              <w:spacing w:before="0" w:line="240" w:lineRule="auto"/>
+              <w:rPr>
+                <w:rFonts w:ascii="BRH Malayalam Extra" w:hAnsi="BRH Malayalam Extra" w:cs="BRH Malayalam Extra"/>
+                <w:color w:val="000000"/>
+                <w:sz w:val="32"/>
+                <w:szCs w:val="32"/>
+              </w:rPr>
+            </w:pPr>
+            <w:r>
+              <w:rPr>
+                <w:rFonts w:cs="BRH Malayalam Extra"/>
+                <w:color w:val="000000"/>
+                <w:szCs w:val="32"/>
+              </w:rPr>
+              <w:t>14</w:t>
+            </w:r>
+            <w:r>
+              <w:rPr>
+                <w:rFonts w:ascii="BRH Malayalam Extra" w:hAnsi="BRH Malayalam Extra" w:cs="BRH Malayalam Extra"/>
+                <w:color w:val="000000"/>
+                <w:sz w:val="32"/>
+                <w:szCs w:val="32"/>
+              </w:rPr>
+              <w:t>)</w:t>
+            </w:r>
+            <w:r>
+              <w:rPr>
+                <w:rFonts w:ascii="BRH Malayalam Extra" w:hAnsi="BRH Malayalam Extra" w:cs="BRH Malayalam Extra"/>
+                <w:color w:val="000000"/>
+                <w:sz w:val="32"/>
+                <w:szCs w:val="32"/>
+              </w:rPr>
+              <w:tab/>
+            </w:r>
+            <w:r>
+              <w:rPr>
+                <w:rFonts w:cs="BRH Malayalam Extra"/>
+                <w:color w:val="000000"/>
+                <w:szCs w:val="32"/>
+              </w:rPr>
+              <w:t>4</w:t>
+            </w:r>
+            <w:r>
+              <w:rPr>
+                <w:rFonts w:ascii="BRH Malayalam Extra" w:hAnsi="BRH Malayalam Extra" w:cs="BRH Malayalam Extra"/>
+                <w:color w:val="000000"/>
+                <w:sz w:val="32"/>
+                <w:szCs w:val="32"/>
+              </w:rPr>
+              <w:t>.</w:t>
+            </w:r>
+            <w:r>
+              <w:rPr>
+                <w:rFonts w:cs="BRH Malayalam Extra"/>
+                <w:color w:val="000000"/>
+                <w:szCs w:val="32"/>
+              </w:rPr>
+              <w:t>1</w:t>
+            </w:r>
+            <w:r>
+              <w:rPr>
+                <w:rFonts w:ascii="BRH Malayalam Extra" w:hAnsi="BRH Malayalam Extra" w:cs="BRH Malayalam Extra"/>
+                <w:color w:val="000000"/>
+                <w:sz w:val="32"/>
+                <w:szCs w:val="32"/>
+              </w:rPr>
+              <w:t>.</w:t>
+            </w:r>
+            <w:r>
+              <w:rPr>
+                <w:rFonts w:cs="BRH Malayalam Extra"/>
+                <w:color w:val="000000"/>
+                <w:szCs w:val="32"/>
+              </w:rPr>
+              <w:t>4</w:t>
+            </w:r>
+            <w:r>
+              <w:rPr>
+                <w:rFonts w:ascii="BRH Malayalam Extra" w:hAnsi="BRH Malayalam Extra" w:cs="BRH Malayalam Extra"/>
+                <w:color w:val="000000"/>
+                <w:sz w:val="32"/>
+                <w:szCs w:val="32"/>
+              </w:rPr>
+              <w:t>.</w:t>
+            </w:r>
+            <w:r>
+              <w:rPr>
+                <w:rFonts w:cs="BRH Malayalam Extra"/>
+                <w:color w:val="000000"/>
+                <w:szCs w:val="32"/>
+              </w:rPr>
+              <w:t>3</w:t>
+            </w:r>
+            <w:r>
+              <w:rPr>
+                <w:rFonts w:ascii="BRH Malayalam Extra" w:hAnsi="BRH Malayalam Extra" w:cs="BRH Malayalam Extra"/>
+                <w:color w:val="000000"/>
+                <w:sz w:val="32"/>
+                <w:szCs w:val="32"/>
+              </w:rPr>
+              <w:t>(</w:t>
+            </w:r>
+            <w:r>
+              <w:rPr>
+                <w:rFonts w:cs="BRH Malayalam Extra"/>
+                <w:color w:val="000000"/>
+                <w:szCs w:val="32"/>
+              </w:rPr>
+              <w:t>12</w:t>
+            </w:r>
+            <w:r>
+              <w:rPr>
+                <w:rFonts w:ascii="BRH Malayalam Extra" w:hAnsi="BRH Malayalam Extra" w:cs="BRH Malayalam Extra"/>
+                <w:color w:val="000000"/>
+                <w:sz w:val="32"/>
+                <w:szCs w:val="32"/>
+              </w:rPr>
+              <w:t>)- pd</w:t>
+            </w:r>
+            <w:r>
+              <w:rPr>
+                <w:rFonts w:ascii="BRH Malayalam Extra" w:hAnsi="BRH Malayalam Extra" w:cs="BRH Malayalam Extra"/>
+                <w:color w:val="000000"/>
+                <w:sz w:val="26"/>
+                <w:szCs w:val="32"/>
+              </w:rPr>
+              <w:t>–</w:t>
+            </w:r>
+            <w:r>
+              <w:rPr>
+                <w:rFonts w:ascii="BRH Malayalam Extra" w:hAnsi="BRH Malayalam Extra" w:cs="BRH Malayalam Extra"/>
+                <w:color w:val="000000"/>
+                <w:sz w:val="32"/>
+                <w:szCs w:val="32"/>
+              </w:rPr>
+              <w:t>sðZz©— ||</w:t>
+            </w:r>
+          </w:p>
+          <w:p>
+            <w:pPr>
+              <w:widowControl w:val="0"/>
+              <w:autoSpaceDE w:val="0"/>
+              <w:autoSpaceDN w:val="0"/>
+              <w:adjustRightInd w:val="0"/>
+              <w:spacing w:before="0" w:line="240" w:lineRule="auto"/>
+              <w:rPr>
+                <w:rFonts w:cs="BRH Malayalam Extra"/>
+                <w:color w:val="FF0000"/>
+                <w:szCs w:val="40"/>
+              </w:rPr>
+            </w:pPr>
+            <w:r>
+              <w:rPr>
+                <w:rFonts w:ascii="BRH Malayalam Extra" w:hAnsi="BRH Malayalam Extra" w:cs="BRH Malayalam Extra"/>
+                <w:color w:val="000000"/>
+                <w:sz w:val="32"/>
+                <w:szCs w:val="32"/>
+              </w:rPr>
+              <w:t>pd</w:t>
+            </w:r>
+            <w:r>
+              <w:rPr>
+                <w:rFonts w:ascii="BRH Malayalam Extra" w:hAnsi="BRH Malayalam Extra" w:cs="BRH Malayalam Extra"/>
+                <w:color w:val="000000"/>
+                <w:sz w:val="26"/>
+                <w:szCs w:val="32"/>
+              </w:rPr>
+              <w:t>–</w:t>
+            </w:r>
+            <w:r>
+              <w:rPr>
+                <w:rFonts w:ascii="BRH Malayalam Extra" w:hAnsi="BRH Malayalam Extra" w:cs="BRH Malayalam Extra"/>
+                <w:color w:val="000000"/>
+                <w:sz w:val="32"/>
+                <w:szCs w:val="32"/>
+              </w:rPr>
+              <w:t>sðZz</w:t>
+            </w:r>
+            <w:r>
+              <w:rPr>
+                <w:rFonts w:ascii="BRH Malayalam Extra" w:hAnsi="BRH Malayalam Extra" w:cs="BRH Malayalam Extra"/>
+                <w:color w:val="000000"/>
+                <w:sz w:val="26"/>
+                <w:szCs w:val="32"/>
+              </w:rPr>
+              <w:t>–</w:t>
+            </w:r>
+            <w:r>
+              <w:rPr>
+                <w:rFonts w:ascii="BRH Malayalam Extra" w:hAnsi="BRH Malayalam Extra" w:cs="BRH Malayalam Extra"/>
+                <w:color w:val="000000"/>
+                <w:sz w:val="32"/>
+                <w:szCs w:val="32"/>
+              </w:rPr>
+              <w:t>dy</w:t>
+            </w:r>
+            <w:r>
+              <w:rPr>
+                <w:rFonts w:ascii="BRH Malayalam Extra" w:hAnsi="BRH Malayalam Extra" w:cs="BRH Malayalam Extra"/>
+                <w:color w:val="000000"/>
+                <w:sz w:val="32"/>
+                <w:szCs w:val="32"/>
+                <w:highlight w:val="yellow"/>
+              </w:rPr>
+              <w:t>Zy</w:t>
+            </w:r>
+            <w:r>
+              <w:rPr>
+                <w:rFonts w:ascii="BRH Malayalam Extra" w:hAnsi="BRH Malayalam Extra" w:cs="BRH Malayalam Extra"/>
+                <w:color w:val="000000"/>
+                <w:sz w:val="32"/>
+                <w:szCs w:val="32"/>
+              </w:rPr>
+              <w:t>— pd</w:t>
+            </w:r>
+            <w:r>
+              <w:rPr>
+                <w:rFonts w:ascii="BRH Malayalam Extra" w:hAnsi="BRH Malayalam Extra" w:cs="BRH Malayalam Extra"/>
+                <w:color w:val="000000"/>
+                <w:sz w:val="26"/>
+                <w:szCs w:val="32"/>
+              </w:rPr>
+              <w:t>–</w:t>
+            </w:r>
+            <w:r>
+              <w:rPr>
+                <w:rFonts w:ascii="BRH Malayalam Extra" w:hAnsi="BRH Malayalam Extra" w:cs="BRH Malayalam Extra"/>
+                <w:color w:val="000000"/>
+                <w:sz w:val="32"/>
+                <w:szCs w:val="32"/>
+              </w:rPr>
+              <w:t xml:space="preserve">sðZz©— | </w:t>
+            </w:r>
+          </w:p>
+        </w:tc>
+        <w:tc>
+          <w:tcPr>
+            <w:tcW w:w="7371" w:type="dxa"/>
+            <w:tcBorders>
+              <w:top w:val="single" w:sz="4" w:space="0" w:color="000000"/>
+              <w:left w:val="single" w:sz="4" w:space="0" w:color="000000"/>
+              <w:bottom w:val="single" w:sz="4" w:space="0" w:color="000000"/>
+              <w:right w:val="single" w:sz="4" w:space="0" w:color="000000"/>
+            </w:tcBorders>
+          </w:tcPr>
+          <w:p>
+            <w:pPr>
+              <w:widowControl w:val="0"/>
+              <w:autoSpaceDE w:val="0"/>
+              <w:autoSpaceDN w:val="0"/>
+              <w:adjustRightInd w:val="0"/>
+              <w:spacing w:before="0" w:line="240" w:lineRule="auto"/>
+              <w:rPr>
+                <w:rFonts w:ascii="BRH Malayalam Extra" w:hAnsi="BRH Malayalam Extra" w:cs="BRH Malayalam Extra"/>
+                <w:color w:val="000000"/>
+                <w:sz w:val="32"/>
+                <w:szCs w:val="32"/>
+              </w:rPr>
+            </w:pPr>
+            <w:r>
+              <w:rPr>
+                <w:rFonts w:cs="BRH Malayalam Extra"/>
+                <w:color w:val="000000"/>
+                <w:szCs w:val="32"/>
+              </w:rPr>
+              <w:t>14</w:t>
+            </w:r>
+            <w:r>
+              <w:rPr>
+                <w:rFonts w:ascii="BRH Malayalam Extra" w:hAnsi="BRH Malayalam Extra" w:cs="BRH Malayalam Extra"/>
+                <w:color w:val="000000"/>
+                <w:sz w:val="32"/>
+                <w:szCs w:val="32"/>
+              </w:rPr>
+              <w:t>)</w:t>
+            </w:r>
+            <w:r>
+              <w:rPr>
+                <w:rFonts w:ascii="BRH Malayalam Extra" w:hAnsi="BRH Malayalam Extra" w:cs="BRH Malayalam Extra"/>
+                <w:color w:val="000000"/>
+                <w:sz w:val="32"/>
+                <w:szCs w:val="32"/>
+              </w:rPr>
+              <w:tab/>
+            </w:r>
+            <w:r>
+              <w:rPr>
+                <w:rFonts w:cs="BRH Malayalam Extra"/>
+                <w:color w:val="000000"/>
+                <w:szCs w:val="32"/>
+              </w:rPr>
+              <w:t>4</w:t>
+            </w:r>
+            <w:r>
+              <w:rPr>
+                <w:rFonts w:ascii="BRH Malayalam Extra" w:hAnsi="BRH Malayalam Extra" w:cs="BRH Malayalam Extra"/>
+                <w:color w:val="000000"/>
+                <w:sz w:val="32"/>
+                <w:szCs w:val="32"/>
+              </w:rPr>
+              <w:t>.</w:t>
+            </w:r>
+            <w:r>
+              <w:rPr>
+                <w:rFonts w:cs="BRH Malayalam Extra"/>
+                <w:color w:val="000000"/>
+                <w:szCs w:val="32"/>
+              </w:rPr>
+              <w:t>1</w:t>
+            </w:r>
+            <w:r>
+              <w:rPr>
+                <w:rFonts w:ascii="BRH Malayalam Extra" w:hAnsi="BRH Malayalam Extra" w:cs="BRH Malayalam Extra"/>
+                <w:color w:val="000000"/>
+                <w:sz w:val="32"/>
+                <w:szCs w:val="32"/>
+              </w:rPr>
+              <w:t>.</w:t>
+            </w:r>
+            <w:r>
+              <w:rPr>
+                <w:rFonts w:cs="BRH Malayalam Extra"/>
+                <w:color w:val="000000"/>
+                <w:szCs w:val="32"/>
+              </w:rPr>
+              <w:t>4</w:t>
+            </w:r>
+            <w:r>
+              <w:rPr>
+                <w:rFonts w:ascii="BRH Malayalam Extra" w:hAnsi="BRH Malayalam Extra" w:cs="BRH Malayalam Extra"/>
+                <w:color w:val="000000"/>
+                <w:sz w:val="32"/>
+                <w:szCs w:val="32"/>
+              </w:rPr>
+              <w:t>.</w:t>
+            </w:r>
+            <w:r>
+              <w:rPr>
+                <w:rFonts w:cs="BRH Malayalam Extra"/>
+                <w:color w:val="000000"/>
+                <w:szCs w:val="32"/>
+              </w:rPr>
+              <w:t>3</w:t>
+            </w:r>
+            <w:r>
+              <w:rPr>
+                <w:rFonts w:ascii="BRH Malayalam Extra" w:hAnsi="BRH Malayalam Extra" w:cs="BRH Malayalam Extra"/>
+                <w:color w:val="000000"/>
+                <w:sz w:val="32"/>
+                <w:szCs w:val="32"/>
+              </w:rPr>
+              <w:t>(</w:t>
+            </w:r>
+            <w:r>
+              <w:rPr>
+                <w:rFonts w:cs="BRH Malayalam Extra"/>
+                <w:color w:val="000000"/>
+                <w:szCs w:val="32"/>
+              </w:rPr>
+              <w:t>12</w:t>
+            </w:r>
+            <w:r>
+              <w:rPr>
+                <w:rFonts w:ascii="BRH Malayalam Extra" w:hAnsi="BRH Malayalam Extra" w:cs="BRH Malayalam Extra"/>
+                <w:color w:val="000000"/>
+                <w:sz w:val="32"/>
+                <w:szCs w:val="32"/>
+              </w:rPr>
+              <w:t>)- pd</w:t>
+            </w:r>
+            <w:r>
+              <w:rPr>
+                <w:rFonts w:ascii="BRH Malayalam Extra" w:hAnsi="BRH Malayalam Extra" w:cs="BRH Malayalam Extra"/>
+                <w:color w:val="000000"/>
+                <w:sz w:val="26"/>
+                <w:szCs w:val="32"/>
+              </w:rPr>
+              <w:t>–</w:t>
+            </w:r>
+            <w:r>
+              <w:rPr>
+                <w:rFonts w:ascii="BRH Malayalam Extra" w:hAnsi="BRH Malayalam Extra" w:cs="BRH Malayalam Extra"/>
+                <w:color w:val="000000"/>
+                <w:sz w:val="32"/>
+                <w:szCs w:val="32"/>
+              </w:rPr>
+              <w:t>sðZz©— ||</w:t>
+            </w:r>
+          </w:p>
+          <w:p>
+            <w:pPr>
+              <w:widowControl w:val="0"/>
+              <w:autoSpaceDE w:val="0"/>
+              <w:autoSpaceDN w:val="0"/>
+              <w:adjustRightInd w:val="0"/>
+              <w:spacing w:before="0" w:line="240" w:lineRule="auto"/>
+              <w:rPr>
+                <w:rFonts w:cs="BRH Malayalam Extra"/>
+                <w:color w:val="FF0000"/>
+                <w:szCs w:val="40"/>
+              </w:rPr>
+            </w:pPr>
+            <w:r>
+              <w:rPr>
+                <w:rFonts w:ascii="BRH Malayalam Extra" w:hAnsi="BRH Malayalam Extra" w:cs="BRH Malayalam Extra"/>
+                <w:color w:val="000000"/>
+                <w:sz w:val="32"/>
+                <w:szCs w:val="32"/>
+              </w:rPr>
+              <w:t>pd</w:t>
+            </w:r>
+            <w:r>
+              <w:rPr>
+                <w:rFonts w:ascii="BRH Malayalam Extra" w:hAnsi="BRH Malayalam Extra" w:cs="BRH Malayalam Extra"/>
+                <w:color w:val="000000"/>
+                <w:sz w:val="26"/>
+                <w:szCs w:val="32"/>
+              </w:rPr>
+              <w:t>–</w:t>
+            </w:r>
+            <w:r>
+              <w:rPr>
+                <w:rFonts w:ascii="BRH Malayalam Extra" w:hAnsi="BRH Malayalam Extra" w:cs="BRH Malayalam Extra"/>
+                <w:color w:val="000000"/>
+                <w:sz w:val="32"/>
+                <w:szCs w:val="32"/>
+              </w:rPr>
+              <w:t>sðZz</w:t>
+            </w:r>
+            <w:r>
+              <w:rPr>
+                <w:rFonts w:ascii="BRH Malayalam Extra" w:hAnsi="BRH Malayalam Extra" w:cs="BRH Malayalam Extra"/>
+                <w:color w:val="000000"/>
+                <w:sz w:val="26"/>
+                <w:szCs w:val="32"/>
+              </w:rPr>
+              <w:t>–</w:t>
+            </w:r>
+            <w:r>
+              <w:rPr>
+                <w:rFonts w:ascii="BRH Malayalam Extra" w:hAnsi="BRH Malayalam Extra" w:cs="BRH Malayalam Extra"/>
+                <w:color w:val="000000"/>
+                <w:sz w:val="32"/>
+                <w:szCs w:val="32"/>
+              </w:rPr>
+              <w:t>dy</w:t>
+            </w:r>
+            <w:r>
+              <w:rPr>
+                <w:rFonts w:ascii="BRH Malayalam Extra" w:hAnsi="BRH Malayalam Extra" w:cs="BRH Malayalam Extra"/>
+                <w:color w:val="000000"/>
+                <w:sz w:val="32"/>
+                <w:szCs w:val="32"/>
+                <w:highlight w:val="green"/>
+              </w:rPr>
+              <w:t>Zy</w:t>
+            </w:r>
+            <w:r>
+              <w:rPr>
+                <w:rFonts w:ascii="BRH Malayalam Extra" w:hAnsi="BRH Malayalam Extra" w:cs="BRH Malayalam Extra"/>
+                <w:color w:val="000000"/>
+                <w:sz w:val="26"/>
+                <w:szCs w:val="32"/>
+              </w:rPr>
+              <w:t>–</w:t>
+            </w:r>
+            <w:r>
+              <w:rPr>
+                <w:rFonts w:ascii="BRH Malayalam Extra" w:hAnsi="BRH Malayalam Extra" w:cs="BRH Malayalam Extra"/>
+                <w:color w:val="000000"/>
+                <w:sz w:val="32"/>
+                <w:szCs w:val="32"/>
+              </w:rPr>
+              <w:t xml:space="preserve"> pd</w:t>
+            </w:r>
+            <w:r>
+              <w:rPr>
+                <w:rFonts w:ascii="BRH Malayalam Extra" w:hAnsi="BRH Malayalam Extra" w:cs="BRH Malayalam Extra"/>
+                <w:color w:val="000000"/>
+                <w:sz w:val="26"/>
+                <w:szCs w:val="32"/>
+              </w:rPr>
+              <w:t>–</w:t>
+            </w:r>
+            <w:r>
+              <w:rPr>
+                <w:rFonts w:ascii="BRH Malayalam Extra" w:hAnsi="BRH Malayalam Extra" w:cs="BRH Malayalam Extra"/>
+                <w:color w:val="000000"/>
+                <w:sz w:val="32"/>
+                <w:szCs w:val="32"/>
+              </w:rPr>
+              <w:t xml:space="preserve">sðZz©— | </w:t>
+            </w:r>
+          </w:p>
+        </w:tc>
+      </w:tr>
+      <w:tr>
+        <w:trPr>
+          <w:trHeight w:val="771"/>
+        </w:trPr>
+        <w:tc>
+          <w:tcPr>
+            <w:tcW w:w="7166" w:type="dxa"/>
+            <w:tcBorders>
+              <w:top w:val="single" w:sz="4" w:space="0" w:color="000000"/>
+              <w:left w:val="single" w:sz="4" w:space="0" w:color="000000"/>
+              <w:bottom w:val="single" w:sz="4" w:space="0" w:color="000000"/>
+              <w:right w:val="single" w:sz="4" w:space="0" w:color="000000"/>
+            </w:tcBorders>
+          </w:tcPr>
+          <w:p>
+            <w:pPr>
+              <w:widowControl w:val="0"/>
+              <w:autoSpaceDE w:val="0"/>
+              <w:autoSpaceDN w:val="0"/>
+              <w:adjustRightInd w:val="0"/>
+              <w:spacing w:before="0" w:line="240" w:lineRule="auto"/>
+              <w:rPr>
+                <w:rFonts w:cs="BRH Malayalam Extra"/>
+                <w:color w:val="FF0000"/>
+                <w:szCs w:val="40"/>
+              </w:rPr>
+            </w:pPr>
+          </w:p>
+        </w:tc>
+        <w:tc>
+          <w:tcPr>
+            <w:tcW w:w="7371" w:type="dxa"/>
+            <w:tcBorders>
+              <w:top w:val="single" w:sz="4" w:space="0" w:color="000000"/>
+              <w:left w:val="single" w:sz="4" w:space="0" w:color="000000"/>
+              <w:bottom w:val="single" w:sz="4" w:space="0" w:color="000000"/>
+              <w:right w:val="single" w:sz="4" w:space="0" w:color="000000"/>
+            </w:tcBorders>
+          </w:tcPr>
+          <w:p>
+            <w:pPr>
+              <w:widowControl w:val="0"/>
+              <w:autoSpaceDE w:val="0"/>
+              <w:autoSpaceDN w:val="0"/>
+              <w:adjustRightInd w:val="0"/>
+              <w:spacing w:before="0" w:line="240" w:lineRule="auto"/>
+              <w:rPr>
+                <w:rFonts w:cs="BRH Malayalam Extra"/>
+                <w:color w:val="FF0000"/>
+                <w:szCs w:val="40"/>
+              </w:rPr>
+            </w:pPr>
+          </w:p>
+        </w:tc>
+      </w:tr>
+    </w:tbl>
+    <w:p>
+      <w:pPr>
+        <w:spacing w:before="0" w:line="240" w:lineRule="auto"/>
+        <w:jc w:val="center"/>
+        <w:rPr>
+          <w:b/>
+          <w:bCs/>
+          <w:sz w:val="32"/>
+          <w:szCs w:val="32"/>
+          <w:u w:val="single"/>
+        </w:rPr>
+      </w:pPr>
+    </w:p>
+    <w:p>
+      <w:pPr>
+        <w:spacing w:before="0" w:line="240" w:lineRule="auto"/>
+        <w:jc w:val="center"/>
+        <w:rPr>
+          <w:b/>
+          <w:bCs/>
+          <w:sz w:val="32"/>
+          <w:szCs w:val="32"/>
+          <w:u w:val="single"/>
+        </w:rPr>
+      </w:pPr>
+    </w:p>
+    <w:p>
+      <w:pPr>
+        <w:spacing w:before="0" w:line="240" w:lineRule="auto"/>
+        <w:jc w:val="center"/>
+        <w:rPr>
+          <w:b/>
+          <w:bCs/>
+          <w:sz w:val="32"/>
+          <w:szCs w:val="32"/>
+          <w:u w:val="single"/>
+        </w:rPr>
+      </w:pPr>
+    </w:p>
+    <w:p>
+      <w:pPr>
+        <w:spacing w:before="0" w:line="240" w:lineRule="auto"/>
+        <w:jc w:val="center"/>
+        <w:rPr>
+          <w:b/>
+          <w:bCs/>
+          <w:sz w:val="32"/>
+          <w:szCs w:val="32"/>
+          <w:u w:val="single"/>
+        </w:rPr>
+      </w:pPr>
+      <w:r>
+        <w:rPr>
+          <w:b/>
+          <w:bCs/>
+          <w:sz w:val="32"/>
+          <w:szCs w:val="32"/>
+          <w:u w:val="single"/>
+        </w:rPr>
+        <w:t xml:space="preserve">TS </w:t>
+      </w:r>
+      <w:r>
+        <w:rPr>
+          <w:b/>
+          <w:bCs/>
+          <w:sz w:val="32"/>
+          <w:szCs w:val="32"/>
+          <w:u w:val="single"/>
+        </w:rPr>
+        <w:t xml:space="preserve">Jatai </w:t>
+      </w:r>
+      <w:r>
+        <w:rPr>
+          <w:b/>
+          <w:bCs/>
+          <w:sz w:val="32"/>
+          <w:szCs w:val="32"/>
+          <w:u w:val="single"/>
+        </w:rPr>
+        <w:t xml:space="preserve"> </w:t>
+      </w:r>
+      <w:r>
+        <w:rPr>
+          <w:b/>
+          <w:bCs/>
+          <w:sz w:val="32"/>
+          <w:szCs w:val="32"/>
+          <w:u w:val="single"/>
+        </w:rPr>
+        <w:t xml:space="preserve">– TS </w:t>
       </w:r>
       <w:r>
         <w:rPr>
@@ -763,6 +2946,7 @@
                 <w:color w:val="000000"/>
                 <w:szCs w:val="32"/>
               </w:rPr>
+              <w:lastRenderedPageBreak/>
               <w:t>12</w:t>
             </w:r>
             <w:r>
@@ -10712,6 +12896,7 @@
                 <w:sz w:val="26"/>
                 <w:szCs w:val="32"/>
               </w:rPr>
+              <w:lastRenderedPageBreak/>
               <w:t>–</w:t>
             </w:r>
             <w:r>
@@ -14652,6 +16837,7 @@
                 <w:color w:val="000000"/>
                 <w:szCs w:val="32"/>
               </w:rPr>
+              <w:lastRenderedPageBreak/>
               <w:t>7</w:t>
             </w:r>
             <w:r>
@@ -18593,6 +20779,7 @@
                 <w:color w:val="000000"/>
                 <w:szCs w:val="32"/>
               </w:rPr>
+              <w:lastRenderedPageBreak/>
               <w:t>54</w:t>
             </w:r>
             <w:r>
@@ -19150,7 +21337,6 @@
                 <w:color w:val="000000"/>
                 <w:szCs w:val="32"/>
               </w:rPr>
-              <w:lastRenderedPageBreak/>
               <w:t>15</w:t>
             </w:r>
             <w:r>
@@ -21489,27 +23675,7 @@
                 <w:sz w:val="32"/>
                 <w:szCs w:val="32"/>
               </w:rPr>
-              <w:t xml:space="preserve"> </w:t>
-            </w:r>
-            <w:proofErr w:type="gramStart"/>
-            <w:r>
-              <w:rPr>
-                <w:rFonts w:ascii="BRH Malayalam Extra" w:hAnsi="BRH Malayalam Extra" w:cs="BRH Malayalam Extra"/>
-                <w:color w:val="000000"/>
-                <w:sz w:val="32"/>
-                <w:szCs w:val="32"/>
-              </w:rPr>
-              <w:t>sëx(</w:t>
-            </w:r>
-            <w:proofErr w:type="gramEnd"/>
-            <w:r>
-              <w:rPr>
-                <w:rFonts w:ascii="BRH Malayalam Extra" w:hAnsi="BRH Malayalam Extra" w:cs="BRH Malayalam Extra"/>
-                <w:color w:val="000000"/>
-                <w:sz w:val="32"/>
-                <w:szCs w:val="32"/>
-              </w:rPr>
-              <w:t>MÞ§) sëx© h—</w:t>
+              <w:t xml:space="preserve"> sëx(MÞ§) sëx© h—</w:t>
             </w:r>
             <w:r>
               <w:rPr>
@@ -22506,27 +24672,7 @@
                 <w:sz w:val="32"/>
                 <w:szCs w:val="32"/>
               </w:rPr>
-              <w:t xml:space="preserve"> </w:t>
-            </w:r>
-            <w:proofErr w:type="gramStart"/>
-            <w:r>
-              <w:rPr>
-                <w:rFonts w:ascii="BRH Malayalam Extra" w:hAnsi="BRH Malayalam Extra" w:cs="BRH Malayalam Extra"/>
-                <w:color w:val="000000"/>
-                <w:sz w:val="32"/>
-                <w:szCs w:val="32"/>
-              </w:rPr>
-              <w:t>sëx(</w:t>
-            </w:r>
-            <w:proofErr w:type="gramEnd"/>
-            <w:r>
-              <w:rPr>
-                <w:rFonts w:ascii="BRH Malayalam Extra" w:hAnsi="BRH Malayalam Extra" w:cs="BRH Malayalam Extra"/>
-                <w:color w:val="000000"/>
-                <w:sz w:val="32"/>
-                <w:szCs w:val="32"/>
-              </w:rPr>
-              <w:t>MÞ§) sëx© h—</w:t>
+              <w:t xml:space="preserve"> sëx(MÞ§) sëx© h—</w:t>
             </w:r>
             <w:r>
               <w:rPr>
@@ -22961,7 +25107,6 @@
                 <w:szCs w:val="32"/>
                 <w:lang w:val="en-IN"/>
               </w:rPr>
-              <w:lastRenderedPageBreak/>
               <w:t>20</w:t>
             </w:r>
             <w:r>
@@ -23604,7 +25749,6 @@
                 <w:szCs w:val="32"/>
                 <w:lang w:val="en-IN"/>
               </w:rPr>
-              <w:lastRenderedPageBreak/>
               <w:t>20</w:t>
             </w:r>
             <w:r>
@@ -24081,7 +26225,6 @@
         </w:rPr>
         <w:t xml:space="preserve">TS </w:t>
       </w:r>
-      <w:proofErr w:type="gramStart"/>
       <w:r>
         <w:rPr>
           <w:b/>
@@ -24110,18 +26253,7 @@
           <w:szCs w:val="32"/>
           <w:u w:val="single"/>
         </w:rPr>
-        <w:t>–</w:t>
-      </w:r>
-      <w:proofErr w:type="gramEnd"/>
-      <w:r>
-        <w:rPr>
-          <w:b/>
-          <w:bCs/>
-          <w:sz w:val="32"/>
-          <w:szCs w:val="32"/>
-          <w:u w:val="single"/>
-        </w:rPr>
-        <w:t xml:space="preserve"> TS </w:t>
+        <w:t xml:space="preserve">– TS </w:t>
       </w:r>
       <w:r>
         <w:rPr>
@@ -24529,7 +26661,7 @@
 </file>
 
 <file path=word/endnotes.xml><?xml version="1.0" encoding="utf-8"?>
-<w:endnotes xmlns:wpc="http://schemas.microsoft.com/office/word/2010/wordprocessingCanvas" xmlns:cx="http://schemas.microsoft.com/office/drawing/2014/chartex" xmlns:cx1="http://schemas.microsoft.com/office/drawing/2015/9/8/chartex" xmlns:cx2="http://schemas.microsoft.com/office/drawing/2015/10/21/chartex" xmlns:cx3="http://schemas.microsoft.com/office/drawing/2016/5/9/chartex" xmlns:cx4="http://schemas.microsoft.com/office/drawing/2016/5/10/chartex" xmlns:cx5="http://schemas.microsoft.com/office/drawing/2016/5/11/chartex" xmlns:cx6="http://schemas.microsoft.com/office/drawing/2016/5/12/chartex" xmlns:cx7="http://schemas.microsoft.com/office/drawing/2016/5/13/chartex" xmlns:cx8="http://schemas.microsoft.com/office/drawing/2016/5/14/chartex" xmlns:mc="http://schemas.openxmlformats.org/markup-compatibility/2006" xmlns:aink="http://schemas.microsoft.com/office/drawing/2016/ink" xmlns:am3d="http://schemas.microsoft.com/office/drawing/2017/model3d" xmlns:o="urn:schemas-microsoft-com:office:office" xmlns:oel="http://schemas.microsoft.com/office/2019/extlst" xmlns:r="http://schemas.openxmlformats.org/officeDocument/2006/relationships" xmlns:m="http://schemas.openxmlformats.org/officeDocument/2006/math" xmlns:v="urn:schemas-microsoft-com:vml" xmlns:wp14="http://schemas.microsoft.com/office/word/2010/wordprocessingDrawing" xmlns:wp="http://schemas.openxmlformats.org/drawingml/2006/wordprocessingDrawing" xmlns:w10="urn:schemas-microsoft-com:office:word" xmlns:w="http://schemas.openxmlformats.org/wordprocessingml/2006/main" xmlns:w14="http://schemas.microsoft.com/office/word/2010/wordml" xmlns:w15="http://schemas.microsoft.com/office/word/2012/wordml" xmlns:w16cex="http://schemas.microsoft.com/office/word/2018/wordml/cex" xmlns:w16cid="http://schemas.microsoft.com/office/word/2016/wordml/cid" xmlns:w16="http://schemas.microsoft.com/office/word/2018/wordml" xmlns:w16sdtdh="http://schemas.microsoft.com/office/word/2020/wordml/sdtdatahash" xmlns:w16se="http://schemas.microsoft.com/office/word/2015/wordml/symex" xmlns:wpg="http://schemas.microsoft.com/office/word/2010/wordprocessingGroup" xmlns:wpi="http://schemas.microsoft.com/office/word/2010/wordprocessingInk" xmlns:wne="http://schemas.microsoft.com/office/word/2006/wordml" xmlns:wps="http://schemas.microsoft.com/office/word/2010/wordprocessingShape" mc:Ignorable="w14 w15 w16se w16cid w16 w16cex w16sdtdh wp14">
+<w:endnotes xmlns:wpc="http://schemas.microsoft.com/office/word/2010/wordprocessingCanvas" xmlns:cx="http://schemas.microsoft.com/office/drawing/2014/chartex" xmlns:cx1="http://schemas.microsoft.com/office/drawing/2015/9/8/chartex" xmlns:cx2="http://schemas.microsoft.com/office/drawing/2015/10/21/chartex" xmlns:cx3="http://schemas.microsoft.com/office/drawing/2016/5/9/chartex" xmlns:cx4="http://schemas.microsoft.com/office/drawing/2016/5/10/chartex" xmlns:cx5="http://schemas.microsoft.com/office/drawing/2016/5/11/chartex" xmlns:cx6="http://schemas.microsoft.com/office/drawing/2016/5/12/chartex" xmlns:cx7="http://schemas.microsoft.com/office/drawing/2016/5/13/chartex" xmlns:cx8="http://schemas.microsoft.com/office/drawing/2016/5/14/chartex" xmlns:mc="http://schemas.openxmlformats.org/markup-compatibility/2006" xmlns:aink="http://schemas.microsoft.com/office/drawing/2016/ink" xmlns:am3d="http://schemas.microsoft.com/office/drawing/2017/model3d" xmlns:o="urn:schemas-microsoft-com:office:office" xmlns:oel="http://schemas.microsoft.com/office/2019/extlst" xmlns:r="http://schemas.openxmlformats.org/officeDocument/2006/relationships" xmlns:m="http://schemas.openxmlformats.org/officeDocument/2006/math" xmlns:v="urn:schemas-microsoft-com:vml" xmlns:wp14="http://schemas.microsoft.com/office/word/2010/wordprocessingDrawing" xmlns:wp="http://schemas.openxmlformats.org/drawingml/2006/wordprocessingDrawing" xmlns:w10="urn:schemas-microsoft-com:office:word" xmlns:w="http://schemas.openxmlformats.org/wordprocessingml/2006/main" xmlns:w14="http://schemas.microsoft.com/office/word/2010/wordml" xmlns:w15="http://schemas.microsoft.com/office/word/2012/wordml" xmlns:w16cex="http://schemas.microsoft.com/office/word/2018/wordml/cex" xmlns:w16cid="http://schemas.microsoft.com/office/word/2016/wordml/cid" xmlns:w16="http://schemas.microsoft.com/office/word/2018/wordml" xmlns:w16du="http://schemas.microsoft.com/office/word/2023/wordml/word16du" xmlns:w16sdtdh="http://schemas.microsoft.com/office/word/2020/wordml/sdtdatahash" xmlns:w16sdtfl="http://schemas.microsoft.com/office/word/2024/wordml/sdtformatlock" xmlns:w16se="http://schemas.microsoft.com/office/word/2015/wordml/symex" xmlns:wpg="http://schemas.microsoft.com/office/word/2010/wordprocessingGroup" xmlns:wpi="http://schemas.microsoft.com/office/word/2010/wordprocessingInk" xmlns:wne="http://schemas.microsoft.com/office/word/2006/wordml" xmlns:wps="http://schemas.microsoft.com/office/word/2010/wordprocessingShape" mc:Ignorable="w14 w15 w16se w16cid w16 w16cex w16sdtdh w16sdtfl w16du wp14">
   <w:endnote w:type="separator" w:id="-1">
     <w:p>
       <w:pPr>
@@ -24554,7 +26686,7 @@
 </file>
 
 <file path=word/footer1.xml><?xml version="1.0" encoding="utf-8"?>
-<w:ftr xmlns:wpc="http://schemas.microsoft.com/office/word/2010/wordprocessingCanvas" xmlns:cx="http://schemas.microsoft.com/office/drawing/2014/chartex" xmlns:cx1="http://schemas.microsoft.com/office/drawing/2015/9/8/chartex" xmlns:cx2="http://schemas.microsoft.com/office/drawing/2015/10/21/chartex" xmlns:cx3="http://schemas.microsoft.com/office/drawing/2016/5/9/chartex" xmlns:cx4="http://schemas.microsoft.com/office/drawing/2016/5/10/chartex" xmlns:cx5="http://schemas.microsoft.com/office/drawing/2016/5/11/chartex" xmlns:cx6="http://schemas.microsoft.com/office/drawing/2016/5/12/chartex" xmlns:cx7="http://schemas.microsoft.com/office/drawing/2016/5/13/chartex" xmlns:cx8="http://schemas.microsoft.com/office/drawing/2016/5/14/chartex" xmlns:mc="http://schemas.openxmlformats.org/markup-compatibility/2006" xmlns:aink="http://schemas.microsoft.com/office/drawing/2016/ink" xmlns:am3d="http://schemas.microsoft.com/office/drawing/2017/model3d" xmlns:o="urn:schemas-microsoft-com:office:office" xmlns:oel="http://schemas.microsoft.com/office/2019/extlst" xmlns:r="http://schemas.openxmlformats.org/officeDocument/2006/relationships" xmlns:m="http://schemas.openxmlformats.org/officeDocument/2006/math" xmlns:v="urn:schemas-microsoft-com:vml" xmlns:wp14="http://schemas.microsoft.com/office/word/2010/wordprocessingDrawing" xmlns:wp="http://schemas.openxmlformats.org/drawingml/2006/wordprocessingDrawing" xmlns:w10="urn:schemas-microsoft-com:office:word" xmlns:w="http://schemas.openxmlformats.org/wordprocessingml/2006/main" xmlns:w14="http://schemas.microsoft.com/office/word/2010/wordml" xmlns:w15="http://schemas.microsoft.com/office/word/2012/wordml" xmlns:w16cex="http://schemas.microsoft.com/office/word/2018/wordml/cex" xmlns:w16cid="http://schemas.microsoft.com/office/word/2016/wordml/cid" xmlns:w16="http://schemas.microsoft.com/office/word/2018/wordml" xmlns:w16sdtdh="http://schemas.microsoft.com/office/word/2020/wordml/sdtdatahash" xmlns:w16se="http://schemas.microsoft.com/office/word/2015/wordml/symex" xmlns:wpg="http://schemas.microsoft.com/office/word/2010/wordprocessingGroup" xmlns:wpi="http://schemas.microsoft.com/office/word/2010/wordprocessingInk" xmlns:wne="http://schemas.microsoft.com/office/word/2006/wordml" xmlns:wps="http://schemas.microsoft.com/office/word/2010/wordprocessingShape" mc:Ignorable="w14 w15 w16se w16cid w16 w16cex w16sdtdh wp14">
+<w:ftr xmlns:wpc="http://schemas.microsoft.com/office/word/2010/wordprocessingCanvas" xmlns:cx="http://schemas.microsoft.com/office/drawing/2014/chartex" xmlns:cx1="http://schemas.microsoft.com/office/drawing/2015/9/8/chartex" xmlns:cx2="http://schemas.microsoft.com/office/drawing/2015/10/21/chartex" xmlns:cx3="http://schemas.microsoft.com/office/drawing/2016/5/9/chartex" xmlns:cx4="http://schemas.microsoft.com/office/drawing/2016/5/10/chartex" xmlns:cx5="http://schemas.microsoft.com/office/drawing/2016/5/11/chartex" xmlns:cx6="http://schemas.microsoft.com/office/drawing/2016/5/12/chartex" xmlns:cx7="http://schemas.microsoft.com/office/drawing/2016/5/13/chartex" xmlns:cx8="http://schemas.microsoft.com/office/drawing/2016/5/14/chartex" xmlns:mc="http://schemas.openxmlformats.org/markup-compatibility/2006" xmlns:aink="http://schemas.microsoft.com/office/drawing/2016/ink" xmlns:am3d="http://schemas.microsoft.com/office/drawing/2017/model3d" xmlns:o="urn:schemas-microsoft-com:office:office" xmlns:oel="http://schemas.microsoft.com/office/2019/extlst" xmlns:r="http://schemas.openxmlformats.org/officeDocument/2006/relationships" xmlns:m="http://schemas.openxmlformats.org/officeDocument/2006/math" xmlns:v="urn:schemas-microsoft-com:vml" xmlns:wp14="http://schemas.microsoft.com/office/word/2010/wordprocessingDrawing" xmlns:wp="http://schemas.openxmlformats.org/drawingml/2006/wordprocessingDrawing" xmlns:w10="urn:schemas-microsoft-com:office:word" xmlns:w="http://schemas.openxmlformats.org/wordprocessingml/2006/main" xmlns:w14="http://schemas.microsoft.com/office/word/2010/wordml" xmlns:w15="http://schemas.microsoft.com/office/word/2012/wordml" xmlns:w16cex="http://schemas.microsoft.com/office/word/2018/wordml/cex" xmlns:w16cid="http://schemas.microsoft.com/office/word/2016/wordml/cid" xmlns:w16="http://schemas.microsoft.com/office/word/2018/wordml" xmlns:w16du="http://schemas.microsoft.com/office/word/2023/wordml/word16du" xmlns:w16sdtdh="http://schemas.microsoft.com/office/word/2020/wordml/sdtdatahash" xmlns:w16sdtfl="http://schemas.microsoft.com/office/word/2024/wordml/sdtformatlock" xmlns:w16se="http://schemas.microsoft.com/office/word/2015/wordml/symex" xmlns:wpg="http://schemas.microsoft.com/office/word/2010/wordprocessingGroup" xmlns:wpi="http://schemas.microsoft.com/office/word/2010/wordprocessingInk" xmlns:wne="http://schemas.microsoft.com/office/word/2006/wordml" xmlns:wps="http://schemas.microsoft.com/office/word/2010/wordprocessingShape" mc:Ignorable="w14 w15 w16se w16cid w16 w16cex w16sdtdh w16sdtfl w16du wp14">
   <w:p>
     <w:pPr>
       <w:pBdr>
@@ -24736,7 +26868,7 @@
 </file>
 
 <file path=word/footer2.xml><?xml version="1.0" encoding="utf-8"?>
-<w:ftr xmlns:wpc="http://schemas.microsoft.com/office/word/2010/wordprocessingCanvas" xmlns:cx="http://schemas.microsoft.com/office/drawing/2014/chartex" xmlns:cx1="http://schemas.microsoft.com/office/drawing/2015/9/8/chartex" xmlns:cx2="http://schemas.microsoft.com/office/drawing/2015/10/21/chartex" xmlns:cx3="http://schemas.microsoft.com/office/drawing/2016/5/9/chartex" xmlns:cx4="http://schemas.microsoft.com/office/drawing/2016/5/10/chartex" xmlns:cx5="http://schemas.microsoft.com/office/drawing/2016/5/11/chartex" xmlns:cx6="http://schemas.microsoft.com/office/drawing/2016/5/12/chartex" xmlns:cx7="http://schemas.microsoft.com/office/drawing/2016/5/13/chartex" xmlns:cx8="http://schemas.microsoft.com/office/drawing/2016/5/14/chartex" xmlns:mc="http://schemas.openxmlformats.org/markup-compatibility/2006" xmlns:aink="http://schemas.microsoft.com/office/drawing/2016/ink" xmlns:am3d="http://schemas.microsoft.com/office/drawing/2017/model3d" xmlns:o="urn:schemas-microsoft-com:office:office" xmlns:oel="http://schemas.microsoft.com/office/2019/extlst" xmlns:r="http://schemas.openxmlformats.org/officeDocument/2006/relationships" xmlns:m="http://schemas.openxmlformats.org/officeDocument/2006/math" xmlns:v="urn:schemas-microsoft-com:vml" xmlns:wp14="http://schemas.microsoft.com/office/word/2010/wordprocessingDrawing" xmlns:wp="http://schemas.openxmlformats.org/drawingml/2006/wordprocessingDrawing" xmlns:w10="urn:schemas-microsoft-com:office:word" xmlns:w="http://schemas.openxmlformats.org/wordprocessingml/2006/main" xmlns:w14="http://schemas.microsoft.com/office/word/2010/wordml" xmlns:w15="http://schemas.microsoft.com/office/word/2012/wordml" xmlns:w16cex="http://schemas.microsoft.com/office/word/2018/wordml/cex" xmlns:w16cid="http://schemas.microsoft.com/office/word/2016/wordml/cid" xmlns:w16="http://schemas.microsoft.com/office/word/2018/wordml" xmlns:w16sdtdh="http://schemas.microsoft.com/office/word/2020/wordml/sdtdatahash" xmlns:w16se="http://schemas.microsoft.com/office/word/2015/wordml/symex" xmlns:wpg="http://schemas.microsoft.com/office/word/2010/wordprocessingGroup" xmlns:wpi="http://schemas.microsoft.com/office/word/2010/wordprocessingInk" xmlns:wne="http://schemas.microsoft.com/office/word/2006/wordml" xmlns:wps="http://schemas.microsoft.com/office/word/2010/wordprocessingShape" mc:Ignorable="w14 w15 w16se w16cid w16 w16cex w16sdtdh wp14">
+<w:ftr xmlns:wpc="http://schemas.microsoft.com/office/word/2010/wordprocessingCanvas" xmlns:cx="http://schemas.microsoft.com/office/drawing/2014/chartex" xmlns:cx1="http://schemas.microsoft.com/office/drawing/2015/9/8/chartex" xmlns:cx2="http://schemas.microsoft.com/office/drawing/2015/10/21/chartex" xmlns:cx3="http://schemas.microsoft.com/office/drawing/2016/5/9/chartex" xmlns:cx4="http://schemas.microsoft.com/office/drawing/2016/5/10/chartex" xmlns:cx5="http://schemas.microsoft.com/office/drawing/2016/5/11/chartex" xmlns:cx6="http://schemas.microsoft.com/office/drawing/2016/5/12/chartex" xmlns:cx7="http://schemas.microsoft.com/office/drawing/2016/5/13/chartex" xmlns:cx8="http://schemas.microsoft.com/office/drawing/2016/5/14/chartex" xmlns:mc="http://schemas.openxmlformats.org/markup-compatibility/2006" xmlns:aink="http://schemas.microsoft.com/office/drawing/2016/ink" xmlns:am3d="http://schemas.microsoft.com/office/drawing/2017/model3d" xmlns:o="urn:schemas-microsoft-com:office:office" xmlns:oel="http://schemas.microsoft.com/office/2019/extlst" xmlns:r="http://schemas.openxmlformats.org/officeDocument/2006/relationships" xmlns:m="http://schemas.openxmlformats.org/officeDocument/2006/math" xmlns:v="urn:schemas-microsoft-com:vml" xmlns:wp14="http://schemas.microsoft.com/office/word/2010/wordprocessingDrawing" xmlns:wp="http://schemas.openxmlformats.org/drawingml/2006/wordprocessingDrawing" xmlns:w10="urn:schemas-microsoft-com:office:word" xmlns:w="http://schemas.openxmlformats.org/wordprocessingml/2006/main" xmlns:w14="http://schemas.microsoft.com/office/word/2010/wordml" xmlns:w15="http://schemas.microsoft.com/office/word/2012/wordml" xmlns:w16cex="http://schemas.microsoft.com/office/word/2018/wordml/cex" xmlns:w16cid="http://schemas.microsoft.com/office/word/2016/wordml/cid" xmlns:w16="http://schemas.microsoft.com/office/word/2018/wordml" xmlns:w16du="http://schemas.microsoft.com/office/word/2023/wordml/word16du" xmlns:w16sdtdh="http://schemas.microsoft.com/office/word/2020/wordml/sdtdatahash" xmlns:w16sdtfl="http://schemas.microsoft.com/office/word/2024/wordml/sdtformatlock" xmlns:w16se="http://schemas.microsoft.com/office/word/2015/wordml/symex" xmlns:wpg="http://schemas.microsoft.com/office/word/2010/wordprocessingGroup" xmlns:wpi="http://schemas.microsoft.com/office/word/2010/wordprocessingInk" xmlns:wne="http://schemas.microsoft.com/office/word/2006/wordml" xmlns:wps="http://schemas.microsoft.com/office/word/2010/wordprocessingShape" mc:Ignorable="w14 w15 w16se w16cid w16 w16cex w16sdtdh w16sdtfl w16du wp14">
   <w:p>
     <w:pPr>
       <w:pBdr>
@@ -24942,7 +27074,7 @@
 </file>
 
 <file path=word/footnotes.xml><?xml version="1.0" encoding="utf-8"?>
-<w:footnotes xmlns:wpc="http://schemas.microsoft.com/office/word/2010/wordprocessingCanvas" xmlns:cx="http://schemas.microsoft.com/office/drawing/2014/chartex" xmlns:cx1="http://schemas.microsoft.com/office/drawing/2015/9/8/chartex" xmlns:cx2="http://schemas.microsoft.com/office/drawing/2015/10/21/chartex" xmlns:cx3="http://schemas.microsoft.com/office/drawing/2016/5/9/chartex" xmlns:cx4="http://schemas.microsoft.com/office/drawing/2016/5/10/chartex" xmlns:cx5="http://schemas.microsoft.com/office/drawing/2016/5/11/chartex" xmlns:cx6="http://schemas.microsoft.com/office/drawing/2016/5/12/chartex" xmlns:cx7="http://schemas.microsoft.com/office/drawing/2016/5/13/chartex" xmlns:cx8="http://schemas.microsoft.com/office/drawing/2016/5/14/chartex" xmlns:mc="http://schemas.openxmlformats.org/markup-compatibility/2006" xmlns:aink="http://schemas.microsoft.com/office/drawing/2016/ink" xmlns:am3d="http://schemas.microsoft.com/office/drawing/2017/model3d" xmlns:o="urn:schemas-microsoft-com:office:office" xmlns:oel="http://schemas.microsoft.com/office/2019/extlst" xmlns:r="http://schemas.openxmlformats.org/officeDocument/2006/relationships" xmlns:m="http://schemas.openxmlformats.org/officeDocument/2006/math" xmlns:v="urn:schemas-microsoft-com:vml" xmlns:wp14="http://schemas.microsoft.com/office/word/2010/wordprocessingDrawing" xmlns:wp="http://schemas.openxmlformats.org/drawingml/2006/wordprocessingDrawing" xmlns:w10="urn:schemas-microsoft-com:office:word" xmlns:w="http://schemas.openxmlformats.org/wordprocessingml/2006/main" xmlns:w14="http://schemas.microsoft.com/office/word/2010/wordml" xmlns:w15="http://schemas.microsoft.com/office/word/2012/wordml" xmlns:w16cex="http://schemas.microsoft.com/office/word/2018/wordml/cex" xmlns:w16cid="http://schemas.microsoft.com/office/word/2016/wordml/cid" xmlns:w16="http://schemas.microsoft.com/office/word/2018/wordml" xmlns:w16sdtdh="http://schemas.microsoft.com/office/word/2020/wordml/sdtdatahash" xmlns:w16se="http://schemas.microsoft.com/office/word/2015/wordml/symex" xmlns:wpg="http://schemas.microsoft.com/office/word/2010/wordprocessingGroup" xmlns:wpi="http://schemas.microsoft.com/office/word/2010/wordprocessingInk" xmlns:wne="http://schemas.microsoft.com/office/word/2006/wordml" xmlns:wps="http://schemas.microsoft.com/office/word/2010/wordprocessingShape" mc:Ignorable="w14 w15 w16se w16cid w16 w16cex w16sdtdh wp14">
+<w:footnotes xmlns:wpc="http://schemas.microsoft.com/office/word/2010/wordprocessingCanvas" xmlns:cx="http://schemas.microsoft.com/office/drawing/2014/chartex" xmlns:cx1="http://schemas.microsoft.com/office/drawing/2015/9/8/chartex" xmlns:cx2="http://schemas.microsoft.com/office/drawing/2015/10/21/chartex" xmlns:cx3="http://schemas.microsoft.com/office/drawing/2016/5/9/chartex" xmlns:cx4="http://schemas.microsoft.com/office/drawing/2016/5/10/chartex" xmlns:cx5="http://schemas.microsoft.com/office/drawing/2016/5/11/chartex" xmlns:cx6="http://schemas.microsoft.com/office/drawing/2016/5/12/chartex" xmlns:cx7="http://schemas.microsoft.com/office/drawing/2016/5/13/chartex" xmlns:cx8="http://schemas.microsoft.com/office/drawing/2016/5/14/chartex" xmlns:mc="http://schemas.openxmlformats.org/markup-compatibility/2006" xmlns:aink="http://schemas.microsoft.com/office/drawing/2016/ink" xmlns:am3d="http://schemas.microsoft.com/office/drawing/2017/model3d" xmlns:o="urn:schemas-microsoft-com:office:office" xmlns:oel="http://schemas.microsoft.com/office/2019/extlst" xmlns:r="http://schemas.openxmlformats.org/officeDocument/2006/relationships" xmlns:m="http://schemas.openxmlformats.org/officeDocument/2006/math" xmlns:v="urn:schemas-microsoft-com:vml" xmlns:wp14="http://schemas.microsoft.com/office/word/2010/wordprocessingDrawing" xmlns:wp="http://schemas.openxmlformats.org/drawingml/2006/wordprocessingDrawing" xmlns:w10="urn:schemas-microsoft-com:office:word" xmlns:w="http://schemas.openxmlformats.org/wordprocessingml/2006/main" xmlns:w14="http://schemas.microsoft.com/office/word/2010/wordml" xmlns:w15="http://schemas.microsoft.com/office/word/2012/wordml" xmlns:w16cex="http://schemas.microsoft.com/office/word/2018/wordml/cex" xmlns:w16cid="http://schemas.microsoft.com/office/word/2016/wordml/cid" xmlns:w16="http://schemas.microsoft.com/office/word/2018/wordml" xmlns:w16du="http://schemas.microsoft.com/office/word/2023/wordml/word16du" xmlns:w16sdtdh="http://schemas.microsoft.com/office/word/2020/wordml/sdtdatahash" xmlns:w16sdtfl="http://schemas.microsoft.com/office/word/2024/wordml/sdtformatlock" xmlns:w16se="http://schemas.microsoft.com/office/word/2015/wordml/symex" xmlns:wpg="http://schemas.microsoft.com/office/word/2010/wordprocessingGroup" xmlns:wpi="http://schemas.microsoft.com/office/word/2010/wordprocessingInk" xmlns:wne="http://schemas.microsoft.com/office/word/2006/wordml" xmlns:wps="http://schemas.microsoft.com/office/word/2010/wordprocessingShape" mc:Ignorable="w14 w15 w16se w16cid w16 w16cex w16sdtdh w16sdtfl w16du wp14">
   <w:footnote w:type="separator" w:id="-1">
     <w:p>
       <w:pPr>
@@ -24967,7 +27099,7 @@
 </file>
 
 <file path=word/header1.xml><?xml version="1.0" encoding="utf-8"?>
-<w:hdr xmlns:wpc="http://schemas.microsoft.com/office/word/2010/wordprocessingCanvas" xmlns:cx="http://schemas.microsoft.com/office/drawing/2014/chartex" xmlns:cx1="http://schemas.microsoft.com/office/drawing/2015/9/8/chartex" xmlns:cx2="http://schemas.microsoft.com/office/drawing/2015/10/21/chartex" xmlns:cx3="http://schemas.microsoft.com/office/drawing/2016/5/9/chartex" xmlns:cx4="http://schemas.microsoft.com/office/drawing/2016/5/10/chartex" xmlns:cx5="http://schemas.microsoft.com/office/drawing/2016/5/11/chartex" xmlns:cx6="http://schemas.microsoft.com/office/drawing/2016/5/12/chartex" xmlns:cx7="http://schemas.microsoft.com/office/drawing/2016/5/13/chartex" xmlns:cx8="http://schemas.microsoft.com/office/drawing/2016/5/14/chartex" xmlns:mc="http://schemas.openxmlformats.org/markup-compatibility/2006" xmlns:aink="http://schemas.microsoft.com/office/drawing/2016/ink" xmlns:am3d="http://schemas.microsoft.com/office/drawing/2017/model3d" xmlns:o="urn:schemas-microsoft-com:office:office" xmlns:oel="http://schemas.microsoft.com/office/2019/extlst" xmlns:r="http://schemas.openxmlformats.org/officeDocument/2006/relationships" xmlns:m="http://schemas.openxmlformats.org/officeDocument/2006/math" xmlns:v="urn:schemas-microsoft-com:vml" xmlns:wp14="http://schemas.microsoft.com/office/word/2010/wordprocessingDrawing" xmlns:wp="http://schemas.openxmlformats.org/drawingml/2006/wordprocessingDrawing" xmlns:w10="urn:schemas-microsoft-com:office:word" xmlns:w="http://schemas.openxmlformats.org/wordprocessingml/2006/main" xmlns:w14="http://schemas.microsoft.com/office/word/2010/wordml" xmlns:w15="http://schemas.microsoft.com/office/word/2012/wordml" xmlns:w16cex="http://schemas.microsoft.com/office/word/2018/wordml/cex" xmlns:w16cid="http://schemas.microsoft.com/office/word/2016/wordml/cid" xmlns:w16="http://schemas.microsoft.com/office/word/2018/wordml" xmlns:w16sdtdh="http://schemas.microsoft.com/office/word/2020/wordml/sdtdatahash" xmlns:w16se="http://schemas.microsoft.com/office/word/2015/wordml/symex" xmlns:wpg="http://schemas.microsoft.com/office/word/2010/wordprocessingGroup" xmlns:wpi="http://schemas.microsoft.com/office/word/2010/wordprocessingInk" xmlns:wne="http://schemas.microsoft.com/office/word/2006/wordml" xmlns:wps="http://schemas.microsoft.com/office/word/2010/wordprocessingShape" mc:Ignorable="w14 w15 w16se w16cid w16 w16cex w16sdtdh wp14">
+<w:hdr xmlns:wpc="http://schemas.microsoft.com/office/word/2010/wordprocessingCanvas" xmlns:cx="http://schemas.microsoft.com/office/drawing/2014/chartex" xmlns:cx1="http://schemas.microsoft.com/office/drawing/2015/9/8/chartex" xmlns:cx2="http://schemas.microsoft.com/office/drawing/2015/10/21/chartex" xmlns:cx3="http://schemas.microsoft.com/office/drawing/2016/5/9/chartex" xmlns:cx4="http://schemas.microsoft.com/office/drawing/2016/5/10/chartex" xmlns:cx5="http://schemas.microsoft.com/office/drawing/2016/5/11/chartex" xmlns:cx6="http://schemas.microsoft.com/office/drawing/2016/5/12/chartex" xmlns:cx7="http://schemas.microsoft.com/office/drawing/2016/5/13/chartex" xmlns:cx8="http://schemas.microsoft.com/office/drawing/2016/5/14/chartex" xmlns:mc="http://schemas.openxmlformats.org/markup-compatibility/2006" xmlns:aink="http://schemas.microsoft.com/office/drawing/2016/ink" xmlns:am3d="http://schemas.microsoft.com/office/drawing/2017/model3d" xmlns:o="urn:schemas-microsoft-com:office:office" xmlns:oel="http://schemas.microsoft.com/office/2019/extlst" xmlns:r="http://schemas.openxmlformats.org/officeDocument/2006/relationships" xmlns:m="http://schemas.openxmlformats.org/officeDocument/2006/math" xmlns:v="urn:schemas-microsoft-com:vml" xmlns:wp14="http://schemas.microsoft.com/office/word/2010/wordprocessingDrawing" xmlns:wp="http://schemas.openxmlformats.org/drawingml/2006/wordprocessingDrawing" xmlns:w10="urn:schemas-microsoft-com:office:word" xmlns:w="http://schemas.openxmlformats.org/wordprocessingml/2006/main" xmlns:w14="http://schemas.microsoft.com/office/word/2010/wordml" xmlns:w15="http://schemas.microsoft.com/office/word/2012/wordml" xmlns:w16cex="http://schemas.microsoft.com/office/word/2018/wordml/cex" xmlns:w16cid="http://schemas.microsoft.com/office/word/2016/wordml/cid" xmlns:w16="http://schemas.microsoft.com/office/word/2018/wordml" xmlns:w16du="http://schemas.microsoft.com/office/word/2023/wordml/word16du" xmlns:w16sdtdh="http://schemas.microsoft.com/office/word/2020/wordml/sdtdatahash" xmlns:w16sdtfl="http://schemas.microsoft.com/office/word/2024/wordml/sdtformatlock" xmlns:w16se="http://schemas.microsoft.com/office/word/2015/wordml/symex" xmlns:wpg="http://schemas.microsoft.com/office/word/2010/wordprocessingGroup" xmlns:wpi="http://schemas.microsoft.com/office/word/2010/wordprocessingInk" xmlns:wne="http://schemas.microsoft.com/office/word/2006/wordml" xmlns:wps="http://schemas.microsoft.com/office/word/2010/wordprocessingShape" mc:Ignorable="w14 w15 w16se w16cid w16 w16cex w16sdtdh w16sdtfl w16du wp14">
   <w:p>
     <w:pPr>
       <w:pStyle w:val="Header"/>
@@ -24988,7 +27120,7 @@
 </file>
 
 <file path=word/header2.xml><?xml version="1.0" encoding="utf-8"?>
-<w:hdr xmlns:wpc="http://schemas.microsoft.com/office/word/2010/wordprocessingCanvas" xmlns:cx="http://schemas.microsoft.com/office/drawing/2014/chartex" xmlns:cx1="http://schemas.microsoft.com/office/drawing/2015/9/8/chartex" xmlns:cx2="http://schemas.microsoft.com/office/drawing/2015/10/21/chartex" xmlns:cx3="http://schemas.microsoft.com/office/drawing/2016/5/9/chartex" xmlns:cx4="http://schemas.microsoft.com/office/drawing/2016/5/10/chartex" xmlns:cx5="http://schemas.microsoft.com/office/drawing/2016/5/11/chartex" xmlns:cx6="http://schemas.microsoft.com/office/drawing/2016/5/12/chartex" xmlns:cx7="http://schemas.microsoft.com/office/drawing/2016/5/13/chartex" xmlns:cx8="http://schemas.microsoft.com/office/drawing/2016/5/14/chartex" xmlns:mc="http://schemas.openxmlformats.org/markup-compatibility/2006" xmlns:aink="http://schemas.microsoft.com/office/drawing/2016/ink" xmlns:am3d="http://schemas.microsoft.com/office/drawing/2017/model3d" xmlns:o="urn:schemas-microsoft-com:office:office" xmlns:oel="http://schemas.microsoft.com/office/2019/extlst" xmlns:r="http://schemas.openxmlformats.org/officeDocument/2006/relationships" xmlns:m="http://schemas.openxmlformats.org/officeDocument/2006/math" xmlns:v="urn:schemas-microsoft-com:vml" xmlns:wp14="http://schemas.microsoft.com/office/word/2010/wordprocessingDrawing" xmlns:wp="http://schemas.openxmlformats.org/drawingml/2006/wordprocessingDrawing" xmlns:w10="urn:schemas-microsoft-com:office:word" xmlns:w="http://schemas.openxmlformats.org/wordprocessingml/2006/main" xmlns:w14="http://schemas.microsoft.com/office/word/2010/wordml" xmlns:w15="http://schemas.microsoft.com/office/word/2012/wordml" xmlns:w16cex="http://schemas.microsoft.com/office/word/2018/wordml/cex" xmlns:w16cid="http://schemas.microsoft.com/office/word/2016/wordml/cid" xmlns:w16="http://schemas.microsoft.com/office/word/2018/wordml" xmlns:w16sdtdh="http://schemas.microsoft.com/office/word/2020/wordml/sdtdatahash" xmlns:w16se="http://schemas.microsoft.com/office/word/2015/wordml/symex" xmlns:wpg="http://schemas.microsoft.com/office/word/2010/wordprocessingGroup" xmlns:wpi="http://schemas.microsoft.com/office/word/2010/wordprocessingInk" xmlns:wne="http://schemas.microsoft.com/office/word/2006/wordml" xmlns:wps="http://schemas.microsoft.com/office/word/2010/wordprocessingShape" mc:Ignorable="w14 w15 w16se w16cid w16 w16cex w16sdtdh wp14">
+<w:hdr xmlns:wpc="http://schemas.microsoft.com/office/word/2010/wordprocessingCanvas" xmlns:cx="http://schemas.microsoft.com/office/drawing/2014/chartex" xmlns:cx1="http://schemas.microsoft.com/office/drawing/2015/9/8/chartex" xmlns:cx2="http://schemas.microsoft.com/office/drawing/2015/10/21/chartex" xmlns:cx3="http://schemas.microsoft.com/office/drawing/2016/5/9/chartex" xmlns:cx4="http://schemas.microsoft.com/office/drawing/2016/5/10/chartex" xmlns:cx5="http://schemas.microsoft.com/office/drawing/2016/5/11/chartex" xmlns:cx6="http://schemas.microsoft.com/office/drawing/2016/5/12/chartex" xmlns:cx7="http://schemas.microsoft.com/office/drawing/2016/5/13/chartex" xmlns:cx8="http://schemas.microsoft.com/office/drawing/2016/5/14/chartex" xmlns:mc="http://schemas.openxmlformats.org/markup-compatibility/2006" xmlns:aink="http://schemas.microsoft.com/office/drawing/2016/ink" xmlns:am3d="http://schemas.microsoft.com/office/drawing/2017/model3d" xmlns:o="urn:schemas-microsoft-com:office:office" xmlns:oel="http://schemas.microsoft.com/office/2019/extlst" xmlns:r="http://schemas.openxmlformats.org/officeDocument/2006/relationships" xmlns:m="http://schemas.openxmlformats.org/officeDocument/2006/math" xmlns:v="urn:schemas-microsoft-com:vml" xmlns:wp14="http://schemas.microsoft.com/office/word/2010/wordprocessingDrawing" xmlns:wp="http://schemas.openxmlformats.org/drawingml/2006/wordprocessingDrawing" xmlns:w10="urn:schemas-microsoft-com:office:word" xmlns:w="http://schemas.openxmlformats.org/wordprocessingml/2006/main" xmlns:w14="http://schemas.microsoft.com/office/word/2010/wordml" xmlns:w15="http://schemas.microsoft.com/office/word/2012/wordml" xmlns:w16cex="http://schemas.microsoft.com/office/word/2018/wordml/cex" xmlns:w16cid="http://schemas.microsoft.com/office/word/2016/wordml/cid" xmlns:w16="http://schemas.microsoft.com/office/word/2018/wordml" xmlns:w16du="http://schemas.microsoft.com/office/word/2023/wordml/word16du" xmlns:w16sdtdh="http://schemas.microsoft.com/office/word/2020/wordml/sdtdatahash" xmlns:w16sdtfl="http://schemas.microsoft.com/office/word/2024/wordml/sdtformatlock" xmlns:w16se="http://schemas.microsoft.com/office/word/2015/wordml/symex" xmlns:wpg="http://schemas.microsoft.com/office/word/2010/wordprocessingGroup" xmlns:wpi="http://schemas.microsoft.com/office/word/2010/wordprocessingInk" xmlns:wne="http://schemas.microsoft.com/office/word/2006/wordml" xmlns:wps="http://schemas.microsoft.com/office/word/2010/wordprocessingShape" mc:Ignorable="w14 w15 w16se w16cid w16 w16cex w16sdtdh w16sdtfl w16du wp14">
   <w:p>
     <w:pPr>
       <w:pStyle w:val="Header"/>
@@ -25001,7 +27133,7 @@
 </file>
 
 <file path=word/styles.xml><?xml version="1.0" encoding="utf-8"?>
-<w:styles xmlns:mc="http://schemas.openxmlformats.org/markup-compatibility/2006" xmlns:r="http://schemas.openxmlformats.org/officeDocument/2006/relationships" xmlns:w="http://schemas.openxmlformats.org/wordprocessingml/2006/main" xmlns:w14="http://schemas.microsoft.com/office/word/2010/wordml" xmlns:w15="http://schemas.microsoft.com/office/word/2012/wordml" xmlns:w16cex="http://schemas.microsoft.com/office/word/2018/wordml/cex" xmlns:w16cid="http://schemas.microsoft.com/office/word/2016/wordml/cid" xmlns:w16="http://schemas.microsoft.com/office/word/2018/wordml" xmlns:w16sdtdh="http://schemas.microsoft.com/office/word/2020/wordml/sdtdatahash" xmlns:w16se="http://schemas.microsoft.com/office/word/2015/wordml/symex" mc:Ignorable="w14 w15 w16se w16cid w16 w16cex w16sdtdh">
+<w:styles xmlns:mc="http://schemas.openxmlformats.org/markup-compatibility/2006" xmlns:r="http://schemas.openxmlformats.org/officeDocument/2006/relationships" xmlns:w="http://schemas.openxmlformats.org/wordprocessingml/2006/main" xmlns:w14="http://schemas.microsoft.com/office/word/2010/wordml" xmlns:w15="http://schemas.microsoft.com/office/word/2012/wordml" xmlns:w16cex="http://schemas.microsoft.com/office/word/2018/wordml/cex" xmlns:w16cid="http://schemas.microsoft.com/office/word/2016/wordml/cid" xmlns:w16="http://schemas.microsoft.com/office/word/2018/wordml" xmlns:w16du="http://schemas.microsoft.com/office/word/2023/wordml/word16du" xmlns:w16sdtdh="http://schemas.microsoft.com/office/word/2020/wordml/sdtdatahash" xmlns:w16sdtfl="http://schemas.microsoft.com/office/word/2024/wordml/sdtformatlock" xmlns:w16se="http://schemas.microsoft.com/office/word/2015/wordml/symex" mc:Ignorable="w14 w15 w16se w16cid w16 w16cex w16sdtdh w16sdtfl w16du">
   <w:docDefaults>
     <w:rPrDefault>
       <w:rPr>

--- a/TS Jatai Ghanam Project/TS 4.1/TS 4.1 Jatai Malayalam Corrections.docx
+++ b/TS Jatai Ghanam Project/TS 4.1/TS 4.1 Jatai Malayalam Corrections.docx
@@ -2104,7 +2104,7 @@
       </w:tr>
       <w:tr>
         <w:trPr>
-          <w:trHeight w:val="771"/>
+          <w:trHeight w:val="2246"/>
         </w:trPr>
         <w:tc>
           <w:tcPr>
@@ -2124,11 +2124,641 @@
               <w:adjustRightInd w:val="0"/>
               <w:spacing w:before="0" w:line="240" w:lineRule="auto"/>
               <w:rPr>
+                <w:rFonts w:ascii="BRH Malayalam Extra" w:hAnsi="BRH Malayalam Extra" w:cs="BRH Malayalam Extra"/>
+                <w:color w:val="000000"/>
+                <w:sz w:val="32"/>
+                <w:szCs w:val="32"/>
+              </w:rPr>
+            </w:pPr>
+            <w:r>
+              <w:rPr>
+                <w:rFonts w:cs="BRH Malayalam Extra"/>
+                <w:color w:val="000000"/>
+                <w:szCs w:val="32"/>
+              </w:rPr>
+              <w:t>53</w:t>
+            </w:r>
+            <w:r>
+              <w:rPr>
+                <w:rFonts w:ascii="BRH Malayalam Extra" w:hAnsi="BRH Malayalam Extra" w:cs="BRH Malayalam Extra"/>
+                <w:color w:val="000000"/>
+                <w:sz w:val="32"/>
+                <w:szCs w:val="32"/>
+              </w:rPr>
+              <w:t>)</w:t>
+            </w:r>
+            <w:r>
+              <w:rPr>
+                <w:rFonts w:ascii="BRH Malayalam Extra" w:hAnsi="BRH Malayalam Extra" w:cs="BRH Malayalam Extra"/>
+                <w:color w:val="000000"/>
+                <w:sz w:val="32"/>
+                <w:szCs w:val="32"/>
+              </w:rPr>
+              <w:tab/>
+            </w:r>
+            <w:r>
+              <w:rPr>
+                <w:rFonts w:cs="BRH Malayalam Extra"/>
+                <w:color w:val="000000"/>
+                <w:szCs w:val="32"/>
+              </w:rPr>
+              <w:t>4</w:t>
+            </w:r>
+            <w:r>
+              <w:rPr>
+                <w:rFonts w:ascii="BRH Malayalam Extra" w:hAnsi="BRH Malayalam Extra" w:cs="BRH Malayalam Extra"/>
+                <w:color w:val="000000"/>
+                <w:sz w:val="32"/>
+                <w:szCs w:val="32"/>
+              </w:rPr>
+              <w:t>.</w:t>
+            </w:r>
+            <w:r>
+              <w:rPr>
+                <w:rFonts w:cs="BRH Malayalam Extra"/>
+                <w:color w:val="000000"/>
+                <w:szCs w:val="32"/>
+              </w:rPr>
+              <w:t>1</w:t>
+            </w:r>
+            <w:r>
+              <w:rPr>
+                <w:rFonts w:ascii="BRH Malayalam Extra" w:hAnsi="BRH Malayalam Extra" w:cs="BRH Malayalam Extra"/>
+                <w:color w:val="000000"/>
+                <w:sz w:val="32"/>
+                <w:szCs w:val="32"/>
+              </w:rPr>
+              <w:t>.</w:t>
+            </w:r>
+            <w:r>
+              <w:rPr>
+                <w:rFonts w:cs="BRH Malayalam Extra"/>
+                <w:color w:val="000000"/>
+                <w:szCs w:val="32"/>
+              </w:rPr>
+              <w:t>10</w:t>
+            </w:r>
+            <w:r>
+              <w:rPr>
+                <w:rFonts w:ascii="BRH Malayalam Extra" w:hAnsi="BRH Malayalam Extra" w:cs="BRH Malayalam Extra"/>
+                <w:color w:val="000000"/>
+                <w:sz w:val="32"/>
+                <w:szCs w:val="32"/>
+              </w:rPr>
+              <w:t>.</w:t>
+            </w:r>
+            <w:r>
+              <w:rPr>
+                <w:rFonts w:cs="BRH Malayalam Extra"/>
+                <w:color w:val="000000"/>
+                <w:szCs w:val="32"/>
+              </w:rPr>
+              <w:t>4</w:t>
+            </w:r>
+            <w:r>
+              <w:rPr>
+                <w:rFonts w:ascii="BRH Malayalam Extra" w:hAnsi="BRH Malayalam Extra" w:cs="BRH Malayalam Extra"/>
+                <w:color w:val="000000"/>
+                <w:sz w:val="32"/>
+                <w:szCs w:val="32"/>
+              </w:rPr>
+              <w:t>(</w:t>
+            </w:r>
+            <w:r>
+              <w:rPr>
+                <w:rFonts w:cs="BRH Malayalam Extra"/>
+                <w:color w:val="000000"/>
+                <w:szCs w:val="32"/>
+              </w:rPr>
+              <w:t>46</w:t>
+            </w:r>
+            <w:r>
+              <w:rPr>
+                <w:rFonts w:ascii="BRH Malayalam Extra" w:hAnsi="BRH Malayalam Extra" w:cs="BRH Malayalam Extra"/>
+                <w:color w:val="000000"/>
+                <w:sz w:val="32"/>
+                <w:szCs w:val="32"/>
+              </w:rPr>
+              <w:t xml:space="preserve">)- GK˜I | </w:t>
+            </w:r>
+            <w:r>
+              <w:rPr>
+                <w:rFonts w:ascii="BRH Malayalam Extra" w:hAnsi="BRH Malayalam Extra" w:cs="BRH Malayalam Extra"/>
+                <w:color w:val="000000"/>
+                <w:sz w:val="32"/>
+                <w:szCs w:val="32"/>
+                <w:highlight w:val="yellow"/>
+              </w:rPr>
+              <w:t>s</w:t>
+            </w:r>
+            <w:r>
+              <w:rPr>
+                <w:rFonts w:ascii="BRH Malayalam Extra" w:hAnsi="BRH Malayalam Extra" w:cs="BRH Malayalam Extra"/>
+                <w:color w:val="000000"/>
+                <w:sz w:val="26"/>
+                <w:szCs w:val="32"/>
+                <w:highlight w:val="yellow"/>
+              </w:rPr>
+              <w:t>–</w:t>
+            </w:r>
+            <w:r>
+              <w:rPr>
+                <w:rFonts w:ascii="BRH Malayalam Extra" w:hAnsi="BRH Malayalam Extra" w:cs="BRH Malayalam Extra"/>
+                <w:color w:val="000000"/>
+                <w:sz w:val="32"/>
+                <w:szCs w:val="32"/>
+                <w:highlight w:val="yellow"/>
+              </w:rPr>
+              <w:t>izPz˜</w:t>
+            </w:r>
+            <w:r>
+              <w:rPr>
+                <w:rFonts w:ascii="BRH Malayalam Extra" w:hAnsi="BRH Malayalam Extra" w:cs="BRH Malayalam Extra"/>
+                <w:color w:val="000000"/>
+                <w:sz w:val="32"/>
+                <w:szCs w:val="32"/>
+              </w:rPr>
+              <w:t xml:space="preserve"> ||</w:t>
+            </w:r>
+          </w:p>
+          <w:p>
+            <w:pPr>
+              <w:widowControl w:val="0"/>
+              <w:autoSpaceDE w:val="0"/>
+              <w:autoSpaceDN w:val="0"/>
+              <w:adjustRightInd w:val="0"/>
+              <w:spacing w:before="0" w:line="240" w:lineRule="auto"/>
+              <w:rPr>
+                <w:rFonts w:ascii="BRH Malayalam Extra" w:hAnsi="BRH Malayalam Extra" w:cs="BRH Malayalam Extra"/>
+                <w:color w:val="000000"/>
+                <w:sz w:val="32"/>
+                <w:szCs w:val="32"/>
+              </w:rPr>
+            </w:pPr>
+            <w:r>
+              <w:rPr>
+                <w:rFonts w:ascii="BRH Malayalam Extra" w:hAnsi="BRH Malayalam Extra" w:cs="BRH Malayalam Extra"/>
+                <w:color w:val="000000"/>
+                <w:sz w:val="32"/>
+                <w:szCs w:val="32"/>
+              </w:rPr>
+              <w:t>GK</w:t>
+            </w:r>
+            <w:r>
+              <w:rPr>
+                <w:rFonts w:ascii="BRH Devanagari Extra" w:hAnsi="BRH Devanagari Extra" w:cs="BRH Malayalam Extra"/>
+                <w:color w:val="000000"/>
+                <w:sz w:val="26"/>
+                <w:szCs w:val="32"/>
+              </w:rPr>
+              <w:t>óè</w:t>
+            </w:r>
+            <w:r>
+              <w:rPr>
+                <w:rFonts w:ascii="BRH Malayalam Extra" w:hAnsi="BRH Malayalam Extra" w:cs="BRH Malayalam Extra"/>
+                <w:color w:val="000000"/>
+                <w:sz w:val="32"/>
+                <w:szCs w:val="32"/>
+              </w:rPr>
+              <w:t xml:space="preserve">— </w:t>
+            </w:r>
+            <w:r>
+              <w:rPr>
+                <w:rFonts w:ascii="BRH Malayalam Extra" w:hAnsi="BRH Malayalam Extra" w:cs="BRH Malayalam Extra"/>
+                <w:color w:val="000000"/>
+                <w:sz w:val="32"/>
+                <w:szCs w:val="32"/>
+                <w:highlight w:val="yellow"/>
+              </w:rPr>
+              <w:t>s</w:t>
+            </w:r>
+            <w:r>
+              <w:rPr>
+                <w:rFonts w:ascii="BRH Malayalam Extra" w:hAnsi="BRH Malayalam Extra" w:cs="BRH Malayalam Extra"/>
+                <w:color w:val="000000"/>
+                <w:sz w:val="26"/>
+                <w:szCs w:val="32"/>
+                <w:highlight w:val="yellow"/>
+              </w:rPr>
+              <w:t>–</w:t>
+            </w:r>
+            <w:r>
+              <w:rPr>
+                <w:rFonts w:ascii="BRH Malayalam Extra" w:hAnsi="BRH Malayalam Extra" w:cs="BRH Malayalam Extra"/>
+                <w:color w:val="000000"/>
+                <w:sz w:val="32"/>
+                <w:szCs w:val="32"/>
+                <w:highlight w:val="yellow"/>
+              </w:rPr>
+              <w:t>izPz</w:t>
+            </w:r>
+            <w:r>
+              <w:rPr>
+                <w:rFonts w:ascii="BRH Malayalam Extra" w:hAnsi="BRH Malayalam Extra" w:cs="BRH Malayalam Extra"/>
+                <w:color w:val="000000"/>
+                <w:sz w:val="32"/>
+                <w:szCs w:val="32"/>
+              </w:rPr>
+              <w:t xml:space="preserve">— </w:t>
+            </w:r>
+            <w:r>
+              <w:rPr>
+                <w:rFonts w:ascii="BRH Malayalam Extra" w:hAnsi="BRH Malayalam Extra" w:cs="BRH Malayalam Extra"/>
+                <w:color w:val="000000"/>
+                <w:sz w:val="32"/>
+                <w:szCs w:val="32"/>
+                <w:highlight w:val="yellow"/>
+              </w:rPr>
+              <w:t>s</w:t>
+            </w:r>
+            <w:r>
+              <w:rPr>
+                <w:rFonts w:ascii="BRH Malayalam Extra" w:hAnsi="BRH Malayalam Extra" w:cs="BRH Malayalam Extra"/>
+                <w:color w:val="000000"/>
+                <w:sz w:val="26"/>
+                <w:szCs w:val="32"/>
+                <w:highlight w:val="yellow"/>
+              </w:rPr>
+              <w:t>–</w:t>
+            </w:r>
+            <w:r>
+              <w:rPr>
+                <w:rFonts w:ascii="BRH Malayalam Extra" w:hAnsi="BRH Malayalam Extra" w:cs="BRH Malayalam Extra"/>
+                <w:color w:val="000000"/>
+                <w:sz w:val="32"/>
+                <w:szCs w:val="32"/>
+                <w:highlight w:val="yellow"/>
+              </w:rPr>
+              <w:t>izPz</w:t>
+            </w:r>
+            <w:r>
+              <w:rPr>
+                <w:rFonts w:ascii="BRH Malayalam Extra" w:hAnsi="BRH Malayalam Extra" w:cs="BRH Malayalam Extra"/>
+                <w:color w:val="000000"/>
+                <w:sz w:val="26"/>
+                <w:szCs w:val="32"/>
+              </w:rPr>
+              <w:t>–</w:t>
+            </w:r>
+            <w:r>
+              <w:rPr>
+                <w:rFonts w:ascii="BRH Malayalam Extra" w:hAnsi="BRH Malayalam Extra" w:cs="BRH Malayalam Extra"/>
+                <w:color w:val="000000"/>
+                <w:sz w:val="32"/>
+                <w:szCs w:val="32"/>
+              </w:rPr>
+              <w:t xml:space="preserve"> GK</w:t>
+            </w:r>
+            <w:r>
+              <w:rPr>
+                <w:rFonts w:ascii="BRH Malayalam Extra" w:hAnsi="BRH Malayalam Extra" w:cs="BRH Malayalam Extra"/>
+                <w:color w:val="000000"/>
+                <w:sz w:val="26"/>
+                <w:szCs w:val="32"/>
+              </w:rPr>
+              <w:t>–</w:t>
+            </w:r>
+            <w:r>
+              <w:rPr>
+                <w:rFonts w:ascii="BRH Malayalam Extra" w:hAnsi="BRH Malayalam Extra" w:cs="BRH Malayalam Extra"/>
+                <w:color w:val="000000"/>
+                <w:sz w:val="32"/>
+                <w:szCs w:val="32"/>
+              </w:rPr>
+              <w:t xml:space="preserve"> ¥iK</w:t>
+            </w:r>
+            <w:r>
+              <w:rPr>
+                <w:rFonts w:ascii="BRH Devanagari Extra" w:hAnsi="BRH Devanagari Extra" w:cs="BRH Malayalam Extra"/>
+                <w:color w:val="000000"/>
+                <w:sz w:val="26"/>
+                <w:szCs w:val="32"/>
+              </w:rPr>
+              <w:t>óè</w:t>
+            </w:r>
+            <w:r>
+              <w:rPr>
+                <w:rFonts w:ascii="BRH Malayalam Extra" w:hAnsi="BRH Malayalam Extra" w:cs="BRH Malayalam Extra"/>
+                <w:color w:val="000000"/>
+                <w:sz w:val="32"/>
+                <w:szCs w:val="32"/>
+              </w:rPr>
+              <w:t xml:space="preserve">— </w:t>
+            </w:r>
+            <w:r>
+              <w:rPr>
+                <w:rFonts w:ascii="BRH Malayalam Extra" w:hAnsi="BRH Malayalam Extra" w:cs="BRH Malayalam Extra"/>
+                <w:color w:val="000000"/>
+                <w:sz w:val="32"/>
+                <w:szCs w:val="32"/>
+                <w:highlight w:val="yellow"/>
+              </w:rPr>
+              <w:t>s</w:t>
+            </w:r>
+            <w:r>
+              <w:rPr>
+                <w:rFonts w:ascii="BRH Malayalam Extra" w:hAnsi="BRH Malayalam Extra" w:cs="BRH Malayalam Extra"/>
+                <w:color w:val="000000"/>
+                <w:sz w:val="26"/>
+                <w:szCs w:val="32"/>
+                <w:highlight w:val="yellow"/>
+              </w:rPr>
+              <w:t>–</w:t>
+            </w:r>
+            <w:r>
+              <w:rPr>
+                <w:rFonts w:ascii="BRH Malayalam Extra" w:hAnsi="BRH Malayalam Extra" w:cs="BRH Malayalam Extra"/>
+                <w:color w:val="000000"/>
+                <w:sz w:val="32"/>
+                <w:szCs w:val="32"/>
+                <w:highlight w:val="yellow"/>
+              </w:rPr>
+              <w:t>izPz˜</w:t>
+            </w:r>
+            <w:r>
+              <w:rPr>
+                <w:rFonts w:ascii="BRH Malayalam Extra" w:hAnsi="BRH Malayalam Extra" w:cs="BRH Malayalam Extra"/>
+                <w:color w:val="000000"/>
+                <w:sz w:val="32"/>
+                <w:szCs w:val="32"/>
+              </w:rPr>
+              <w:t xml:space="preserve"> | </w:t>
+            </w:r>
+          </w:p>
+          <w:p>
+            <w:pPr>
+              <w:widowControl w:val="0"/>
+              <w:autoSpaceDE w:val="0"/>
+              <w:autoSpaceDN w:val="0"/>
+              <w:adjustRightInd w:val="0"/>
+              <w:spacing w:before="0" w:line="240" w:lineRule="auto"/>
+              <w:rPr>
+                <w:rFonts w:ascii="BRH Malayalam Extra" w:hAnsi="BRH Malayalam Extra" w:cs="BRH Malayalam Extra"/>
+                <w:color w:val="000000"/>
+                <w:sz w:val="32"/>
+                <w:szCs w:val="32"/>
+              </w:rPr>
+            </w:pPr>
+            <w:r>
+              <w:rPr>
+                <w:rFonts w:cs="BRH Malayalam Extra"/>
+                <w:color w:val="000000"/>
+                <w:szCs w:val="32"/>
+              </w:rPr>
+              <w:t>54</w:t>
+            </w:r>
+            <w:r>
+              <w:rPr>
+                <w:rFonts w:ascii="BRH Malayalam Extra" w:hAnsi="BRH Malayalam Extra" w:cs="BRH Malayalam Extra"/>
+                <w:color w:val="000000"/>
+                <w:sz w:val="32"/>
+                <w:szCs w:val="32"/>
+              </w:rPr>
+              <w:t>)</w:t>
+            </w:r>
+            <w:r>
+              <w:rPr>
+                <w:rFonts w:ascii="BRH Malayalam Extra" w:hAnsi="BRH Malayalam Extra" w:cs="BRH Malayalam Extra"/>
+                <w:color w:val="000000"/>
+                <w:sz w:val="32"/>
+                <w:szCs w:val="32"/>
+              </w:rPr>
+              <w:tab/>
+            </w:r>
+            <w:r>
+              <w:rPr>
+                <w:rFonts w:cs="BRH Malayalam Extra"/>
+                <w:color w:val="000000"/>
+                <w:szCs w:val="32"/>
+              </w:rPr>
+              <w:t>4</w:t>
+            </w:r>
+            <w:r>
+              <w:rPr>
+                <w:rFonts w:ascii="BRH Malayalam Extra" w:hAnsi="BRH Malayalam Extra" w:cs="BRH Malayalam Extra"/>
+                <w:color w:val="000000"/>
+                <w:sz w:val="32"/>
+                <w:szCs w:val="32"/>
+              </w:rPr>
+              <w:t>.</w:t>
+            </w:r>
+            <w:r>
+              <w:rPr>
+                <w:rFonts w:cs="BRH Malayalam Extra"/>
+                <w:color w:val="000000"/>
+                <w:szCs w:val="32"/>
+              </w:rPr>
+              <w:t>1</w:t>
+            </w:r>
+            <w:r>
+              <w:rPr>
+                <w:rFonts w:ascii="BRH Malayalam Extra" w:hAnsi="BRH Malayalam Extra" w:cs="BRH Malayalam Extra"/>
+                <w:color w:val="000000"/>
+                <w:sz w:val="32"/>
+                <w:szCs w:val="32"/>
+              </w:rPr>
+              <w:t>.</w:t>
+            </w:r>
+            <w:r>
+              <w:rPr>
+                <w:rFonts w:cs="BRH Malayalam Extra"/>
+                <w:color w:val="000000"/>
+                <w:szCs w:val="32"/>
+              </w:rPr>
+              <w:t>10</w:t>
+            </w:r>
+            <w:r>
+              <w:rPr>
+                <w:rFonts w:ascii="BRH Malayalam Extra" w:hAnsi="BRH Malayalam Extra" w:cs="BRH Malayalam Extra"/>
+                <w:color w:val="000000"/>
+                <w:sz w:val="32"/>
+                <w:szCs w:val="32"/>
+              </w:rPr>
+              <w:t>.</w:t>
+            </w:r>
+            <w:r>
+              <w:rPr>
+                <w:rFonts w:cs="BRH Malayalam Extra"/>
+                <w:color w:val="000000"/>
+                <w:szCs w:val="32"/>
+              </w:rPr>
+              <w:t>4</w:t>
+            </w:r>
+            <w:r>
+              <w:rPr>
+                <w:rFonts w:ascii="BRH Malayalam Extra" w:hAnsi="BRH Malayalam Extra" w:cs="BRH Malayalam Extra"/>
+                <w:color w:val="000000"/>
+                <w:sz w:val="32"/>
+                <w:szCs w:val="32"/>
+              </w:rPr>
+              <w:t>(</w:t>
+            </w:r>
+            <w:r>
+              <w:rPr>
+                <w:rFonts w:cs="BRH Malayalam Extra"/>
+                <w:color w:val="000000"/>
+                <w:szCs w:val="32"/>
+              </w:rPr>
+              <w:t>47</w:t>
+            </w:r>
+            <w:r>
+              <w:rPr>
+                <w:rFonts w:ascii="BRH Malayalam Extra" w:hAnsi="BRH Malayalam Extra" w:cs="BRH Malayalam Extra"/>
+                <w:color w:val="000000"/>
+                <w:sz w:val="32"/>
+                <w:szCs w:val="32"/>
+              </w:rPr>
+              <w:t xml:space="preserve">)- </w:t>
+            </w:r>
+            <w:r>
+              <w:rPr>
+                <w:rFonts w:ascii="BRH Malayalam Extra" w:hAnsi="BRH Malayalam Extra" w:cs="BRH Malayalam Extra"/>
+                <w:color w:val="000000"/>
+                <w:sz w:val="32"/>
+                <w:szCs w:val="32"/>
+                <w:highlight w:val="yellow"/>
+              </w:rPr>
+              <w:t>s</w:t>
+            </w:r>
+            <w:r>
+              <w:rPr>
+                <w:rFonts w:ascii="BRH Malayalam Extra" w:hAnsi="BRH Malayalam Extra" w:cs="BRH Malayalam Extra"/>
+                <w:color w:val="000000"/>
+                <w:sz w:val="26"/>
+                <w:szCs w:val="32"/>
+                <w:highlight w:val="yellow"/>
+              </w:rPr>
+              <w:t>–</w:t>
+            </w:r>
+            <w:r>
+              <w:rPr>
+                <w:rFonts w:ascii="BRH Malayalam Extra" w:hAnsi="BRH Malayalam Extra" w:cs="BRH Malayalam Extra"/>
+                <w:color w:val="000000"/>
+                <w:sz w:val="32"/>
+                <w:szCs w:val="32"/>
+                <w:highlight w:val="yellow"/>
+              </w:rPr>
+              <w:t>izPz˜</w:t>
+            </w:r>
+            <w:r>
+              <w:rPr>
+                <w:rFonts w:ascii="BRH Malayalam Extra" w:hAnsi="BRH Malayalam Extra" w:cs="BRH Malayalam Extra"/>
+                <w:color w:val="000000"/>
+                <w:sz w:val="32"/>
+                <w:szCs w:val="32"/>
+              </w:rPr>
+              <w:t xml:space="preserve"> ||</w:t>
+            </w:r>
+          </w:p>
+          <w:p>
+            <w:pPr>
+              <w:widowControl w:val="0"/>
+              <w:autoSpaceDE w:val="0"/>
+              <w:autoSpaceDN w:val="0"/>
+              <w:adjustRightInd w:val="0"/>
+              <w:spacing w:before="0" w:line="240" w:lineRule="auto"/>
+              <w:rPr>
                 <w:rFonts w:cs="BRH Malayalam Extra"/>
                 <w:color w:val="FF0000"/>
                 <w:szCs w:val="40"/>
               </w:rPr>
             </w:pPr>
+            <w:r>
+              <w:rPr>
+                <w:rFonts w:ascii="BRH Malayalam Extra" w:hAnsi="BRH Malayalam Extra" w:cs="BRH Malayalam Extra"/>
+                <w:color w:val="000000"/>
+                <w:sz w:val="32"/>
+                <w:szCs w:val="32"/>
+                <w:highlight w:val="yellow"/>
+              </w:rPr>
+              <w:t>s</w:t>
+            </w:r>
+            <w:r>
+              <w:rPr>
+                <w:rFonts w:ascii="BRH Malayalam Extra" w:hAnsi="BRH Malayalam Extra" w:cs="BRH Malayalam Extra"/>
+                <w:color w:val="000000"/>
+                <w:sz w:val="26"/>
+                <w:szCs w:val="32"/>
+                <w:highlight w:val="yellow"/>
+              </w:rPr>
+              <w:t>–</w:t>
+            </w:r>
+            <w:r>
+              <w:rPr>
+                <w:rFonts w:ascii="BRH Malayalam Extra" w:hAnsi="BRH Malayalam Extra" w:cs="BRH Malayalam Extra"/>
+                <w:color w:val="000000"/>
+                <w:sz w:val="32"/>
+                <w:szCs w:val="32"/>
+                <w:highlight w:val="yellow"/>
+              </w:rPr>
+              <w:t>izPz</w:t>
+            </w:r>
+            <w:r>
+              <w:rPr>
+                <w:rFonts w:ascii="BRH Malayalam Extra" w:hAnsi="BRH Malayalam Extra" w:cs="BRH Malayalam Extra"/>
+                <w:color w:val="000000"/>
+                <w:sz w:val="26"/>
+                <w:szCs w:val="32"/>
+              </w:rPr>
+              <w:t>–</w:t>
+            </w:r>
+            <w:r>
+              <w:rPr>
+                <w:rFonts w:ascii="BRH Malayalam Extra" w:hAnsi="BRH Malayalam Extra" w:cs="BRH Malayalam Extra"/>
+                <w:color w:val="000000"/>
+                <w:sz w:val="32"/>
+                <w:szCs w:val="32"/>
+              </w:rPr>
+              <w:t xml:space="preserve"> CZy— </w:t>
+            </w:r>
+            <w:r>
+              <w:rPr>
+                <w:rFonts w:ascii="BRH Malayalam Extra" w:hAnsi="BRH Malayalam Extra" w:cs="BRH Malayalam Extra"/>
+                <w:color w:val="000000"/>
+                <w:sz w:val="32"/>
+                <w:szCs w:val="32"/>
+                <w:highlight w:val="yellow"/>
+              </w:rPr>
+              <w:t>s</w:t>
+            </w:r>
+            <w:r>
+              <w:rPr>
+                <w:rFonts w:ascii="BRH Malayalam Extra" w:hAnsi="BRH Malayalam Extra" w:cs="BRH Malayalam Extra"/>
+                <w:color w:val="000000"/>
+                <w:sz w:val="26"/>
+                <w:szCs w:val="32"/>
+                <w:highlight w:val="yellow"/>
+              </w:rPr>
+              <w:t>–</w:t>
+            </w:r>
+            <w:r>
+              <w:rPr>
+                <w:rFonts w:ascii="BRH Malayalam Extra" w:hAnsi="BRH Malayalam Extra" w:cs="BRH Malayalam Extra"/>
+                <w:color w:val="000000"/>
+                <w:sz w:val="32"/>
+                <w:szCs w:val="32"/>
+                <w:highlight w:val="yellow"/>
+              </w:rPr>
+              <w:t>izPz˜</w:t>
+            </w:r>
+            <w:r>
+              <w:rPr>
+                <w:rFonts w:ascii="BRH Malayalam Extra" w:hAnsi="BRH Malayalam Extra" w:cs="BRH Malayalam Extra"/>
+                <w:color w:val="000000"/>
+                <w:sz w:val="32"/>
+                <w:szCs w:val="32"/>
+              </w:rPr>
+              <w:t xml:space="preserve"> </w:t>
+            </w:r>
+            <w:r>
+              <w:rPr>
+                <w:rFonts w:ascii="BRH Malayalam Extra" w:hAnsi="BRH Malayalam Extra" w:cs="BRH Malayalam Extra"/>
+                <w:color w:val="000000"/>
+                <w:sz w:val="32"/>
+                <w:szCs w:val="32"/>
+              </w:rPr>
+              <w:t>|</w:t>
+            </w:r>
           </w:p>
         </w:tc>
         <w:tc>
@@ -2149,11 +2779,689 @@
               <w:adjustRightInd w:val="0"/>
               <w:spacing w:before="0" w:line="240" w:lineRule="auto"/>
               <w:rPr>
+                <w:rFonts w:ascii="BRH Malayalam Extra" w:hAnsi="BRH Malayalam Extra" w:cs="BRH Malayalam Extra"/>
+                <w:color w:val="000000"/>
+                <w:sz w:val="32"/>
+                <w:szCs w:val="32"/>
+              </w:rPr>
+            </w:pPr>
+            <w:r>
+              <w:rPr>
+                <w:rFonts w:cs="BRH Malayalam Extra"/>
+                <w:color w:val="000000"/>
+                <w:szCs w:val="32"/>
+              </w:rPr>
+              <w:t>53</w:t>
+            </w:r>
+            <w:r>
+              <w:rPr>
+                <w:rFonts w:ascii="BRH Malayalam Extra" w:hAnsi="BRH Malayalam Extra" w:cs="BRH Malayalam Extra"/>
+                <w:color w:val="000000"/>
+                <w:sz w:val="32"/>
+                <w:szCs w:val="32"/>
+              </w:rPr>
+              <w:t>)</w:t>
+            </w:r>
+            <w:r>
+              <w:rPr>
+                <w:rFonts w:ascii="BRH Malayalam Extra" w:hAnsi="BRH Malayalam Extra" w:cs="BRH Malayalam Extra"/>
+                <w:color w:val="000000"/>
+                <w:sz w:val="32"/>
+                <w:szCs w:val="32"/>
+              </w:rPr>
+              <w:tab/>
+            </w:r>
+            <w:r>
+              <w:rPr>
+                <w:rFonts w:cs="BRH Malayalam Extra"/>
+                <w:color w:val="000000"/>
+                <w:szCs w:val="32"/>
+              </w:rPr>
+              <w:t>4</w:t>
+            </w:r>
+            <w:r>
+              <w:rPr>
+                <w:rFonts w:ascii="BRH Malayalam Extra" w:hAnsi="BRH Malayalam Extra" w:cs="BRH Malayalam Extra"/>
+                <w:color w:val="000000"/>
+                <w:sz w:val="32"/>
+                <w:szCs w:val="32"/>
+              </w:rPr>
+              <w:t>.</w:t>
+            </w:r>
+            <w:r>
+              <w:rPr>
+                <w:rFonts w:cs="BRH Malayalam Extra"/>
+                <w:color w:val="000000"/>
+                <w:szCs w:val="32"/>
+              </w:rPr>
+              <w:t>1</w:t>
+            </w:r>
+            <w:r>
+              <w:rPr>
+                <w:rFonts w:ascii="BRH Malayalam Extra" w:hAnsi="BRH Malayalam Extra" w:cs="BRH Malayalam Extra"/>
+                <w:color w:val="000000"/>
+                <w:sz w:val="32"/>
+                <w:szCs w:val="32"/>
+              </w:rPr>
+              <w:t>.</w:t>
+            </w:r>
+            <w:r>
+              <w:rPr>
+                <w:rFonts w:cs="BRH Malayalam Extra"/>
+                <w:color w:val="000000"/>
+                <w:szCs w:val="32"/>
+              </w:rPr>
+              <w:t>10</w:t>
+            </w:r>
+            <w:r>
+              <w:rPr>
+                <w:rFonts w:ascii="BRH Malayalam Extra" w:hAnsi="BRH Malayalam Extra" w:cs="BRH Malayalam Extra"/>
+                <w:color w:val="000000"/>
+                <w:sz w:val="32"/>
+                <w:szCs w:val="32"/>
+              </w:rPr>
+              <w:t>.</w:t>
+            </w:r>
+            <w:r>
+              <w:rPr>
+                <w:rFonts w:cs="BRH Malayalam Extra"/>
+                <w:color w:val="000000"/>
+                <w:szCs w:val="32"/>
+              </w:rPr>
+              <w:t>4</w:t>
+            </w:r>
+            <w:r>
+              <w:rPr>
+                <w:rFonts w:ascii="BRH Malayalam Extra" w:hAnsi="BRH Malayalam Extra" w:cs="BRH Malayalam Extra"/>
+                <w:color w:val="000000"/>
+                <w:sz w:val="32"/>
+                <w:szCs w:val="32"/>
+              </w:rPr>
+              <w:t>(</w:t>
+            </w:r>
+            <w:r>
+              <w:rPr>
+                <w:rFonts w:cs="BRH Malayalam Extra"/>
+                <w:color w:val="000000"/>
+                <w:szCs w:val="32"/>
+              </w:rPr>
+              <w:t>46</w:t>
+            </w:r>
+            <w:r>
+              <w:rPr>
+                <w:rFonts w:ascii="BRH Malayalam Extra" w:hAnsi="BRH Malayalam Extra" w:cs="BRH Malayalam Extra"/>
+                <w:color w:val="000000"/>
+                <w:sz w:val="32"/>
+                <w:szCs w:val="32"/>
+              </w:rPr>
+              <w:t xml:space="preserve">)- GK˜I | </w:t>
+            </w:r>
+            <w:r>
+              <w:rPr>
+                <w:rFonts w:ascii="BRH Malayalam Extra" w:hAnsi="BRH Malayalam Extra" w:cs="BRH Malayalam Extra"/>
+                <w:color w:val="000000"/>
+                <w:sz w:val="32"/>
+                <w:szCs w:val="32"/>
+                <w:highlight w:val="green"/>
+              </w:rPr>
+              <w:t>s</w:t>
+            </w:r>
+            <w:r>
+              <w:rPr>
+                <w:rFonts w:ascii="BRH Malayalam Extra" w:hAnsi="BRH Malayalam Extra" w:cs="BRH Malayalam Extra"/>
+                <w:color w:val="000000"/>
+                <w:sz w:val="26"/>
+                <w:szCs w:val="32"/>
+                <w:highlight w:val="green"/>
+              </w:rPr>
+              <w:t>–</w:t>
+            </w:r>
+            <w:r>
+              <w:rPr>
+                <w:rFonts w:ascii="BRH Malayalam Extra" w:hAnsi="BRH Malayalam Extra" w:cs="BRH Malayalam Extra"/>
+                <w:color w:val="000000"/>
+                <w:sz w:val="32"/>
+                <w:szCs w:val="32"/>
+                <w:highlight w:val="green"/>
+              </w:rPr>
+              <w:t>iz</w:t>
+            </w:r>
+            <w:r>
+              <w:rPr>
+                <w:rFonts w:ascii="BRH Malayalam Extra" w:hAnsi="BRH Malayalam Extra" w:cs="BRH Malayalam Extra"/>
+                <w:color w:val="000000"/>
+                <w:sz w:val="26"/>
+                <w:szCs w:val="32"/>
+                <w:highlight w:val="green"/>
+              </w:rPr>
+              <w:t>–</w:t>
+            </w:r>
+            <w:r>
+              <w:rPr>
+                <w:rFonts w:ascii="BRH Malayalam Extra" w:hAnsi="BRH Malayalam Extra" w:cs="BRH Malayalam Extra"/>
+                <w:color w:val="000000"/>
+                <w:sz w:val="32"/>
+                <w:szCs w:val="32"/>
+                <w:highlight w:val="green"/>
+              </w:rPr>
+              <w:t>Pz</w:t>
+            </w:r>
+            <w:r>
+              <w:rPr>
+                <w:rFonts w:ascii="BRH Malayalam Extra" w:hAnsi="BRH Malayalam Extra" w:cs="BRH Malayalam Extra"/>
+                <w:color w:val="000000"/>
+                <w:sz w:val="32"/>
+                <w:szCs w:val="32"/>
+              </w:rPr>
+              <w:t xml:space="preserve"> ||</w:t>
+            </w:r>
+          </w:p>
+          <w:p>
+            <w:pPr>
+              <w:widowControl w:val="0"/>
+              <w:autoSpaceDE w:val="0"/>
+              <w:autoSpaceDN w:val="0"/>
+              <w:adjustRightInd w:val="0"/>
+              <w:spacing w:before="0" w:line="240" w:lineRule="auto"/>
+              <w:rPr>
+                <w:rFonts w:ascii="BRH Malayalam Extra" w:hAnsi="BRH Malayalam Extra" w:cs="BRH Malayalam Extra"/>
+                <w:color w:val="000000"/>
+                <w:sz w:val="32"/>
+                <w:szCs w:val="32"/>
+              </w:rPr>
+            </w:pPr>
+            <w:r>
+              <w:rPr>
+                <w:rFonts w:ascii="BRH Malayalam Extra" w:hAnsi="BRH Malayalam Extra" w:cs="BRH Malayalam Extra"/>
+                <w:color w:val="000000"/>
+                <w:sz w:val="32"/>
+                <w:szCs w:val="32"/>
+              </w:rPr>
+              <w:t>GK</w:t>
+            </w:r>
+            <w:r>
+              <w:rPr>
+                <w:rFonts w:ascii="BRH Devanagari Extra" w:hAnsi="BRH Devanagari Extra" w:cs="BRH Malayalam Extra"/>
+                <w:color w:val="000000"/>
+                <w:sz w:val="26"/>
+                <w:szCs w:val="32"/>
+              </w:rPr>
+              <w:t>óè</w:t>
+            </w:r>
+            <w:r>
+              <w:rPr>
+                <w:rFonts w:ascii="BRH Malayalam Extra" w:hAnsi="BRH Malayalam Extra" w:cs="BRH Malayalam Extra"/>
+                <w:color w:val="000000"/>
+                <w:sz w:val="32"/>
+                <w:szCs w:val="32"/>
+              </w:rPr>
+              <w:t xml:space="preserve">— </w:t>
+            </w:r>
+            <w:r>
+              <w:rPr>
+                <w:rFonts w:ascii="BRH Malayalam Extra" w:hAnsi="BRH Malayalam Extra" w:cs="BRH Malayalam Extra"/>
+                <w:color w:val="000000"/>
+                <w:sz w:val="32"/>
+                <w:szCs w:val="32"/>
+                <w:highlight w:val="green"/>
+              </w:rPr>
+              <w:t>siz</w:t>
+            </w:r>
+            <w:r>
+              <w:rPr>
+                <w:rFonts w:ascii="BRH Malayalam Extra" w:hAnsi="BRH Malayalam Extra" w:cs="BRH Malayalam Extra"/>
+                <w:color w:val="000000"/>
+                <w:sz w:val="26"/>
+                <w:szCs w:val="32"/>
+                <w:highlight w:val="green"/>
+              </w:rPr>
+              <w:t>–</w:t>
+            </w:r>
+            <w:r>
+              <w:rPr>
+                <w:rFonts w:ascii="BRH Malayalam Extra" w:hAnsi="BRH Malayalam Extra" w:cs="BRH Malayalam Extra"/>
+                <w:color w:val="000000"/>
+                <w:sz w:val="32"/>
+                <w:szCs w:val="32"/>
+                <w:highlight w:val="green"/>
+              </w:rPr>
+              <w:t>Pz</w:t>
+            </w:r>
+            <w:r>
+              <w:rPr>
+                <w:rFonts w:ascii="BRH Malayalam Extra" w:hAnsi="BRH Malayalam Extra" w:cs="BRH Malayalam Extra"/>
+                <w:color w:val="000000"/>
+                <w:sz w:val="32"/>
+                <w:szCs w:val="32"/>
+              </w:rPr>
+              <w:t xml:space="preserve"> </w:t>
+            </w:r>
+            <w:r>
+              <w:rPr>
+                <w:rFonts w:ascii="BRH Malayalam Extra" w:hAnsi="BRH Malayalam Extra" w:cs="BRH Malayalam Extra"/>
+                <w:color w:val="000000"/>
+                <w:sz w:val="32"/>
+                <w:szCs w:val="32"/>
+                <w:highlight w:val="green"/>
+              </w:rPr>
+              <w:t>s—iz</w:t>
+            </w:r>
+            <w:r>
+              <w:rPr>
+                <w:rFonts w:ascii="BRH Malayalam Extra" w:hAnsi="BRH Malayalam Extra" w:cs="BRH Malayalam Extra"/>
+                <w:color w:val="000000"/>
+                <w:sz w:val="26"/>
+                <w:szCs w:val="32"/>
+                <w:highlight w:val="green"/>
+              </w:rPr>
+              <w:t>–</w:t>
+            </w:r>
+            <w:r>
+              <w:rPr>
+                <w:rFonts w:ascii="BRH Malayalam Extra" w:hAnsi="BRH Malayalam Extra" w:cs="BRH Malayalam Extra"/>
+                <w:color w:val="000000"/>
+                <w:sz w:val="32"/>
+                <w:szCs w:val="32"/>
+                <w:highlight w:val="green"/>
+              </w:rPr>
+              <w:t>Pz</w:t>
+            </w:r>
+            <w:r>
+              <w:rPr>
+                <w:rFonts w:ascii="BRH Malayalam Extra" w:hAnsi="BRH Malayalam Extra" w:cs="BRH Malayalam Extra"/>
+                <w:color w:val="000000"/>
+                <w:sz w:val="32"/>
+                <w:szCs w:val="32"/>
+              </w:rPr>
+              <w:t xml:space="preserve"> GK</w:t>
+            </w:r>
+            <w:r>
+              <w:rPr>
+                <w:rFonts w:ascii="BRH Malayalam Extra" w:hAnsi="BRH Malayalam Extra" w:cs="BRH Malayalam Extra"/>
+                <w:color w:val="000000"/>
+                <w:sz w:val="26"/>
+                <w:szCs w:val="32"/>
+              </w:rPr>
+              <w:t>–</w:t>
+            </w:r>
+            <w:r>
+              <w:rPr>
+                <w:rFonts w:ascii="BRH Malayalam Extra" w:hAnsi="BRH Malayalam Extra" w:cs="BRH Malayalam Extra"/>
+                <w:color w:val="000000"/>
+                <w:sz w:val="32"/>
+                <w:szCs w:val="32"/>
+              </w:rPr>
+              <w:t xml:space="preserve"> ¥iK</w:t>
+            </w:r>
+            <w:r>
+              <w:rPr>
+                <w:rFonts w:ascii="BRH Devanagari Extra" w:hAnsi="BRH Devanagari Extra" w:cs="BRH Malayalam Extra"/>
+                <w:color w:val="000000"/>
+                <w:sz w:val="26"/>
+                <w:szCs w:val="32"/>
+              </w:rPr>
+              <w:t>óè</w:t>
+            </w:r>
+            <w:r>
+              <w:rPr>
+                <w:rFonts w:ascii="BRH Malayalam Extra" w:hAnsi="BRH Malayalam Extra" w:cs="BRH Malayalam Extra"/>
+                <w:color w:val="000000"/>
+                <w:sz w:val="32"/>
+                <w:szCs w:val="32"/>
+              </w:rPr>
+              <w:t xml:space="preserve">— </w:t>
+            </w:r>
+            <w:r>
+              <w:rPr>
+                <w:rFonts w:ascii="BRH Malayalam Extra" w:hAnsi="BRH Malayalam Extra" w:cs="BRH Malayalam Extra"/>
+                <w:color w:val="000000"/>
+                <w:sz w:val="32"/>
+                <w:szCs w:val="32"/>
+                <w:highlight w:val="green"/>
+              </w:rPr>
+              <w:t>siz</w:t>
+            </w:r>
+            <w:r>
+              <w:rPr>
+                <w:rFonts w:ascii="BRH Malayalam Extra" w:hAnsi="BRH Malayalam Extra" w:cs="BRH Malayalam Extra"/>
+                <w:color w:val="000000"/>
+                <w:sz w:val="26"/>
+                <w:szCs w:val="32"/>
+                <w:highlight w:val="green"/>
+              </w:rPr>
+              <w:t>–</w:t>
+            </w:r>
+            <w:r>
+              <w:rPr>
+                <w:rFonts w:ascii="BRH Malayalam Extra" w:hAnsi="BRH Malayalam Extra" w:cs="BRH Malayalam Extra"/>
+                <w:color w:val="000000"/>
+                <w:sz w:val="32"/>
+                <w:szCs w:val="32"/>
+                <w:highlight w:val="green"/>
+              </w:rPr>
+              <w:t>Pz</w:t>
+            </w:r>
+            <w:r>
+              <w:rPr>
+                <w:rFonts w:ascii="BRH Malayalam Extra" w:hAnsi="BRH Malayalam Extra" w:cs="BRH Malayalam Extra"/>
+                <w:color w:val="000000"/>
+                <w:sz w:val="32"/>
+                <w:szCs w:val="32"/>
+              </w:rPr>
+              <w:t xml:space="preserve"> | </w:t>
+            </w:r>
+          </w:p>
+          <w:p>
+            <w:pPr>
+              <w:widowControl w:val="0"/>
+              <w:autoSpaceDE w:val="0"/>
+              <w:autoSpaceDN w:val="0"/>
+              <w:adjustRightInd w:val="0"/>
+              <w:spacing w:before="0" w:line="240" w:lineRule="auto"/>
+              <w:rPr>
+                <w:rFonts w:ascii="BRH Malayalam Extra" w:hAnsi="BRH Malayalam Extra" w:cs="BRH Malayalam Extra"/>
+                <w:color w:val="000000"/>
+                <w:sz w:val="32"/>
+                <w:szCs w:val="32"/>
+              </w:rPr>
+            </w:pPr>
+            <w:r>
+              <w:rPr>
+                <w:rFonts w:cs="BRH Malayalam Extra"/>
+                <w:color w:val="000000"/>
+                <w:szCs w:val="32"/>
+              </w:rPr>
+              <w:t>54</w:t>
+            </w:r>
+            <w:r>
+              <w:rPr>
+                <w:rFonts w:ascii="BRH Malayalam Extra" w:hAnsi="BRH Malayalam Extra" w:cs="BRH Malayalam Extra"/>
+                <w:color w:val="000000"/>
+                <w:sz w:val="32"/>
+                <w:szCs w:val="32"/>
+              </w:rPr>
+              <w:t>)</w:t>
+            </w:r>
+            <w:r>
+              <w:rPr>
+                <w:rFonts w:ascii="BRH Malayalam Extra" w:hAnsi="BRH Malayalam Extra" w:cs="BRH Malayalam Extra"/>
+                <w:color w:val="000000"/>
+                <w:sz w:val="32"/>
+                <w:szCs w:val="32"/>
+              </w:rPr>
+              <w:tab/>
+            </w:r>
+            <w:r>
+              <w:rPr>
+                <w:rFonts w:cs="BRH Malayalam Extra"/>
+                <w:color w:val="000000"/>
+                <w:szCs w:val="32"/>
+              </w:rPr>
+              <w:t>4</w:t>
+            </w:r>
+            <w:r>
+              <w:rPr>
+                <w:rFonts w:ascii="BRH Malayalam Extra" w:hAnsi="BRH Malayalam Extra" w:cs="BRH Malayalam Extra"/>
+                <w:color w:val="000000"/>
+                <w:sz w:val="32"/>
+                <w:szCs w:val="32"/>
+              </w:rPr>
+              <w:t>.</w:t>
+            </w:r>
+            <w:r>
+              <w:rPr>
+                <w:rFonts w:cs="BRH Malayalam Extra"/>
+                <w:color w:val="000000"/>
+                <w:szCs w:val="32"/>
+              </w:rPr>
+              <w:t>1</w:t>
+            </w:r>
+            <w:r>
+              <w:rPr>
+                <w:rFonts w:ascii="BRH Malayalam Extra" w:hAnsi="BRH Malayalam Extra" w:cs="BRH Malayalam Extra"/>
+                <w:color w:val="000000"/>
+                <w:sz w:val="32"/>
+                <w:szCs w:val="32"/>
+              </w:rPr>
+              <w:t>.</w:t>
+            </w:r>
+            <w:r>
+              <w:rPr>
+                <w:rFonts w:cs="BRH Malayalam Extra"/>
+                <w:color w:val="000000"/>
+                <w:szCs w:val="32"/>
+              </w:rPr>
+              <w:t>10</w:t>
+            </w:r>
+            <w:r>
+              <w:rPr>
+                <w:rFonts w:ascii="BRH Malayalam Extra" w:hAnsi="BRH Malayalam Extra" w:cs="BRH Malayalam Extra"/>
+                <w:color w:val="000000"/>
+                <w:sz w:val="32"/>
+                <w:szCs w:val="32"/>
+              </w:rPr>
+              <w:t>.</w:t>
+            </w:r>
+            <w:r>
+              <w:rPr>
+                <w:rFonts w:cs="BRH Malayalam Extra"/>
+                <w:color w:val="000000"/>
+                <w:szCs w:val="32"/>
+              </w:rPr>
+              <w:t>4</w:t>
+            </w:r>
+            <w:r>
+              <w:rPr>
+                <w:rFonts w:ascii="BRH Malayalam Extra" w:hAnsi="BRH Malayalam Extra" w:cs="BRH Malayalam Extra"/>
+                <w:color w:val="000000"/>
+                <w:sz w:val="32"/>
+                <w:szCs w:val="32"/>
+              </w:rPr>
+              <w:t>(</w:t>
+            </w:r>
+            <w:r>
+              <w:rPr>
+                <w:rFonts w:cs="BRH Malayalam Extra"/>
+                <w:color w:val="000000"/>
+                <w:szCs w:val="32"/>
+              </w:rPr>
+              <w:t>47</w:t>
+            </w:r>
+            <w:r>
+              <w:rPr>
+                <w:rFonts w:ascii="BRH Malayalam Extra" w:hAnsi="BRH Malayalam Extra" w:cs="BRH Malayalam Extra"/>
+                <w:color w:val="000000"/>
+                <w:sz w:val="32"/>
+                <w:szCs w:val="32"/>
+              </w:rPr>
+              <w:t xml:space="preserve">)- </w:t>
+            </w:r>
+            <w:r>
+              <w:rPr>
+                <w:rFonts w:ascii="BRH Malayalam Extra" w:hAnsi="BRH Malayalam Extra" w:cs="BRH Malayalam Extra"/>
+                <w:color w:val="000000"/>
+                <w:sz w:val="32"/>
+                <w:szCs w:val="32"/>
+                <w:highlight w:val="green"/>
+                <w:lang w:val="en-IN"/>
+              </w:rPr>
+              <w:t>s</w:t>
+            </w:r>
+            <w:r>
+              <w:rPr>
+                <w:rFonts w:ascii="BRH Malayalam Extra" w:hAnsi="BRH Malayalam Extra" w:cs="BRH Malayalam Extra"/>
+                <w:color w:val="000000"/>
+                <w:sz w:val="26"/>
+                <w:szCs w:val="32"/>
+                <w:highlight w:val="green"/>
+                <w:lang w:val="en-IN"/>
+              </w:rPr>
+              <w:t>–</w:t>
+            </w:r>
+            <w:r>
+              <w:rPr>
+                <w:rFonts w:ascii="BRH Malayalam Extra" w:hAnsi="BRH Malayalam Extra" w:cs="BRH Malayalam Extra"/>
+                <w:color w:val="000000"/>
+                <w:sz w:val="32"/>
+                <w:szCs w:val="32"/>
+                <w:highlight w:val="green"/>
+                <w:lang w:val="en-IN"/>
+              </w:rPr>
+              <w:t>iz</w:t>
+            </w:r>
+            <w:r>
+              <w:rPr>
+                <w:rFonts w:ascii="BRH Malayalam Extra" w:hAnsi="BRH Malayalam Extra" w:cs="BRH Malayalam Extra"/>
+                <w:color w:val="000000"/>
+                <w:sz w:val="26"/>
+                <w:szCs w:val="32"/>
+                <w:highlight w:val="green"/>
+                <w:lang w:val="en-IN"/>
+              </w:rPr>
+              <w:t>–</w:t>
+            </w:r>
+            <w:r>
+              <w:rPr>
+                <w:rFonts w:ascii="BRH Malayalam Extra" w:hAnsi="BRH Malayalam Extra" w:cs="BRH Malayalam Extra"/>
+                <w:color w:val="000000"/>
+                <w:sz w:val="32"/>
+                <w:szCs w:val="32"/>
+                <w:highlight w:val="green"/>
+                <w:lang w:val="en-IN"/>
+              </w:rPr>
+              <w:t>Pz</w:t>
+            </w:r>
+            <w:r>
+              <w:rPr>
+                <w:rFonts w:ascii="BRH Malayalam Extra" w:hAnsi="BRH Malayalam Extra" w:cs="BRH Malayalam Extra"/>
+                <w:color w:val="000000"/>
+                <w:sz w:val="32"/>
+                <w:szCs w:val="32"/>
+                <w:lang w:val="en-IN"/>
+              </w:rPr>
+              <w:t xml:space="preserve"> </w:t>
+            </w:r>
+            <w:r>
+              <w:rPr>
+                <w:rFonts w:ascii="BRH Malayalam Extra" w:hAnsi="BRH Malayalam Extra" w:cs="BRH Malayalam Extra"/>
+                <w:color w:val="000000"/>
+                <w:sz w:val="32"/>
+                <w:szCs w:val="32"/>
+              </w:rPr>
+              <w:t>||</w:t>
+            </w:r>
+          </w:p>
+          <w:p>
+            <w:pPr>
+              <w:widowControl w:val="0"/>
+              <w:autoSpaceDE w:val="0"/>
+              <w:autoSpaceDN w:val="0"/>
+              <w:adjustRightInd w:val="0"/>
+              <w:spacing w:before="0" w:line="240" w:lineRule="auto"/>
+              <w:rPr>
                 <w:rFonts w:cs="BRH Malayalam Extra"/>
                 <w:color w:val="FF0000"/>
                 <w:szCs w:val="40"/>
               </w:rPr>
             </w:pPr>
+            <w:r>
+              <w:rPr>
+                <w:rFonts w:ascii="BRH Malayalam Extra" w:hAnsi="BRH Malayalam Extra" w:cs="BRH Malayalam Extra"/>
+                <w:color w:val="000000"/>
+                <w:sz w:val="32"/>
+                <w:szCs w:val="32"/>
+                <w:highlight w:val="green"/>
+              </w:rPr>
+              <w:t>s</w:t>
+            </w:r>
+            <w:r>
+              <w:rPr>
+                <w:rFonts w:ascii="BRH Malayalam Extra" w:hAnsi="BRH Malayalam Extra" w:cs="BRH Malayalam Extra"/>
+                <w:color w:val="000000"/>
+                <w:sz w:val="26"/>
+                <w:szCs w:val="32"/>
+                <w:highlight w:val="green"/>
+              </w:rPr>
+              <w:t>–</w:t>
+            </w:r>
+            <w:r>
+              <w:rPr>
+                <w:rFonts w:ascii="BRH Malayalam Extra" w:hAnsi="BRH Malayalam Extra" w:cs="BRH Malayalam Extra"/>
+                <w:color w:val="000000"/>
+                <w:sz w:val="32"/>
+                <w:szCs w:val="32"/>
+                <w:highlight w:val="green"/>
+              </w:rPr>
+              <w:t>iz</w:t>
+            </w:r>
+            <w:r>
+              <w:rPr>
+                <w:rFonts w:ascii="BRH Malayalam Extra" w:hAnsi="BRH Malayalam Extra" w:cs="BRH Malayalam Extra"/>
+                <w:color w:val="000000"/>
+                <w:sz w:val="26"/>
+                <w:szCs w:val="32"/>
+                <w:highlight w:val="green"/>
+              </w:rPr>
+              <w:t>–</w:t>
+            </w:r>
+            <w:r>
+              <w:rPr>
+                <w:rFonts w:ascii="BRH Malayalam Extra" w:hAnsi="BRH Malayalam Extra" w:cs="BRH Malayalam Extra"/>
+                <w:color w:val="000000"/>
+                <w:sz w:val="32"/>
+                <w:szCs w:val="32"/>
+                <w:highlight w:val="green"/>
+              </w:rPr>
+              <w:t>Pz</w:t>
+            </w:r>
+            <w:r>
+              <w:rPr>
+                <w:rFonts w:ascii="BRH Malayalam Extra" w:hAnsi="BRH Malayalam Extra" w:cs="BRH Malayalam Extra"/>
+                <w:color w:val="000000"/>
+                <w:sz w:val="32"/>
+                <w:szCs w:val="32"/>
+              </w:rPr>
+              <w:t xml:space="preserve"> CZy— </w:t>
+            </w:r>
+            <w:r>
+              <w:rPr>
+                <w:rFonts w:ascii="BRH Malayalam Extra" w:hAnsi="BRH Malayalam Extra" w:cs="BRH Malayalam Extra"/>
+                <w:color w:val="000000"/>
+                <w:sz w:val="32"/>
+                <w:szCs w:val="32"/>
+                <w:highlight w:val="green"/>
+              </w:rPr>
+              <w:t>siz</w:t>
+            </w:r>
+            <w:r>
+              <w:rPr>
+                <w:rFonts w:ascii="BRH Malayalam Extra" w:hAnsi="BRH Malayalam Extra" w:cs="BRH Malayalam Extra"/>
+                <w:color w:val="000000"/>
+                <w:sz w:val="26"/>
+                <w:szCs w:val="32"/>
+                <w:highlight w:val="green"/>
+              </w:rPr>
+              <w:t>–</w:t>
+            </w:r>
+            <w:r>
+              <w:rPr>
+                <w:rFonts w:ascii="BRH Malayalam Extra" w:hAnsi="BRH Malayalam Extra" w:cs="BRH Malayalam Extra"/>
+                <w:color w:val="000000"/>
+                <w:sz w:val="32"/>
+                <w:szCs w:val="32"/>
+                <w:highlight w:val="green"/>
+              </w:rPr>
+              <w:t>Pz</w:t>
+            </w:r>
+            <w:r>
+              <w:rPr>
+                <w:rFonts w:ascii="BRH Malayalam Extra" w:hAnsi="BRH Malayalam Extra" w:cs="BRH Malayalam Extra"/>
+                <w:color w:val="000000"/>
+                <w:sz w:val="32"/>
+                <w:szCs w:val="32"/>
+              </w:rPr>
+              <w:t xml:space="preserve"> | </w:t>
+            </w:r>
           </w:p>
         </w:tc>
       </w:tr>
@@ -2430,6 +3738,7 @@
                 <w:sz w:val="32"/>
                 <w:szCs w:val="32"/>
               </w:rPr>
+              <w:lastRenderedPageBreak/>
               <w:t>As Printed</w:t>
             </w:r>
           </w:p>
@@ -2946,7 +4255,6 @@
                 <w:color w:val="000000"/>
                 <w:szCs w:val="32"/>
               </w:rPr>
-              <w:lastRenderedPageBreak/>
               <w:t>12</w:t>
             </w:r>
             <w:r>

--- a/TS Jatai Ghanam Project/TS 4.1/TS 4.1 Jatai Malayalam Corrections.docx
+++ b/TS Jatai Ghanam Project/TS 4.1/TS 4.1 Jatai Malayalam Corrections.docx
@@ -120,20 +120,9 @@
           <w:bCs/>
           <w:sz w:val="32"/>
           <w:szCs w:val="32"/>
-          <w:highlight w:val="red"/>
           <w:u w:val="single"/>
         </w:rPr>
-        <w:t>??????</w:t>
-      </w:r>
-      <w:r>
-        <w:rPr>
-          <w:b/>
-          <w:bCs/>
-          <w:sz w:val="32"/>
-          <w:szCs w:val="32"/>
-          <w:u w:val="single"/>
-        </w:rPr>
-        <w:t>.</w:t>
+        <w:t>31st Oct 2026</w:t>
       </w:r>
     </w:p>
     <w:p>
@@ -3491,6 +3480,29 @@
           <w:u w:val="single"/>
         </w:rPr>
       </w:pPr>
+      <w:r>
+        <w:rPr>
+          <w:b/>
+          <w:bCs/>
+          <w:sz w:val="32"/>
+          <w:szCs w:val="32"/>
+          <w:u w:val="single"/>
+        </w:rPr>
+        <w:t>==========</w:t>
+      </w:r>
+    </w:p>
+    <w:p>
+      <w:pPr>
+        <w:spacing w:before="0" w:line="240" w:lineRule="auto"/>
+        <w:jc w:val="center"/>
+        <w:rPr>
+          <w:b/>
+          <w:bCs/>
+          <w:sz w:val="32"/>
+          <w:szCs w:val="32"/>
+          <w:u w:val="single"/>
+        </w:rPr>
+      </w:pPr>
     </w:p>
     <w:p>
       <w:pPr>
@@ -3525,6 +3537,7 @@
           <w:szCs w:val="32"/>
           <w:u w:val="single"/>
         </w:rPr>
+        <w:lastRenderedPageBreak/>
         <w:t xml:space="preserve">TS </w:t>
       </w:r>
       <w:r>
@@ -3738,7 +3751,6 @@
                 <w:sz w:val="32"/>
                 <w:szCs w:val="32"/>
               </w:rPr>
-              <w:lastRenderedPageBreak/>
               <w:t>As Printed</w:t>
             </w:r>
           </w:p>
@@ -14123,54 +14135,39 @@
               <w:adjustRightInd w:val="0"/>
               <w:spacing w:before="0" w:line="240" w:lineRule="auto"/>
               <w:rPr>
-                <w:rFonts w:ascii="BRH Malayalam Extra" w:hAnsi="BRH Malayalam Extra" w:cs="BRH Malayalam Extra"/>
-                <w:color w:val="000000"/>
-                <w:sz w:val="32"/>
-                <w:szCs w:val="32"/>
-              </w:rPr>
-            </w:pPr>
-            <w:r>
-              <w:rPr>
-                <w:rFonts w:ascii="BRH Malayalam Extra" w:hAnsi="BRH Malayalam Extra" w:cs="BRH Malayalam Extra"/>
-                <w:color w:val="000000"/>
-                <w:sz w:val="32"/>
-                <w:szCs w:val="32"/>
-              </w:rPr>
-              <w:t>Zûx „„</w:t>
-            </w:r>
-            <w:r>
-              <w:rPr>
-                <w:rFonts w:ascii="BRH Malayalam Extra" w:hAnsi="BRH Malayalam Extra" w:cs="BRH Malayalam Extra"/>
-                <w:color w:val="000000"/>
-                <w:sz w:val="32"/>
-                <w:szCs w:val="32"/>
-                <w:highlight w:val="yellow"/>
-              </w:rPr>
-              <w:t>Zûx˜</w:t>
-            </w:r>
-            <w:r>
-              <w:rPr>
-                <w:rFonts w:ascii="BRH Malayalam Extra" w:hAnsi="BRH Malayalam Extra" w:cs="BRH Malayalam Extra"/>
-                <w:color w:val="000000"/>
-                <w:sz w:val="32"/>
-                <w:szCs w:val="32"/>
-              </w:rPr>
-              <w:t xml:space="preserve"> Zûx | </w:t>
-            </w:r>
-          </w:p>
-          <w:p>
-            <w:pPr>
-              <w:widowControl w:val="0"/>
-              <w:autoSpaceDE w:val="0"/>
-              <w:autoSpaceDN w:val="0"/>
-              <w:adjustRightInd w:val="0"/>
-              <w:spacing w:before="0" w:line="240" w:lineRule="auto"/>
-              <w:rPr>
                 <w:rFonts w:cs="BRH Malayalam Extra"/>
                 <w:color w:val="FF0000"/>
                 <w:szCs w:val="40"/>
               </w:rPr>
             </w:pPr>
+            <w:r>
+              <w:rPr>
+                <w:rFonts w:ascii="BRH Malayalam Extra" w:hAnsi="BRH Malayalam Extra" w:cs="BRH Malayalam Extra"/>
+                <w:color w:val="000000"/>
+                <w:sz w:val="32"/>
+                <w:szCs w:val="32"/>
+              </w:rPr>
+              <w:t>Zûx „„</w:t>
+            </w:r>
+            <w:r>
+              <w:rPr>
+                <w:rFonts w:ascii="BRH Malayalam Extra" w:hAnsi="BRH Malayalam Extra" w:cs="BRH Malayalam Extra"/>
+                <w:color w:val="000000"/>
+                <w:sz w:val="32"/>
+                <w:szCs w:val="32"/>
+                <w:highlight w:val="yellow"/>
+              </w:rPr>
+              <w:t>Zûx˜</w:t>
+            </w:r>
+            <w:r>
+              <w:rPr>
+                <w:rFonts w:ascii="BRH Malayalam Extra" w:hAnsi="BRH Malayalam Extra" w:cs="BRH Malayalam Extra"/>
+                <w:color w:val="000000"/>
+                <w:sz w:val="32"/>
+                <w:szCs w:val="32"/>
+              </w:rPr>
+              <w:t xml:space="preserve"> Zûx | </w:t>
+            </w:r>
           </w:p>
         </w:tc>
         <w:tc>
@@ -14204,7 +14201,6 @@
                 <w:sz w:val="26"/>
                 <w:szCs w:val="32"/>
               </w:rPr>
-              <w:lastRenderedPageBreak/>
               <w:t>–</w:t>
             </w:r>
             <w:r>
@@ -14345,64 +14341,49 @@
               <w:adjustRightInd w:val="0"/>
               <w:spacing w:before="0" w:line="240" w:lineRule="auto"/>
               <w:rPr>
-                <w:rFonts w:ascii="BRH Malayalam Extra" w:hAnsi="BRH Malayalam Extra" w:cs="BRH Malayalam Extra"/>
-                <w:color w:val="000000"/>
-                <w:sz w:val="32"/>
-                <w:szCs w:val="32"/>
-              </w:rPr>
-            </w:pPr>
-            <w:r>
-              <w:rPr>
-                <w:rFonts w:ascii="BRH Malayalam Extra" w:hAnsi="BRH Malayalam Extra" w:cs="BRH Malayalam Extra"/>
-                <w:color w:val="000000"/>
-                <w:sz w:val="32"/>
-                <w:szCs w:val="32"/>
-              </w:rPr>
-              <w:t>Zûx „„</w:t>
-            </w:r>
-            <w:r>
-              <w:rPr>
-                <w:rFonts w:ascii="BRH Malayalam Extra" w:hAnsi="BRH Malayalam Extra" w:cs="BRH Malayalam Extra"/>
-                <w:color w:val="000000"/>
-                <w:sz w:val="32"/>
-                <w:szCs w:val="32"/>
-                <w:highlight w:val="green"/>
-              </w:rPr>
-              <w:t>Zûx</w:t>
-            </w:r>
-            <w:r>
-              <w:rPr>
-                <w:rFonts w:ascii="BRH Malayalam Extra" w:hAnsi="BRH Malayalam Extra" w:cs="BRH Malayalam Extra"/>
-                <w:color w:val="000000"/>
-                <w:sz w:val="26"/>
-                <w:szCs w:val="32"/>
-                <w:highlight w:val="green"/>
-              </w:rPr>
-              <w:t>–</w:t>
-            </w:r>
-            <w:r>
-              <w:rPr>
-                <w:rFonts w:ascii="BRH Malayalam Extra" w:hAnsi="BRH Malayalam Extra" w:cs="BRH Malayalam Extra"/>
-                <w:color w:val="000000"/>
-                <w:sz w:val="32"/>
-                <w:szCs w:val="32"/>
-              </w:rPr>
-              <w:t xml:space="preserve"> Zûx | </w:t>
-            </w:r>
-          </w:p>
-          <w:p>
-            <w:pPr>
-              <w:widowControl w:val="0"/>
-              <w:autoSpaceDE w:val="0"/>
-              <w:autoSpaceDN w:val="0"/>
-              <w:adjustRightInd w:val="0"/>
-              <w:spacing w:before="0" w:line="240" w:lineRule="auto"/>
-              <w:rPr>
                 <w:rFonts w:cs="BRH Malayalam Extra"/>
                 <w:color w:val="FF0000"/>
                 <w:szCs w:val="40"/>
               </w:rPr>
             </w:pPr>
+            <w:r>
+              <w:rPr>
+                <w:rFonts w:ascii="BRH Malayalam Extra" w:hAnsi="BRH Malayalam Extra" w:cs="BRH Malayalam Extra"/>
+                <w:color w:val="000000"/>
+                <w:sz w:val="32"/>
+                <w:szCs w:val="32"/>
+              </w:rPr>
+              <w:t>Zûx „„</w:t>
+            </w:r>
+            <w:r>
+              <w:rPr>
+                <w:rFonts w:ascii="BRH Malayalam Extra" w:hAnsi="BRH Malayalam Extra" w:cs="BRH Malayalam Extra"/>
+                <w:color w:val="000000"/>
+                <w:sz w:val="32"/>
+                <w:szCs w:val="32"/>
+                <w:highlight w:val="green"/>
+              </w:rPr>
+              <w:t>Zûx</w:t>
+            </w:r>
+            <w:r>
+              <w:rPr>
+                <w:rFonts w:ascii="BRH Malayalam Extra" w:hAnsi="BRH Malayalam Extra" w:cs="BRH Malayalam Extra"/>
+                <w:color w:val="000000"/>
+                <w:sz w:val="26"/>
+                <w:szCs w:val="32"/>
+                <w:highlight w:val="green"/>
+              </w:rPr>
+              <w:t>–</w:t>
+            </w:r>
+            <w:r>
+              <w:rPr>
+                <w:rFonts w:ascii="BRH Malayalam Extra" w:hAnsi="BRH Malayalam Extra" w:cs="BRH Malayalam Extra"/>
+                <w:color w:val="000000"/>
+                <w:sz w:val="32"/>
+                <w:szCs w:val="32"/>
+              </w:rPr>
+              <w:t xml:space="preserve"> Zûx | </w:t>
+            </w:r>
           </w:p>
         </w:tc>
       </w:tr>
@@ -18145,7 +18126,6 @@
                 <w:color w:val="000000"/>
                 <w:szCs w:val="32"/>
               </w:rPr>
-              <w:lastRenderedPageBreak/>
               <w:t>7</w:t>
             </w:r>
             <w:r>
@@ -22087,7 +22067,6 @@
                 <w:color w:val="000000"/>
                 <w:szCs w:val="32"/>
               </w:rPr>
-              <w:lastRenderedPageBreak/>
               <w:t>54</w:t>
             </w:r>
             <w:r>
@@ -22613,7 +22592,7 @@
       </w:tr>
       <w:tr>
         <w:trPr>
-          <w:trHeight w:val="1226"/>
+          <w:trHeight w:val="1125"/>
         </w:trPr>
         <w:tc>
           <w:tcPr>
@@ -22645,6 +22624,7 @@
                 <w:color w:val="000000"/>
                 <w:szCs w:val="32"/>
               </w:rPr>
+              <w:lastRenderedPageBreak/>
               <w:t>15</w:t>
             </w:r>
             <w:r>
@@ -23155,7 +23135,7 @@
       </w:tr>
       <w:tr>
         <w:trPr>
-          <w:trHeight w:val="1258"/>
+          <w:trHeight w:val="1029"/>
         </w:trPr>
         <w:tc>
           <w:tcPr>
@@ -26321,7 +26301,7 @@
       </w:tr>
       <w:tr>
         <w:trPr>
-          <w:trHeight w:val="771"/>
+          <w:trHeight w:val="1170"/>
         </w:trPr>
         <w:tc>
           <w:tcPr>
@@ -26341,12 +26321,248 @@
               <w:adjustRightInd w:val="0"/>
               <w:spacing w:before="0" w:line="240" w:lineRule="auto"/>
               <w:rPr>
-                <w:rFonts w:cs="BRH Malayalam Extra"/>
-                <w:color w:val="000000"/>
+                <w:rFonts w:ascii="BRH Malayalam Extra" w:hAnsi="BRH Malayalam Extra" w:cs="BRH Malayalam Extra"/>
+                <w:color w:val="000000"/>
+                <w:sz w:val="32"/>
                 <w:szCs w:val="32"/>
                 <w:lang w:val="en-IN"/>
               </w:rPr>
             </w:pPr>
+            <w:r>
+              <w:rPr>
+                <w:rFonts w:cs="BRH Malayalam Extra"/>
+                <w:color w:val="000000"/>
+                <w:szCs w:val="32"/>
+                <w:lang w:val="en-IN"/>
+              </w:rPr>
+              <w:t>20</w:t>
+            </w:r>
+            <w:r>
+              <w:rPr>
+                <w:rFonts w:ascii="BRH Malayalam Extra" w:hAnsi="BRH Malayalam Extra" w:cs="BRH Malayalam Extra"/>
+                <w:color w:val="000000"/>
+                <w:sz w:val="32"/>
+                <w:szCs w:val="32"/>
+                <w:lang w:val="en-IN"/>
+              </w:rPr>
+              <w:t>)</w:t>
+            </w:r>
+            <w:r>
+              <w:rPr>
+                <w:rFonts w:ascii="BRH Malayalam Extra" w:hAnsi="BRH Malayalam Extra" w:cs="BRH Malayalam Extra"/>
+                <w:color w:val="000000"/>
+                <w:sz w:val="32"/>
+                <w:szCs w:val="32"/>
+                <w:lang w:val="en-IN"/>
+              </w:rPr>
+              <w:tab/>
+            </w:r>
+            <w:r>
+              <w:rPr>
+                <w:rFonts w:cs="BRH Malayalam Extra"/>
+                <w:color w:val="000000"/>
+                <w:szCs w:val="32"/>
+                <w:lang w:val="en-IN"/>
+              </w:rPr>
+              <w:t>4</w:t>
+            </w:r>
+            <w:r>
+              <w:rPr>
+                <w:rFonts w:ascii="BRH Malayalam Extra" w:hAnsi="BRH Malayalam Extra" w:cs="BRH Malayalam Extra"/>
+                <w:color w:val="000000"/>
+                <w:sz w:val="32"/>
+                <w:szCs w:val="32"/>
+                <w:lang w:val="en-IN"/>
+              </w:rPr>
+              <w:t>.</w:t>
+            </w:r>
+            <w:r>
+              <w:rPr>
+                <w:rFonts w:cs="BRH Malayalam Extra"/>
+                <w:color w:val="000000"/>
+                <w:szCs w:val="32"/>
+                <w:lang w:val="en-IN"/>
+              </w:rPr>
+              <w:t>1</w:t>
+            </w:r>
+            <w:r>
+              <w:rPr>
+                <w:rFonts w:ascii="BRH Malayalam Extra" w:hAnsi="BRH Malayalam Extra" w:cs="BRH Malayalam Extra"/>
+                <w:color w:val="000000"/>
+                <w:sz w:val="32"/>
+                <w:szCs w:val="32"/>
+                <w:lang w:val="en-IN"/>
+              </w:rPr>
+              <w:t>.</w:t>
+            </w:r>
+            <w:r>
+              <w:rPr>
+                <w:rFonts w:cs="BRH Malayalam Extra"/>
+                <w:color w:val="000000"/>
+                <w:szCs w:val="32"/>
+                <w:lang w:val="en-IN"/>
+              </w:rPr>
+              <w:t>11</w:t>
+            </w:r>
+            <w:r>
+              <w:rPr>
+                <w:rFonts w:ascii="BRH Malayalam Extra" w:hAnsi="BRH Malayalam Extra" w:cs="BRH Malayalam Extra"/>
+                <w:color w:val="000000"/>
+                <w:sz w:val="32"/>
+                <w:szCs w:val="32"/>
+                <w:lang w:val="en-IN"/>
+              </w:rPr>
+              <w:t>.</w:t>
+            </w:r>
+            <w:r>
+              <w:rPr>
+                <w:rFonts w:cs="BRH Malayalam Extra"/>
+                <w:color w:val="000000"/>
+                <w:szCs w:val="32"/>
+                <w:lang w:val="en-IN"/>
+              </w:rPr>
+              <w:t>3</w:t>
+            </w:r>
+            <w:r>
+              <w:rPr>
+                <w:rFonts w:ascii="BRH Malayalam Extra" w:hAnsi="BRH Malayalam Extra" w:cs="BRH Malayalam Extra"/>
+                <w:color w:val="000000"/>
+                <w:sz w:val="32"/>
+                <w:szCs w:val="32"/>
+                <w:lang w:val="en-IN"/>
+              </w:rPr>
+              <w:t>(</w:t>
+            </w:r>
+            <w:r>
+              <w:rPr>
+                <w:rFonts w:cs="BRH Malayalam Extra"/>
+                <w:color w:val="000000"/>
+                <w:szCs w:val="32"/>
+                <w:lang w:val="en-IN"/>
+              </w:rPr>
+              <w:t>17</w:t>
+            </w:r>
+            <w:r>
+              <w:rPr>
+                <w:rFonts w:ascii="BRH Malayalam Extra" w:hAnsi="BRH Malayalam Extra" w:cs="BRH Malayalam Extra"/>
+                <w:color w:val="000000"/>
+                <w:sz w:val="32"/>
+                <w:szCs w:val="32"/>
+                <w:lang w:val="en-IN"/>
+              </w:rPr>
+              <w:t xml:space="preserve">)- </w:t>
+            </w:r>
+            <w:r>
+              <w:rPr>
+                <w:rFonts w:ascii="BRH Malayalam Extra" w:hAnsi="BRH Malayalam Extra" w:cs="BRH Malayalam Extra"/>
+                <w:color w:val="000000"/>
+                <w:sz w:val="32"/>
+                <w:szCs w:val="32"/>
+                <w:highlight w:val="yellow"/>
+                <w:lang w:val="en-IN"/>
+              </w:rPr>
+              <w:t>¥Z</w:t>
+            </w:r>
+            <w:r>
+              <w:rPr>
+                <w:rFonts w:ascii="BRH Malayalam Extra" w:hAnsi="BRH Malayalam Extra" w:cs="BRH Malayalam Extra"/>
+                <w:color w:val="000000"/>
+                <w:sz w:val="26"/>
+                <w:szCs w:val="32"/>
+                <w:lang w:val="en-IN"/>
+              </w:rPr>
+              <w:t>–</w:t>
+            </w:r>
+            <w:r>
+              <w:rPr>
+                <w:rFonts w:ascii="BRH Malayalam Extra" w:hAnsi="BRH Malayalam Extra" w:cs="BRH Malayalam Extra"/>
+                <w:color w:val="000000"/>
+                <w:sz w:val="32"/>
+                <w:szCs w:val="32"/>
+                <w:lang w:val="en-IN"/>
+              </w:rPr>
+              <w:t xml:space="preserve"> | A</w:t>
+            </w:r>
+            <w:r>
+              <w:rPr>
+                <w:rFonts w:ascii="BRH Malayalam Extra" w:hAnsi="BRH Malayalam Extra" w:cs="BRH Malayalam Extra"/>
+                <w:color w:val="000000"/>
+                <w:sz w:val="26"/>
+                <w:szCs w:val="32"/>
+                <w:lang w:val="en-IN"/>
+              </w:rPr>
+              <w:t>–</w:t>
+            </w:r>
+            <w:r>
+              <w:rPr>
+                <w:rFonts w:ascii="BRH Malayalam Extra" w:hAnsi="BRH Malayalam Extra" w:cs="BRH Malayalam Extra"/>
+                <w:color w:val="000000"/>
+                <w:sz w:val="32"/>
+                <w:szCs w:val="32"/>
+                <w:lang w:val="en-IN"/>
+              </w:rPr>
+              <w:t>p</w:t>
+            </w:r>
+            <w:r>
+              <w:rPr>
+                <w:rFonts w:ascii="BRH Malayalam Extra" w:hAnsi="BRH Malayalam Extra" w:cs="BRH Malayalam Extra"/>
+                <w:color w:val="000000"/>
+                <w:sz w:val="26"/>
+                <w:szCs w:val="32"/>
+                <w:lang w:val="en-IN"/>
+              </w:rPr>
+              <w:t>–</w:t>
+            </w:r>
+            <w:r>
+              <w:rPr>
+                <w:rFonts w:ascii="BRH Malayalam Extra" w:hAnsi="BRH Malayalam Extra" w:cs="BRH Malayalam Extra"/>
+                <w:color w:val="000000"/>
+                <w:sz w:val="32"/>
+                <w:szCs w:val="32"/>
+                <w:lang w:val="en-IN"/>
+              </w:rPr>
+              <w:t>ªÆ</w:t>
+            </w:r>
+            <w:r>
+              <w:rPr>
+                <w:rFonts w:ascii="BRH Malayalam Extra" w:hAnsi="BRH Malayalam Extra" w:cs="BRH Malayalam Extra"/>
+                <w:color w:val="000000"/>
+                <w:sz w:val="26"/>
+                <w:szCs w:val="32"/>
+                <w:lang w:val="en-IN"/>
+              </w:rPr>
+              <w:t>–</w:t>
+            </w:r>
+            <w:r>
+              <w:rPr>
+                <w:rFonts w:ascii="BRH Malayalam Extra" w:hAnsi="BRH Malayalam Extra" w:cs="BRH Malayalam Extra"/>
+                <w:color w:val="000000"/>
+                <w:sz w:val="32"/>
+                <w:szCs w:val="32"/>
+                <w:lang w:val="en-IN"/>
+              </w:rPr>
+              <w:t>Ç</w:t>
+            </w:r>
+            <w:r>
+              <w:rPr>
+                <w:rFonts w:ascii="BRH Malayalam Extra" w:hAnsi="BRH Malayalam Extra" w:cs="BRH Malayalam Extra"/>
+                <w:color w:val="000000"/>
+                <w:sz w:val="26"/>
+                <w:szCs w:val="32"/>
+                <w:lang w:val="en-IN"/>
+              </w:rPr>
+              <w:t>–</w:t>
+            </w:r>
+            <w:r>
+              <w:rPr>
+                <w:rFonts w:ascii="BRH Malayalam Extra" w:hAnsi="BRH Malayalam Extra" w:cs="BRH Malayalam Extra"/>
+                <w:color w:val="000000"/>
+                <w:sz w:val="32"/>
+                <w:szCs w:val="32"/>
+                <w:lang w:val="en-IN"/>
+              </w:rPr>
+              <w:t xml:space="preserve"> | </w:t>
+            </w:r>
           </w:p>
           <w:p>
             <w:pPr>
@@ -26357,612 +26573,300 @@
               <w:spacing w:before="0" w:line="240" w:lineRule="auto"/>
               <w:rPr>
                 <w:rFonts w:cs="BRH Malayalam Extra"/>
-                <w:color w:val="000000"/>
-                <w:szCs w:val="32"/>
-                <w:lang w:val="en-IN"/>
-              </w:rPr>
-            </w:pPr>
-          </w:p>
-          <w:p>
-            <w:pPr>
-              <w:widowControl w:val="0"/>
-              <w:autoSpaceDE w:val="0"/>
-              <w:autoSpaceDN w:val="0"/>
-              <w:adjustRightInd w:val="0"/>
-              <w:spacing w:before="0" w:line="240" w:lineRule="auto"/>
-              <w:rPr>
-                <w:rFonts w:cs="BRH Malayalam Extra"/>
-                <w:color w:val="000000"/>
-                <w:szCs w:val="32"/>
-                <w:lang w:val="en-IN"/>
-              </w:rPr>
-            </w:pPr>
-          </w:p>
-          <w:p>
-            <w:pPr>
-              <w:widowControl w:val="0"/>
-              <w:autoSpaceDE w:val="0"/>
-              <w:autoSpaceDN w:val="0"/>
-              <w:adjustRightInd w:val="0"/>
-              <w:spacing w:before="0" w:line="240" w:lineRule="auto"/>
-              <w:rPr>
-                <w:rFonts w:cs="BRH Malayalam Extra"/>
-                <w:color w:val="000000"/>
-                <w:szCs w:val="32"/>
-                <w:lang w:val="en-IN"/>
-              </w:rPr>
-            </w:pPr>
-          </w:p>
-          <w:p>
-            <w:pPr>
-              <w:widowControl w:val="0"/>
-              <w:autoSpaceDE w:val="0"/>
-              <w:autoSpaceDN w:val="0"/>
-              <w:adjustRightInd w:val="0"/>
-              <w:spacing w:before="0" w:line="240" w:lineRule="auto"/>
-              <w:rPr>
-                <w:rFonts w:ascii="BRH Malayalam Extra" w:hAnsi="BRH Malayalam Extra" w:cs="BRH Malayalam Extra"/>
-                <w:color w:val="000000"/>
-                <w:sz w:val="32"/>
-                <w:szCs w:val="32"/>
-                <w:lang w:val="en-IN"/>
-              </w:rPr>
-            </w:pPr>
-            <w:r>
-              <w:rPr>
-                <w:rFonts w:cs="BRH Malayalam Extra"/>
-                <w:color w:val="000000"/>
-                <w:szCs w:val="32"/>
-                <w:lang w:val="en-IN"/>
-              </w:rPr>
-              <w:t>20</w:t>
-            </w:r>
-            <w:r>
-              <w:rPr>
-                <w:rFonts w:ascii="BRH Malayalam Extra" w:hAnsi="BRH Malayalam Extra" w:cs="BRH Malayalam Extra"/>
-                <w:color w:val="000000"/>
-                <w:sz w:val="32"/>
-                <w:szCs w:val="32"/>
-                <w:lang w:val="en-IN"/>
-              </w:rPr>
-              <w:t>)</w:t>
-            </w:r>
-            <w:r>
-              <w:rPr>
-                <w:rFonts w:ascii="BRH Malayalam Extra" w:hAnsi="BRH Malayalam Extra" w:cs="BRH Malayalam Extra"/>
-                <w:color w:val="000000"/>
-                <w:sz w:val="32"/>
-                <w:szCs w:val="32"/>
-                <w:lang w:val="en-IN"/>
-              </w:rPr>
-              <w:tab/>
-            </w:r>
-            <w:r>
-              <w:rPr>
-                <w:rFonts w:cs="BRH Malayalam Extra"/>
-                <w:color w:val="000000"/>
-                <w:szCs w:val="32"/>
-                <w:lang w:val="en-IN"/>
-              </w:rPr>
-              <w:t>4</w:t>
-            </w:r>
-            <w:r>
-              <w:rPr>
-                <w:rFonts w:ascii="BRH Malayalam Extra" w:hAnsi="BRH Malayalam Extra" w:cs="BRH Malayalam Extra"/>
-                <w:color w:val="000000"/>
-                <w:sz w:val="32"/>
-                <w:szCs w:val="32"/>
-                <w:lang w:val="en-IN"/>
-              </w:rPr>
-              <w:t>.</w:t>
-            </w:r>
-            <w:r>
-              <w:rPr>
-                <w:rFonts w:cs="BRH Malayalam Extra"/>
-                <w:color w:val="000000"/>
-                <w:szCs w:val="32"/>
-                <w:lang w:val="en-IN"/>
-              </w:rPr>
-              <w:t>1</w:t>
-            </w:r>
-            <w:r>
-              <w:rPr>
-                <w:rFonts w:ascii="BRH Malayalam Extra" w:hAnsi="BRH Malayalam Extra" w:cs="BRH Malayalam Extra"/>
-                <w:color w:val="000000"/>
-                <w:sz w:val="32"/>
-                <w:szCs w:val="32"/>
-                <w:lang w:val="en-IN"/>
-              </w:rPr>
-              <w:t>.</w:t>
-            </w:r>
-            <w:r>
-              <w:rPr>
-                <w:rFonts w:cs="BRH Malayalam Extra"/>
-                <w:color w:val="000000"/>
-                <w:szCs w:val="32"/>
-                <w:lang w:val="en-IN"/>
-              </w:rPr>
-              <w:t>11</w:t>
-            </w:r>
-            <w:r>
-              <w:rPr>
-                <w:rFonts w:ascii="BRH Malayalam Extra" w:hAnsi="BRH Malayalam Extra" w:cs="BRH Malayalam Extra"/>
-                <w:color w:val="000000"/>
-                <w:sz w:val="32"/>
-                <w:szCs w:val="32"/>
-                <w:lang w:val="en-IN"/>
-              </w:rPr>
-              <w:t>.</w:t>
-            </w:r>
-            <w:r>
-              <w:rPr>
-                <w:rFonts w:cs="BRH Malayalam Extra"/>
-                <w:color w:val="000000"/>
-                <w:szCs w:val="32"/>
-                <w:lang w:val="en-IN"/>
-              </w:rPr>
-              <w:t>3</w:t>
-            </w:r>
-            <w:r>
-              <w:rPr>
-                <w:rFonts w:ascii="BRH Malayalam Extra" w:hAnsi="BRH Malayalam Extra" w:cs="BRH Malayalam Extra"/>
-                <w:color w:val="000000"/>
-                <w:sz w:val="32"/>
-                <w:szCs w:val="32"/>
-                <w:lang w:val="en-IN"/>
-              </w:rPr>
-              <w:t>(</w:t>
-            </w:r>
-            <w:r>
-              <w:rPr>
-                <w:rFonts w:cs="BRH Malayalam Extra"/>
-                <w:color w:val="000000"/>
-                <w:szCs w:val="32"/>
-                <w:lang w:val="en-IN"/>
-              </w:rPr>
-              <w:t>17</w:t>
-            </w:r>
-            <w:r>
-              <w:rPr>
-                <w:rFonts w:ascii="BRH Malayalam Extra" w:hAnsi="BRH Malayalam Extra" w:cs="BRH Malayalam Extra"/>
-                <w:color w:val="000000"/>
-                <w:sz w:val="32"/>
-                <w:szCs w:val="32"/>
-                <w:lang w:val="en-IN"/>
-              </w:rPr>
-              <w:t xml:space="preserve">)- </w:t>
-            </w:r>
-            <w:r>
-              <w:rPr>
-                <w:rFonts w:ascii="BRH Malayalam Extra" w:hAnsi="BRH Malayalam Extra" w:cs="BRH Malayalam Extra"/>
-                <w:color w:val="000000"/>
-                <w:sz w:val="32"/>
-                <w:szCs w:val="32"/>
-                <w:highlight w:val="yellow"/>
-                <w:lang w:val="en-IN"/>
-              </w:rPr>
-              <w:t>¥Z</w:t>
-            </w:r>
-            <w:r>
-              <w:rPr>
-                <w:rFonts w:ascii="BRH Malayalam Extra" w:hAnsi="BRH Malayalam Extra" w:cs="BRH Malayalam Extra"/>
-                <w:color w:val="000000"/>
-                <w:sz w:val="26"/>
-                <w:szCs w:val="32"/>
-                <w:lang w:val="en-IN"/>
-              </w:rPr>
-              <w:t>–</w:t>
-            </w:r>
-            <w:r>
-              <w:rPr>
-                <w:rFonts w:ascii="BRH Malayalam Extra" w:hAnsi="BRH Malayalam Extra" w:cs="BRH Malayalam Extra"/>
-                <w:color w:val="000000"/>
-                <w:sz w:val="32"/>
-                <w:szCs w:val="32"/>
-                <w:lang w:val="en-IN"/>
-              </w:rPr>
-              <w:t xml:space="preserve"> | A</w:t>
-            </w:r>
-            <w:r>
-              <w:rPr>
-                <w:rFonts w:ascii="BRH Malayalam Extra" w:hAnsi="BRH Malayalam Extra" w:cs="BRH Malayalam Extra"/>
-                <w:color w:val="000000"/>
-                <w:sz w:val="26"/>
-                <w:szCs w:val="32"/>
-                <w:lang w:val="en-IN"/>
-              </w:rPr>
-              <w:t>–</w:t>
-            </w:r>
-            <w:r>
-              <w:rPr>
-                <w:rFonts w:ascii="BRH Malayalam Extra" w:hAnsi="BRH Malayalam Extra" w:cs="BRH Malayalam Extra"/>
-                <w:color w:val="000000"/>
-                <w:sz w:val="32"/>
-                <w:szCs w:val="32"/>
-                <w:lang w:val="en-IN"/>
-              </w:rPr>
-              <w:t>p</w:t>
-            </w:r>
-            <w:r>
-              <w:rPr>
-                <w:rFonts w:ascii="BRH Malayalam Extra" w:hAnsi="BRH Malayalam Extra" w:cs="BRH Malayalam Extra"/>
-                <w:color w:val="000000"/>
-                <w:sz w:val="26"/>
-                <w:szCs w:val="32"/>
-                <w:lang w:val="en-IN"/>
-              </w:rPr>
-              <w:t>–</w:t>
-            </w:r>
-            <w:r>
-              <w:rPr>
-                <w:rFonts w:ascii="BRH Malayalam Extra" w:hAnsi="BRH Malayalam Extra" w:cs="BRH Malayalam Extra"/>
-                <w:color w:val="000000"/>
-                <w:sz w:val="32"/>
-                <w:szCs w:val="32"/>
-                <w:lang w:val="en-IN"/>
-              </w:rPr>
-              <w:t>ªÆ</w:t>
-            </w:r>
-            <w:r>
-              <w:rPr>
-                <w:rFonts w:ascii="BRH Malayalam Extra" w:hAnsi="BRH Malayalam Extra" w:cs="BRH Malayalam Extra"/>
-                <w:color w:val="000000"/>
-                <w:sz w:val="26"/>
-                <w:szCs w:val="32"/>
-                <w:lang w:val="en-IN"/>
-              </w:rPr>
-              <w:t>–</w:t>
-            </w:r>
-            <w:r>
-              <w:rPr>
-                <w:rFonts w:ascii="BRH Malayalam Extra" w:hAnsi="BRH Malayalam Extra" w:cs="BRH Malayalam Extra"/>
-                <w:color w:val="000000"/>
-                <w:sz w:val="32"/>
-                <w:szCs w:val="32"/>
-                <w:lang w:val="en-IN"/>
-              </w:rPr>
-              <w:t>Ç</w:t>
-            </w:r>
-            <w:r>
-              <w:rPr>
-                <w:rFonts w:ascii="BRH Malayalam Extra" w:hAnsi="BRH Malayalam Extra" w:cs="BRH Malayalam Extra"/>
-                <w:color w:val="000000"/>
-                <w:sz w:val="26"/>
-                <w:szCs w:val="32"/>
-                <w:lang w:val="en-IN"/>
-              </w:rPr>
-              <w:t>–</w:t>
-            </w:r>
-            <w:r>
-              <w:rPr>
-                <w:rFonts w:ascii="BRH Malayalam Extra" w:hAnsi="BRH Malayalam Extra" w:cs="BRH Malayalam Extra"/>
-                <w:color w:val="000000"/>
-                <w:sz w:val="32"/>
-                <w:szCs w:val="32"/>
-                <w:lang w:val="en-IN"/>
-              </w:rPr>
-              <w:t xml:space="preserve"> | </w:t>
-            </w:r>
-          </w:p>
-          <w:p>
-            <w:pPr>
-              <w:widowControl w:val="0"/>
-              <w:autoSpaceDE w:val="0"/>
-              <w:autoSpaceDN w:val="0"/>
-              <w:adjustRightInd w:val="0"/>
-              <w:spacing w:before="0" w:line="240" w:lineRule="auto"/>
-              <w:rPr>
-                <w:rFonts w:ascii="BRH Malayalam Extra" w:hAnsi="BRH Malayalam Extra" w:cs="BRH Malayalam Extra"/>
-                <w:color w:val="000000"/>
-                <w:sz w:val="32"/>
-                <w:szCs w:val="32"/>
-                <w:lang w:val="en-IN"/>
-              </w:rPr>
-            </w:pPr>
-            <w:r>
-              <w:rPr>
-                <w:rFonts w:ascii="BRH Malayalam Extra" w:hAnsi="BRH Malayalam Extra" w:cs="BRH Malayalam Extra"/>
-                <w:color w:val="000000"/>
-                <w:sz w:val="32"/>
-                <w:szCs w:val="32"/>
-                <w:highlight w:val="yellow"/>
-                <w:lang w:val="en-IN"/>
-              </w:rPr>
-              <w:t>¥Z</w:t>
-            </w:r>
-            <w:r>
-              <w:rPr>
-                <w:rFonts w:ascii="BRH Malayalam Extra" w:hAnsi="BRH Malayalam Extra" w:cs="BRH Malayalam Extra"/>
-                <w:color w:val="000000"/>
-                <w:sz w:val="26"/>
-                <w:szCs w:val="32"/>
-                <w:lang w:val="en-IN"/>
-              </w:rPr>
-              <w:t>–</w:t>
-            </w:r>
-            <w:r>
-              <w:rPr>
-                <w:rFonts w:ascii="BRH Malayalam Extra" w:hAnsi="BRH Malayalam Extra" w:cs="BRH Malayalam Extra"/>
-                <w:color w:val="000000"/>
-                <w:sz w:val="32"/>
-                <w:szCs w:val="32"/>
-                <w:lang w:val="en-IN"/>
-              </w:rPr>
-              <w:t xml:space="preserve"> </w:t>
-            </w:r>
-            <w:r>
-              <w:rPr>
-                <w:rFonts w:ascii="BRH Malayalam Extra" w:hAnsi="BRH Malayalam Extra" w:cs="BRH Malayalam Extra"/>
-                <w:color w:val="000000"/>
-                <w:sz w:val="32"/>
-                <w:szCs w:val="32"/>
-                <w:highlight w:val="yellow"/>
-                <w:lang w:val="en-IN"/>
-              </w:rPr>
-              <w:t>„p</w:t>
-            </w:r>
-            <w:r>
-              <w:rPr>
-                <w:rFonts w:ascii="BRH Malayalam Extra" w:hAnsi="BRH Malayalam Extra" w:cs="BRH Malayalam Extra"/>
-                <w:color w:val="000000"/>
-                <w:sz w:val="26"/>
-                <w:szCs w:val="32"/>
-                <w:highlight w:val="yellow"/>
-                <w:lang w:val="en-IN"/>
-              </w:rPr>
-              <w:t>–</w:t>
-            </w:r>
-            <w:r>
-              <w:rPr>
-                <w:rFonts w:ascii="BRH Malayalam Extra" w:hAnsi="BRH Malayalam Extra" w:cs="BRH Malayalam Extra"/>
-                <w:color w:val="000000"/>
-                <w:sz w:val="32"/>
-                <w:szCs w:val="32"/>
-                <w:highlight w:val="yellow"/>
-                <w:lang w:val="en-IN"/>
-              </w:rPr>
-              <w:t>ªÆ</w:t>
-            </w:r>
-            <w:r>
-              <w:rPr>
-                <w:rFonts w:ascii="BRH Malayalam Extra" w:hAnsi="BRH Malayalam Extra" w:cs="BRH Malayalam Extra"/>
-                <w:color w:val="000000"/>
-                <w:sz w:val="26"/>
-                <w:szCs w:val="32"/>
-                <w:highlight w:val="yellow"/>
-                <w:lang w:val="en-IN"/>
-              </w:rPr>
-              <w:t>–</w:t>
-            </w:r>
-            <w:r>
-              <w:rPr>
-                <w:rFonts w:ascii="BRH Malayalam Extra" w:hAnsi="BRH Malayalam Extra" w:cs="BRH Malayalam Extra"/>
-                <w:color w:val="000000"/>
-                <w:sz w:val="32"/>
-                <w:szCs w:val="32"/>
-                <w:highlight w:val="yellow"/>
-                <w:lang w:val="en-IN"/>
-              </w:rPr>
-              <w:t>Çx</w:t>
-            </w:r>
-            <w:r>
-              <w:rPr>
-                <w:rFonts w:ascii="BRH Malayalam Extra" w:hAnsi="BRH Malayalam Extra" w:cs="BRH Malayalam Extra"/>
-                <w:color w:val="000000"/>
-                <w:sz w:val="26"/>
-                <w:szCs w:val="32"/>
-                <w:highlight w:val="yellow"/>
-                <w:lang w:val="en-IN"/>
-              </w:rPr>
-              <w:t>–</w:t>
-            </w:r>
-            <w:r>
-              <w:rPr>
-                <w:rFonts w:ascii="BRH Malayalam Extra" w:hAnsi="BRH Malayalam Extra" w:cs="BRH Malayalam Extra"/>
-                <w:color w:val="000000"/>
-                <w:sz w:val="32"/>
-                <w:szCs w:val="32"/>
-                <w:highlight w:val="yellow"/>
-                <w:lang w:val="en-IN"/>
-              </w:rPr>
-              <w:t xml:space="preserve"> p</w:t>
-            </w:r>
-            <w:r>
-              <w:rPr>
-                <w:rFonts w:ascii="BRH Malayalam Extra" w:hAnsi="BRH Malayalam Extra" w:cs="BRH Malayalam Extra"/>
-                <w:color w:val="000000"/>
-                <w:sz w:val="26"/>
-                <w:szCs w:val="32"/>
-                <w:highlight w:val="yellow"/>
-                <w:lang w:val="en-IN"/>
-              </w:rPr>
-              <w:t>–</w:t>
-            </w:r>
-            <w:r>
-              <w:rPr>
-                <w:rFonts w:ascii="BRH Malayalam Extra" w:hAnsi="BRH Malayalam Extra" w:cs="BRH Malayalam Extra"/>
-                <w:color w:val="000000"/>
-                <w:sz w:val="32"/>
-                <w:szCs w:val="32"/>
-                <w:highlight w:val="yellow"/>
-                <w:lang w:val="en-IN"/>
-              </w:rPr>
-              <w:t>ªÆ</w:t>
-            </w:r>
-            <w:r>
-              <w:rPr>
-                <w:rFonts w:ascii="BRH Malayalam Extra" w:hAnsi="BRH Malayalam Extra" w:cs="BRH Malayalam Extra"/>
-                <w:color w:val="000000"/>
-                <w:sz w:val="26"/>
-                <w:szCs w:val="32"/>
-                <w:lang w:val="en-IN"/>
-              </w:rPr>
-              <w:t>–</w:t>
-            </w:r>
-            <w:r>
-              <w:rPr>
-                <w:rFonts w:ascii="BRH Malayalam Extra" w:hAnsi="BRH Malayalam Extra" w:cs="BRH Malayalam Extra"/>
-                <w:color w:val="000000"/>
-                <w:sz w:val="32"/>
-                <w:szCs w:val="32"/>
-                <w:lang w:val="en-IN"/>
-              </w:rPr>
-              <w:t>Ç</w:t>
-            </w:r>
-            <w:r>
-              <w:rPr>
-                <w:rFonts w:ascii="BRH Malayalam Extra" w:hAnsi="BRH Malayalam Extra" w:cs="BRH Malayalam Extra"/>
-                <w:color w:val="000000"/>
-                <w:sz w:val="26"/>
-                <w:szCs w:val="32"/>
-                <w:lang w:val="en-IN"/>
-              </w:rPr>
-              <w:t>–</w:t>
-            </w:r>
-            <w:r>
-              <w:rPr>
-                <w:rFonts w:ascii="BRH Malayalam Extra" w:hAnsi="BRH Malayalam Extra" w:cs="BRH Malayalam Extra"/>
-                <w:color w:val="000000"/>
-                <w:sz w:val="32"/>
-                <w:szCs w:val="32"/>
-                <w:lang w:val="en-IN"/>
-              </w:rPr>
-              <w:t xml:space="preserve"> </w:t>
-            </w:r>
-            <w:r>
-              <w:rPr>
-                <w:rFonts w:ascii="BRH Malayalam Extra" w:hAnsi="BRH Malayalam Extra" w:cs="BRH Malayalam Extra"/>
-                <w:color w:val="000000"/>
-                <w:sz w:val="32"/>
-                <w:szCs w:val="32"/>
-                <w:highlight w:val="yellow"/>
-                <w:lang w:val="en-IN"/>
-              </w:rPr>
-              <w:t>¥Z</w:t>
-            </w:r>
-            <w:r>
-              <w:rPr>
-                <w:rFonts w:ascii="BRH Malayalam Extra" w:hAnsi="BRH Malayalam Extra" w:cs="BRH Malayalam Extra"/>
-                <w:color w:val="000000"/>
-                <w:sz w:val="26"/>
-                <w:szCs w:val="32"/>
-                <w:highlight w:val="yellow"/>
-                <w:lang w:val="en-IN"/>
-              </w:rPr>
-              <w:t>–</w:t>
-            </w:r>
-            <w:r>
-              <w:rPr>
-                <w:rFonts w:ascii="BRH Malayalam Extra" w:hAnsi="BRH Malayalam Extra" w:cs="BRH Malayalam Extra"/>
-                <w:color w:val="000000"/>
-                <w:sz w:val="32"/>
-                <w:szCs w:val="32"/>
-                <w:highlight w:val="yellow"/>
-                <w:lang w:val="en-IN"/>
-              </w:rPr>
-              <w:t xml:space="preserve"> ¥Z</w:t>
-            </w:r>
-            <w:r>
-              <w:rPr>
-                <w:rFonts w:ascii="BRH Malayalam Extra" w:hAnsi="BRH Malayalam Extra" w:cs="BRH Malayalam Extra"/>
-                <w:color w:val="000000"/>
-                <w:sz w:val="26"/>
-                <w:szCs w:val="32"/>
-                <w:highlight w:val="yellow"/>
-                <w:lang w:val="en-IN"/>
-              </w:rPr>
-              <w:t>–</w:t>
-            </w:r>
-            <w:r>
-              <w:rPr>
-                <w:rFonts w:ascii="BRH Malayalam Extra" w:hAnsi="BRH Malayalam Extra" w:cs="BRH Malayalam Extra"/>
-                <w:color w:val="000000"/>
-                <w:sz w:val="32"/>
-                <w:szCs w:val="32"/>
-                <w:highlight w:val="yellow"/>
-                <w:lang w:val="en-IN"/>
-              </w:rPr>
-              <w:t xml:space="preserve"> „p</w:t>
-            </w:r>
-            <w:r>
-              <w:rPr>
-                <w:rFonts w:ascii="BRH Malayalam Extra" w:hAnsi="BRH Malayalam Extra" w:cs="BRH Malayalam Extra"/>
-                <w:color w:val="000000"/>
-                <w:sz w:val="26"/>
-                <w:szCs w:val="32"/>
-                <w:highlight w:val="yellow"/>
-                <w:lang w:val="en-IN"/>
-              </w:rPr>
-              <w:t>–</w:t>
-            </w:r>
-            <w:r>
-              <w:rPr>
-                <w:rFonts w:ascii="BRH Malayalam Extra" w:hAnsi="BRH Malayalam Extra" w:cs="BRH Malayalam Extra"/>
-                <w:color w:val="000000"/>
-                <w:sz w:val="32"/>
-                <w:szCs w:val="32"/>
-                <w:highlight w:val="yellow"/>
-                <w:lang w:val="en-IN"/>
-              </w:rPr>
-              <w:t>ªÆ</w:t>
-            </w:r>
-            <w:r>
-              <w:rPr>
-                <w:rFonts w:ascii="BRH Malayalam Extra" w:hAnsi="BRH Malayalam Extra" w:cs="BRH Malayalam Extra"/>
-                <w:color w:val="000000"/>
-                <w:sz w:val="26"/>
-                <w:szCs w:val="32"/>
-                <w:highlight w:val="yellow"/>
-                <w:lang w:val="en-IN"/>
-              </w:rPr>
-              <w:t>–</w:t>
-            </w:r>
-            <w:r>
-              <w:rPr>
-                <w:rFonts w:ascii="BRH Malayalam Extra" w:hAnsi="BRH Malayalam Extra" w:cs="BRH Malayalam Extra"/>
-                <w:color w:val="000000"/>
-                <w:sz w:val="32"/>
-                <w:szCs w:val="32"/>
-                <w:highlight w:val="yellow"/>
-                <w:lang w:val="en-IN"/>
-              </w:rPr>
-              <w:t>Ç</w:t>
-            </w:r>
-            <w:r>
-              <w:rPr>
-                <w:rFonts w:ascii="BRH Malayalam Extra" w:hAnsi="BRH Malayalam Extra" w:cs="BRH Malayalam Extra"/>
-                <w:color w:val="000000"/>
-                <w:sz w:val="26"/>
-                <w:szCs w:val="32"/>
-                <w:lang w:val="en-IN"/>
-              </w:rPr>
-              <w:t>–</w:t>
-            </w:r>
-            <w:r>
-              <w:rPr>
-                <w:rFonts w:ascii="BRH Malayalam Extra" w:hAnsi="BRH Malayalam Extra" w:cs="BRH Malayalam Extra"/>
-                <w:color w:val="000000"/>
-                <w:sz w:val="32"/>
-                <w:szCs w:val="32"/>
-                <w:lang w:val="en-IN"/>
-              </w:rPr>
-              <w:t xml:space="preserve"> | </w:t>
-            </w:r>
-          </w:p>
-          <w:p>
-            <w:pPr>
-              <w:widowControl w:val="0"/>
-              <w:autoSpaceDE w:val="0"/>
-              <w:autoSpaceDN w:val="0"/>
-              <w:adjustRightInd w:val="0"/>
-              <w:spacing w:before="0" w:line="240" w:lineRule="auto"/>
-              <w:rPr>
-                <w:rFonts w:cs="BRH Malayalam Extra"/>
                 <w:color w:val="FF0000"/>
                 <w:szCs w:val="40"/>
                 <w:lang w:val="en-IN"/>
               </w:rPr>
             </w:pPr>
+            <w:r>
+              <w:rPr>
+                <w:rFonts w:ascii="BRH Malayalam Extra" w:hAnsi="BRH Malayalam Extra" w:cs="BRH Malayalam Extra"/>
+                <w:color w:val="000000"/>
+                <w:sz w:val="32"/>
+                <w:szCs w:val="32"/>
+                <w:highlight w:val="yellow"/>
+                <w:lang w:val="en-IN"/>
+              </w:rPr>
+              <w:t>¥Z</w:t>
+            </w:r>
+            <w:r>
+              <w:rPr>
+                <w:rFonts w:ascii="BRH Malayalam Extra" w:hAnsi="BRH Malayalam Extra" w:cs="BRH Malayalam Extra"/>
+                <w:color w:val="000000"/>
+                <w:sz w:val="26"/>
+                <w:szCs w:val="32"/>
+                <w:lang w:val="en-IN"/>
+              </w:rPr>
+              <w:t>–</w:t>
+            </w:r>
+            <w:r>
+              <w:rPr>
+                <w:rFonts w:ascii="BRH Malayalam Extra" w:hAnsi="BRH Malayalam Extra" w:cs="BRH Malayalam Extra"/>
+                <w:color w:val="000000"/>
+                <w:sz w:val="32"/>
+                <w:szCs w:val="32"/>
+                <w:lang w:val="en-IN"/>
+              </w:rPr>
+              <w:t xml:space="preserve"> </w:t>
+            </w:r>
+            <w:r>
+              <w:rPr>
+                <w:rFonts w:ascii="BRH Malayalam Extra" w:hAnsi="BRH Malayalam Extra" w:cs="BRH Malayalam Extra"/>
+                <w:color w:val="000000"/>
+                <w:sz w:val="32"/>
+                <w:szCs w:val="32"/>
+                <w:highlight w:val="yellow"/>
+                <w:lang w:val="en-IN"/>
+              </w:rPr>
+              <w:t>„p</w:t>
+            </w:r>
+            <w:r>
+              <w:rPr>
+                <w:rFonts w:ascii="BRH Malayalam Extra" w:hAnsi="BRH Malayalam Extra" w:cs="BRH Malayalam Extra"/>
+                <w:color w:val="000000"/>
+                <w:sz w:val="26"/>
+                <w:szCs w:val="32"/>
+                <w:highlight w:val="yellow"/>
+                <w:lang w:val="en-IN"/>
+              </w:rPr>
+              <w:t>–</w:t>
+            </w:r>
+            <w:r>
+              <w:rPr>
+                <w:rFonts w:ascii="BRH Malayalam Extra" w:hAnsi="BRH Malayalam Extra" w:cs="BRH Malayalam Extra"/>
+                <w:color w:val="000000"/>
+                <w:sz w:val="32"/>
+                <w:szCs w:val="32"/>
+                <w:highlight w:val="yellow"/>
+                <w:lang w:val="en-IN"/>
+              </w:rPr>
+              <w:t>ªÆ</w:t>
+            </w:r>
+            <w:r>
+              <w:rPr>
+                <w:rFonts w:ascii="BRH Malayalam Extra" w:hAnsi="BRH Malayalam Extra" w:cs="BRH Malayalam Extra"/>
+                <w:color w:val="000000"/>
+                <w:sz w:val="26"/>
+                <w:szCs w:val="32"/>
+                <w:highlight w:val="yellow"/>
+                <w:lang w:val="en-IN"/>
+              </w:rPr>
+              <w:t>–</w:t>
+            </w:r>
+            <w:r>
+              <w:rPr>
+                <w:rFonts w:ascii="BRH Malayalam Extra" w:hAnsi="BRH Malayalam Extra" w:cs="BRH Malayalam Extra"/>
+                <w:color w:val="000000"/>
+                <w:sz w:val="32"/>
+                <w:szCs w:val="32"/>
+                <w:highlight w:val="yellow"/>
+                <w:lang w:val="en-IN"/>
+              </w:rPr>
+              <w:t>Çx</w:t>
+            </w:r>
+            <w:r>
+              <w:rPr>
+                <w:rFonts w:ascii="BRH Malayalam Extra" w:hAnsi="BRH Malayalam Extra" w:cs="BRH Malayalam Extra"/>
+                <w:color w:val="000000"/>
+                <w:sz w:val="26"/>
+                <w:szCs w:val="32"/>
+                <w:highlight w:val="yellow"/>
+                <w:lang w:val="en-IN"/>
+              </w:rPr>
+              <w:t>–</w:t>
+            </w:r>
+            <w:r>
+              <w:rPr>
+                <w:rFonts w:ascii="BRH Malayalam Extra" w:hAnsi="BRH Malayalam Extra" w:cs="BRH Malayalam Extra"/>
+                <w:color w:val="000000"/>
+                <w:sz w:val="32"/>
+                <w:szCs w:val="32"/>
+                <w:highlight w:val="yellow"/>
+                <w:lang w:val="en-IN"/>
+              </w:rPr>
+              <w:t xml:space="preserve"> p</w:t>
+            </w:r>
+            <w:r>
+              <w:rPr>
+                <w:rFonts w:ascii="BRH Malayalam Extra" w:hAnsi="BRH Malayalam Extra" w:cs="BRH Malayalam Extra"/>
+                <w:color w:val="000000"/>
+                <w:sz w:val="26"/>
+                <w:szCs w:val="32"/>
+                <w:highlight w:val="yellow"/>
+                <w:lang w:val="en-IN"/>
+              </w:rPr>
+              <w:t>–</w:t>
+            </w:r>
+            <w:r>
+              <w:rPr>
+                <w:rFonts w:ascii="BRH Malayalam Extra" w:hAnsi="BRH Malayalam Extra" w:cs="BRH Malayalam Extra"/>
+                <w:color w:val="000000"/>
+                <w:sz w:val="32"/>
+                <w:szCs w:val="32"/>
+                <w:highlight w:val="yellow"/>
+                <w:lang w:val="en-IN"/>
+              </w:rPr>
+              <w:t>ªÆ</w:t>
+            </w:r>
+            <w:r>
+              <w:rPr>
+                <w:rFonts w:ascii="BRH Malayalam Extra" w:hAnsi="BRH Malayalam Extra" w:cs="BRH Malayalam Extra"/>
+                <w:color w:val="000000"/>
+                <w:sz w:val="26"/>
+                <w:szCs w:val="32"/>
+                <w:lang w:val="en-IN"/>
+              </w:rPr>
+              <w:t>–</w:t>
+            </w:r>
+            <w:r>
+              <w:rPr>
+                <w:rFonts w:ascii="BRH Malayalam Extra" w:hAnsi="BRH Malayalam Extra" w:cs="BRH Malayalam Extra"/>
+                <w:color w:val="000000"/>
+                <w:sz w:val="32"/>
+                <w:szCs w:val="32"/>
+                <w:lang w:val="en-IN"/>
+              </w:rPr>
+              <w:t>Ç</w:t>
+            </w:r>
+            <w:r>
+              <w:rPr>
+                <w:rFonts w:ascii="BRH Malayalam Extra" w:hAnsi="BRH Malayalam Extra" w:cs="BRH Malayalam Extra"/>
+                <w:color w:val="000000"/>
+                <w:sz w:val="26"/>
+                <w:szCs w:val="32"/>
+                <w:lang w:val="en-IN"/>
+              </w:rPr>
+              <w:t>–</w:t>
+            </w:r>
+            <w:r>
+              <w:rPr>
+                <w:rFonts w:ascii="BRH Malayalam Extra" w:hAnsi="BRH Malayalam Extra" w:cs="BRH Malayalam Extra"/>
+                <w:color w:val="000000"/>
+                <w:sz w:val="32"/>
+                <w:szCs w:val="32"/>
+                <w:lang w:val="en-IN"/>
+              </w:rPr>
+              <w:t xml:space="preserve"> </w:t>
+            </w:r>
+            <w:r>
+              <w:rPr>
+                <w:rFonts w:ascii="BRH Malayalam Extra" w:hAnsi="BRH Malayalam Extra" w:cs="BRH Malayalam Extra"/>
+                <w:color w:val="000000"/>
+                <w:sz w:val="32"/>
+                <w:szCs w:val="32"/>
+                <w:highlight w:val="yellow"/>
+                <w:lang w:val="en-IN"/>
+              </w:rPr>
+              <w:t>¥Z</w:t>
+            </w:r>
+            <w:r>
+              <w:rPr>
+                <w:rFonts w:ascii="BRH Malayalam Extra" w:hAnsi="BRH Malayalam Extra" w:cs="BRH Malayalam Extra"/>
+                <w:color w:val="000000"/>
+                <w:sz w:val="26"/>
+                <w:szCs w:val="32"/>
+                <w:highlight w:val="yellow"/>
+                <w:lang w:val="en-IN"/>
+              </w:rPr>
+              <w:t>–</w:t>
+            </w:r>
+            <w:r>
+              <w:rPr>
+                <w:rFonts w:ascii="BRH Malayalam Extra" w:hAnsi="BRH Malayalam Extra" w:cs="BRH Malayalam Extra"/>
+                <w:color w:val="000000"/>
+                <w:sz w:val="32"/>
+                <w:szCs w:val="32"/>
+                <w:highlight w:val="yellow"/>
+                <w:lang w:val="en-IN"/>
+              </w:rPr>
+              <w:t xml:space="preserve"> ¥Z</w:t>
+            </w:r>
+            <w:r>
+              <w:rPr>
+                <w:rFonts w:ascii="BRH Malayalam Extra" w:hAnsi="BRH Malayalam Extra" w:cs="BRH Malayalam Extra"/>
+                <w:color w:val="000000"/>
+                <w:sz w:val="26"/>
+                <w:szCs w:val="32"/>
+                <w:highlight w:val="yellow"/>
+                <w:lang w:val="en-IN"/>
+              </w:rPr>
+              <w:t>–</w:t>
+            </w:r>
+            <w:r>
+              <w:rPr>
+                <w:rFonts w:ascii="BRH Malayalam Extra" w:hAnsi="BRH Malayalam Extra" w:cs="BRH Malayalam Extra"/>
+                <w:color w:val="000000"/>
+                <w:sz w:val="32"/>
+                <w:szCs w:val="32"/>
+                <w:highlight w:val="yellow"/>
+                <w:lang w:val="en-IN"/>
+              </w:rPr>
+              <w:t xml:space="preserve"> „p</w:t>
+            </w:r>
+            <w:r>
+              <w:rPr>
+                <w:rFonts w:ascii="BRH Malayalam Extra" w:hAnsi="BRH Malayalam Extra" w:cs="BRH Malayalam Extra"/>
+                <w:color w:val="000000"/>
+                <w:sz w:val="26"/>
+                <w:szCs w:val="32"/>
+                <w:highlight w:val="yellow"/>
+                <w:lang w:val="en-IN"/>
+              </w:rPr>
+              <w:t>–</w:t>
+            </w:r>
+            <w:r>
+              <w:rPr>
+                <w:rFonts w:ascii="BRH Malayalam Extra" w:hAnsi="BRH Malayalam Extra" w:cs="BRH Malayalam Extra"/>
+                <w:color w:val="000000"/>
+                <w:sz w:val="32"/>
+                <w:szCs w:val="32"/>
+                <w:highlight w:val="yellow"/>
+                <w:lang w:val="en-IN"/>
+              </w:rPr>
+              <w:t>ªÆ</w:t>
+            </w:r>
+            <w:r>
+              <w:rPr>
+                <w:rFonts w:ascii="BRH Malayalam Extra" w:hAnsi="BRH Malayalam Extra" w:cs="BRH Malayalam Extra"/>
+                <w:color w:val="000000"/>
+                <w:sz w:val="26"/>
+                <w:szCs w:val="32"/>
+                <w:highlight w:val="yellow"/>
+                <w:lang w:val="en-IN"/>
+              </w:rPr>
+              <w:t>–</w:t>
+            </w:r>
+            <w:r>
+              <w:rPr>
+                <w:rFonts w:ascii="BRH Malayalam Extra" w:hAnsi="BRH Malayalam Extra" w:cs="BRH Malayalam Extra"/>
+                <w:color w:val="000000"/>
+                <w:sz w:val="32"/>
+                <w:szCs w:val="32"/>
+                <w:highlight w:val="yellow"/>
+                <w:lang w:val="en-IN"/>
+              </w:rPr>
+              <w:t>Ç</w:t>
+            </w:r>
+            <w:r>
+              <w:rPr>
+                <w:rFonts w:ascii="BRH Malayalam Extra" w:hAnsi="BRH Malayalam Extra" w:cs="BRH Malayalam Extra"/>
+                <w:color w:val="000000"/>
+                <w:sz w:val="26"/>
+                <w:szCs w:val="32"/>
+                <w:lang w:val="en-IN"/>
+              </w:rPr>
+              <w:t>–</w:t>
+            </w:r>
+            <w:r>
+              <w:rPr>
+                <w:rFonts w:ascii="BRH Malayalam Extra" w:hAnsi="BRH Malayalam Extra" w:cs="BRH Malayalam Extra"/>
+                <w:color w:val="000000"/>
+                <w:sz w:val="32"/>
+                <w:szCs w:val="32"/>
+                <w:lang w:val="en-IN"/>
+              </w:rPr>
+              <w:t xml:space="preserve"> | </w:t>
+            </w:r>
           </w:p>
         </w:tc>
         <w:tc>
@@ -26983,12 +26887,238 @@
               <w:adjustRightInd w:val="0"/>
               <w:spacing w:before="0" w:line="240" w:lineRule="auto"/>
               <w:rPr>
-                <w:rFonts w:cs="BRH Malayalam Extra"/>
-                <w:color w:val="000000"/>
+                <w:rFonts w:ascii="BRH Malayalam Extra" w:hAnsi="BRH Malayalam Extra" w:cs="BRH Malayalam Extra"/>
+                <w:color w:val="000000"/>
+                <w:sz w:val="32"/>
                 <w:szCs w:val="32"/>
                 <w:lang w:val="en-IN"/>
               </w:rPr>
             </w:pPr>
+            <w:r>
+              <w:rPr>
+                <w:rFonts w:cs="BRH Malayalam Extra"/>
+                <w:color w:val="000000"/>
+                <w:szCs w:val="32"/>
+                <w:lang w:val="en-IN"/>
+              </w:rPr>
+              <w:t>20</w:t>
+            </w:r>
+            <w:r>
+              <w:rPr>
+                <w:rFonts w:ascii="BRH Malayalam Extra" w:hAnsi="BRH Malayalam Extra" w:cs="BRH Malayalam Extra"/>
+                <w:color w:val="000000"/>
+                <w:sz w:val="32"/>
+                <w:szCs w:val="32"/>
+                <w:lang w:val="en-IN"/>
+              </w:rPr>
+              <w:t>)</w:t>
+            </w:r>
+            <w:r>
+              <w:rPr>
+                <w:rFonts w:ascii="BRH Malayalam Extra" w:hAnsi="BRH Malayalam Extra" w:cs="BRH Malayalam Extra"/>
+                <w:color w:val="000000"/>
+                <w:sz w:val="32"/>
+                <w:szCs w:val="32"/>
+                <w:lang w:val="en-IN"/>
+              </w:rPr>
+              <w:tab/>
+            </w:r>
+            <w:r>
+              <w:rPr>
+                <w:rFonts w:cs="BRH Malayalam Extra"/>
+                <w:color w:val="000000"/>
+                <w:szCs w:val="32"/>
+                <w:lang w:val="en-IN"/>
+              </w:rPr>
+              <w:t>4</w:t>
+            </w:r>
+            <w:r>
+              <w:rPr>
+                <w:rFonts w:ascii="BRH Malayalam Extra" w:hAnsi="BRH Malayalam Extra" w:cs="BRH Malayalam Extra"/>
+                <w:color w:val="000000"/>
+                <w:sz w:val="32"/>
+                <w:szCs w:val="32"/>
+                <w:lang w:val="en-IN"/>
+              </w:rPr>
+              <w:t>.</w:t>
+            </w:r>
+            <w:r>
+              <w:rPr>
+                <w:rFonts w:cs="BRH Malayalam Extra"/>
+                <w:color w:val="000000"/>
+                <w:szCs w:val="32"/>
+                <w:lang w:val="en-IN"/>
+              </w:rPr>
+              <w:t>1</w:t>
+            </w:r>
+            <w:r>
+              <w:rPr>
+                <w:rFonts w:ascii="BRH Malayalam Extra" w:hAnsi="BRH Malayalam Extra" w:cs="BRH Malayalam Extra"/>
+                <w:color w:val="000000"/>
+                <w:sz w:val="32"/>
+                <w:szCs w:val="32"/>
+                <w:lang w:val="en-IN"/>
+              </w:rPr>
+              <w:t>.</w:t>
+            </w:r>
+            <w:r>
+              <w:rPr>
+                <w:rFonts w:cs="BRH Malayalam Extra"/>
+                <w:color w:val="000000"/>
+                <w:szCs w:val="32"/>
+                <w:lang w:val="en-IN"/>
+              </w:rPr>
+              <w:t>11</w:t>
+            </w:r>
+            <w:r>
+              <w:rPr>
+                <w:rFonts w:ascii="BRH Malayalam Extra" w:hAnsi="BRH Malayalam Extra" w:cs="BRH Malayalam Extra"/>
+                <w:color w:val="000000"/>
+                <w:sz w:val="32"/>
+                <w:szCs w:val="32"/>
+                <w:lang w:val="en-IN"/>
+              </w:rPr>
+              <w:t>.</w:t>
+            </w:r>
+            <w:r>
+              <w:rPr>
+                <w:rFonts w:cs="BRH Malayalam Extra"/>
+                <w:color w:val="000000"/>
+                <w:szCs w:val="32"/>
+                <w:lang w:val="en-IN"/>
+              </w:rPr>
+              <w:t>3</w:t>
+            </w:r>
+            <w:r>
+              <w:rPr>
+                <w:rFonts w:ascii="BRH Malayalam Extra" w:hAnsi="BRH Malayalam Extra" w:cs="BRH Malayalam Extra"/>
+                <w:color w:val="000000"/>
+                <w:sz w:val="32"/>
+                <w:szCs w:val="32"/>
+                <w:lang w:val="en-IN"/>
+              </w:rPr>
+              <w:t>(</w:t>
+            </w:r>
+            <w:r>
+              <w:rPr>
+                <w:rFonts w:cs="BRH Malayalam Extra"/>
+                <w:color w:val="000000"/>
+                <w:szCs w:val="32"/>
+                <w:lang w:val="en-IN"/>
+              </w:rPr>
+              <w:t>17</w:t>
+            </w:r>
+            <w:r>
+              <w:rPr>
+                <w:rFonts w:ascii="BRH Malayalam Extra" w:hAnsi="BRH Malayalam Extra" w:cs="BRH Malayalam Extra"/>
+                <w:color w:val="000000"/>
+                <w:sz w:val="32"/>
+                <w:szCs w:val="32"/>
+                <w:lang w:val="en-IN"/>
+              </w:rPr>
+              <w:t xml:space="preserve">)- </w:t>
+            </w:r>
+            <w:r>
+              <w:rPr>
+                <w:rFonts w:ascii="BRH Malayalam Extra" w:hAnsi="BRH Malayalam Extra" w:cs="BRH Malayalam Extra"/>
+                <w:color w:val="000000"/>
+                <w:sz w:val="32"/>
+                <w:szCs w:val="32"/>
+                <w:highlight w:val="green"/>
+                <w:lang w:val="en-IN"/>
+              </w:rPr>
+              <w:t>¥Z</w:t>
+            </w:r>
+            <w:r>
+              <w:rPr>
+                <w:rFonts w:ascii="BRH Malayalam Extra" w:hAnsi="BRH Malayalam Extra" w:cs="BRH Malayalam Extra"/>
+                <w:color w:val="000000"/>
+                <w:sz w:val="32"/>
+                <w:szCs w:val="32"/>
+                <w:lang w:val="en-IN"/>
+              </w:rPr>
+              <w:t xml:space="preserve"> | A</w:t>
+            </w:r>
+            <w:r>
+              <w:rPr>
+                <w:rFonts w:ascii="BRH Malayalam Extra" w:hAnsi="BRH Malayalam Extra" w:cs="BRH Malayalam Extra"/>
+                <w:color w:val="000000"/>
+                <w:sz w:val="26"/>
+                <w:szCs w:val="32"/>
+                <w:lang w:val="en-IN"/>
+              </w:rPr>
+              <w:t>–</w:t>
+            </w:r>
+            <w:r>
+              <w:rPr>
+                <w:rFonts w:ascii="BRH Malayalam Extra" w:hAnsi="BRH Malayalam Extra" w:cs="BRH Malayalam Extra"/>
+                <w:color w:val="000000"/>
+                <w:sz w:val="32"/>
+                <w:szCs w:val="32"/>
+                <w:lang w:val="en-IN"/>
+              </w:rPr>
+              <w:t>p</w:t>
+            </w:r>
+            <w:r>
+              <w:rPr>
+                <w:rFonts w:ascii="BRH Malayalam Extra" w:hAnsi="BRH Malayalam Extra" w:cs="BRH Malayalam Extra"/>
+                <w:color w:val="000000"/>
+                <w:sz w:val="26"/>
+                <w:szCs w:val="32"/>
+                <w:lang w:val="en-IN"/>
+              </w:rPr>
+              <w:t>–</w:t>
+            </w:r>
+            <w:r>
+              <w:rPr>
+                <w:rFonts w:ascii="BRH Malayalam Extra" w:hAnsi="BRH Malayalam Extra" w:cs="BRH Malayalam Extra"/>
+                <w:color w:val="000000"/>
+                <w:sz w:val="32"/>
+                <w:szCs w:val="32"/>
+                <w:lang w:val="en-IN"/>
+              </w:rPr>
+              <w:t>ªÆ</w:t>
+            </w:r>
+            <w:r>
+              <w:rPr>
+                <w:rFonts w:ascii="BRH Malayalam Extra" w:hAnsi="BRH Malayalam Extra" w:cs="BRH Malayalam Extra"/>
+                <w:color w:val="000000"/>
+                <w:sz w:val="26"/>
+                <w:szCs w:val="32"/>
+                <w:lang w:val="en-IN"/>
+              </w:rPr>
+              <w:t>–</w:t>
+            </w:r>
+            <w:r>
+              <w:rPr>
+                <w:rFonts w:ascii="BRH Malayalam Extra" w:hAnsi="BRH Malayalam Extra" w:cs="BRH Malayalam Extra"/>
+                <w:color w:val="000000"/>
+                <w:sz w:val="32"/>
+                <w:szCs w:val="32"/>
+                <w:lang w:val="en-IN"/>
+              </w:rPr>
+              <w:t>Ç</w:t>
+            </w:r>
+            <w:r>
+              <w:rPr>
+                <w:rFonts w:ascii="BRH Malayalam Extra" w:hAnsi="BRH Malayalam Extra" w:cs="BRH Malayalam Extra"/>
+                <w:color w:val="000000"/>
+                <w:sz w:val="26"/>
+                <w:szCs w:val="32"/>
+                <w:lang w:val="en-IN"/>
+              </w:rPr>
+              <w:t>–</w:t>
+            </w:r>
+            <w:r>
+              <w:rPr>
+                <w:rFonts w:ascii="BRH Malayalam Extra" w:hAnsi="BRH Malayalam Extra" w:cs="BRH Malayalam Extra"/>
+                <w:color w:val="000000"/>
+                <w:sz w:val="32"/>
+                <w:szCs w:val="32"/>
+                <w:lang w:val="en-IN"/>
+              </w:rPr>
+              <w:t xml:space="preserve"> | </w:t>
+            </w:r>
           </w:p>
           <w:p>
             <w:pPr>
@@ -26999,456 +27129,140 @@
               <w:spacing w:before="0" w:line="240" w:lineRule="auto"/>
               <w:rPr>
                 <w:rFonts w:cs="BRH Malayalam Extra"/>
-                <w:color w:val="000000"/>
-                <w:szCs w:val="32"/>
-                <w:lang w:val="en-IN"/>
-              </w:rPr>
-            </w:pPr>
-          </w:p>
-          <w:p>
-            <w:pPr>
-              <w:widowControl w:val="0"/>
-              <w:autoSpaceDE w:val="0"/>
-              <w:autoSpaceDN w:val="0"/>
-              <w:adjustRightInd w:val="0"/>
-              <w:spacing w:before="0" w:line="240" w:lineRule="auto"/>
-              <w:rPr>
-                <w:rFonts w:cs="BRH Malayalam Extra"/>
-                <w:color w:val="000000"/>
-                <w:szCs w:val="32"/>
-                <w:lang w:val="en-IN"/>
-              </w:rPr>
-            </w:pPr>
-          </w:p>
-          <w:p>
-            <w:pPr>
-              <w:widowControl w:val="0"/>
-              <w:autoSpaceDE w:val="0"/>
-              <w:autoSpaceDN w:val="0"/>
-              <w:adjustRightInd w:val="0"/>
-              <w:spacing w:before="0" w:line="240" w:lineRule="auto"/>
-              <w:rPr>
-                <w:rFonts w:cs="BRH Malayalam Extra"/>
-                <w:color w:val="000000"/>
-                <w:szCs w:val="32"/>
-                <w:lang w:val="en-IN"/>
-              </w:rPr>
-            </w:pPr>
-          </w:p>
-          <w:p>
-            <w:pPr>
-              <w:widowControl w:val="0"/>
-              <w:autoSpaceDE w:val="0"/>
-              <w:autoSpaceDN w:val="0"/>
-              <w:adjustRightInd w:val="0"/>
-              <w:spacing w:before="0" w:line="240" w:lineRule="auto"/>
-              <w:rPr>
-                <w:rFonts w:ascii="BRH Malayalam Extra" w:hAnsi="BRH Malayalam Extra" w:cs="BRH Malayalam Extra"/>
-                <w:color w:val="000000"/>
-                <w:sz w:val="32"/>
-                <w:szCs w:val="32"/>
-                <w:lang w:val="en-IN"/>
-              </w:rPr>
-            </w:pPr>
-            <w:r>
-              <w:rPr>
-                <w:rFonts w:cs="BRH Malayalam Extra"/>
-                <w:color w:val="000000"/>
-                <w:szCs w:val="32"/>
-                <w:lang w:val="en-IN"/>
-              </w:rPr>
-              <w:t>20</w:t>
-            </w:r>
-            <w:r>
-              <w:rPr>
-                <w:rFonts w:ascii="BRH Malayalam Extra" w:hAnsi="BRH Malayalam Extra" w:cs="BRH Malayalam Extra"/>
-                <w:color w:val="000000"/>
-                <w:sz w:val="32"/>
-                <w:szCs w:val="32"/>
-                <w:lang w:val="en-IN"/>
-              </w:rPr>
-              <w:t>)</w:t>
-            </w:r>
-            <w:r>
-              <w:rPr>
-                <w:rFonts w:ascii="BRH Malayalam Extra" w:hAnsi="BRH Malayalam Extra" w:cs="BRH Malayalam Extra"/>
-                <w:color w:val="000000"/>
-                <w:sz w:val="32"/>
-                <w:szCs w:val="32"/>
-                <w:lang w:val="en-IN"/>
-              </w:rPr>
-              <w:tab/>
-            </w:r>
-            <w:r>
-              <w:rPr>
-                <w:rFonts w:cs="BRH Malayalam Extra"/>
-                <w:color w:val="000000"/>
-                <w:szCs w:val="32"/>
-                <w:lang w:val="en-IN"/>
-              </w:rPr>
-              <w:t>4</w:t>
-            </w:r>
-            <w:r>
-              <w:rPr>
-                <w:rFonts w:ascii="BRH Malayalam Extra" w:hAnsi="BRH Malayalam Extra" w:cs="BRH Malayalam Extra"/>
-                <w:color w:val="000000"/>
-                <w:sz w:val="32"/>
-                <w:szCs w:val="32"/>
-                <w:lang w:val="en-IN"/>
-              </w:rPr>
-              <w:t>.</w:t>
-            </w:r>
-            <w:r>
-              <w:rPr>
-                <w:rFonts w:cs="BRH Malayalam Extra"/>
-                <w:color w:val="000000"/>
-                <w:szCs w:val="32"/>
-                <w:lang w:val="en-IN"/>
-              </w:rPr>
-              <w:t>1</w:t>
-            </w:r>
-            <w:r>
-              <w:rPr>
-                <w:rFonts w:ascii="BRH Malayalam Extra" w:hAnsi="BRH Malayalam Extra" w:cs="BRH Malayalam Extra"/>
-                <w:color w:val="000000"/>
-                <w:sz w:val="32"/>
-                <w:szCs w:val="32"/>
-                <w:lang w:val="en-IN"/>
-              </w:rPr>
-              <w:t>.</w:t>
-            </w:r>
-            <w:r>
-              <w:rPr>
-                <w:rFonts w:cs="BRH Malayalam Extra"/>
-                <w:color w:val="000000"/>
-                <w:szCs w:val="32"/>
-                <w:lang w:val="en-IN"/>
-              </w:rPr>
-              <w:t>11</w:t>
-            </w:r>
-            <w:r>
-              <w:rPr>
-                <w:rFonts w:ascii="BRH Malayalam Extra" w:hAnsi="BRH Malayalam Extra" w:cs="BRH Malayalam Extra"/>
-                <w:color w:val="000000"/>
-                <w:sz w:val="32"/>
-                <w:szCs w:val="32"/>
-                <w:lang w:val="en-IN"/>
-              </w:rPr>
-              <w:t>.</w:t>
-            </w:r>
-            <w:r>
-              <w:rPr>
-                <w:rFonts w:cs="BRH Malayalam Extra"/>
-                <w:color w:val="000000"/>
-                <w:szCs w:val="32"/>
-                <w:lang w:val="en-IN"/>
-              </w:rPr>
-              <w:t>3</w:t>
-            </w:r>
-            <w:r>
-              <w:rPr>
-                <w:rFonts w:ascii="BRH Malayalam Extra" w:hAnsi="BRH Malayalam Extra" w:cs="BRH Malayalam Extra"/>
-                <w:color w:val="000000"/>
-                <w:sz w:val="32"/>
-                <w:szCs w:val="32"/>
-                <w:lang w:val="en-IN"/>
-              </w:rPr>
-              <w:t>(</w:t>
-            </w:r>
-            <w:r>
-              <w:rPr>
-                <w:rFonts w:cs="BRH Malayalam Extra"/>
-                <w:color w:val="000000"/>
-                <w:szCs w:val="32"/>
-                <w:lang w:val="en-IN"/>
-              </w:rPr>
-              <w:t>17</w:t>
-            </w:r>
-            <w:r>
-              <w:rPr>
-                <w:rFonts w:ascii="BRH Malayalam Extra" w:hAnsi="BRH Malayalam Extra" w:cs="BRH Malayalam Extra"/>
-                <w:color w:val="000000"/>
-                <w:sz w:val="32"/>
-                <w:szCs w:val="32"/>
-                <w:lang w:val="en-IN"/>
-              </w:rPr>
-              <w:t xml:space="preserve">)- </w:t>
-            </w:r>
-            <w:r>
-              <w:rPr>
-                <w:rFonts w:ascii="BRH Malayalam Extra" w:hAnsi="BRH Malayalam Extra" w:cs="BRH Malayalam Extra"/>
-                <w:color w:val="000000"/>
-                <w:sz w:val="32"/>
-                <w:szCs w:val="32"/>
-                <w:highlight w:val="green"/>
-                <w:lang w:val="en-IN"/>
-              </w:rPr>
-              <w:t>¥Z</w:t>
-            </w:r>
-            <w:r>
-              <w:rPr>
-                <w:rFonts w:ascii="BRH Malayalam Extra" w:hAnsi="BRH Malayalam Extra" w:cs="BRH Malayalam Extra"/>
-                <w:color w:val="000000"/>
-                <w:sz w:val="32"/>
-                <w:szCs w:val="32"/>
-                <w:lang w:val="en-IN"/>
-              </w:rPr>
-              <w:t xml:space="preserve"> | A</w:t>
-            </w:r>
-            <w:r>
-              <w:rPr>
-                <w:rFonts w:ascii="BRH Malayalam Extra" w:hAnsi="BRH Malayalam Extra" w:cs="BRH Malayalam Extra"/>
-                <w:color w:val="000000"/>
-                <w:sz w:val="26"/>
-                <w:szCs w:val="32"/>
-                <w:lang w:val="en-IN"/>
-              </w:rPr>
-              <w:t>–</w:t>
-            </w:r>
-            <w:r>
-              <w:rPr>
-                <w:rFonts w:ascii="BRH Malayalam Extra" w:hAnsi="BRH Malayalam Extra" w:cs="BRH Malayalam Extra"/>
-                <w:color w:val="000000"/>
-                <w:sz w:val="32"/>
-                <w:szCs w:val="32"/>
-                <w:lang w:val="en-IN"/>
-              </w:rPr>
-              <w:t>p</w:t>
-            </w:r>
-            <w:r>
-              <w:rPr>
-                <w:rFonts w:ascii="BRH Malayalam Extra" w:hAnsi="BRH Malayalam Extra" w:cs="BRH Malayalam Extra"/>
-                <w:color w:val="000000"/>
-                <w:sz w:val="26"/>
-                <w:szCs w:val="32"/>
-                <w:lang w:val="en-IN"/>
-              </w:rPr>
-              <w:t>–</w:t>
-            </w:r>
-            <w:r>
-              <w:rPr>
-                <w:rFonts w:ascii="BRH Malayalam Extra" w:hAnsi="BRH Malayalam Extra" w:cs="BRH Malayalam Extra"/>
-                <w:color w:val="000000"/>
-                <w:sz w:val="32"/>
-                <w:szCs w:val="32"/>
-                <w:lang w:val="en-IN"/>
-              </w:rPr>
-              <w:t>ªÆ</w:t>
-            </w:r>
-            <w:r>
-              <w:rPr>
-                <w:rFonts w:ascii="BRH Malayalam Extra" w:hAnsi="BRH Malayalam Extra" w:cs="BRH Malayalam Extra"/>
-                <w:color w:val="000000"/>
-                <w:sz w:val="26"/>
-                <w:szCs w:val="32"/>
-                <w:lang w:val="en-IN"/>
-              </w:rPr>
-              <w:t>–</w:t>
-            </w:r>
-            <w:r>
-              <w:rPr>
-                <w:rFonts w:ascii="BRH Malayalam Extra" w:hAnsi="BRH Malayalam Extra" w:cs="BRH Malayalam Extra"/>
-                <w:color w:val="000000"/>
-                <w:sz w:val="32"/>
-                <w:szCs w:val="32"/>
-                <w:lang w:val="en-IN"/>
-              </w:rPr>
-              <w:t>Ç</w:t>
-            </w:r>
-            <w:r>
-              <w:rPr>
-                <w:rFonts w:ascii="BRH Malayalam Extra" w:hAnsi="BRH Malayalam Extra" w:cs="BRH Malayalam Extra"/>
-                <w:color w:val="000000"/>
-                <w:sz w:val="26"/>
-                <w:szCs w:val="32"/>
-                <w:lang w:val="en-IN"/>
-              </w:rPr>
-              <w:t>–</w:t>
-            </w:r>
-            <w:r>
-              <w:rPr>
-                <w:rFonts w:ascii="BRH Malayalam Extra" w:hAnsi="BRH Malayalam Extra" w:cs="BRH Malayalam Extra"/>
-                <w:color w:val="000000"/>
-                <w:sz w:val="32"/>
-                <w:szCs w:val="32"/>
-                <w:lang w:val="en-IN"/>
-              </w:rPr>
-              <w:t xml:space="preserve"> | </w:t>
-            </w:r>
-          </w:p>
-          <w:p>
-            <w:pPr>
-              <w:widowControl w:val="0"/>
-              <w:autoSpaceDE w:val="0"/>
-              <w:autoSpaceDN w:val="0"/>
-              <w:adjustRightInd w:val="0"/>
-              <w:spacing w:before="0" w:line="240" w:lineRule="auto"/>
-              <w:rPr>
-                <w:rFonts w:ascii="BRH Malayalam Extra" w:hAnsi="BRH Malayalam Extra" w:cs="BRH Malayalam Extra"/>
-                <w:color w:val="000000"/>
-                <w:sz w:val="32"/>
-                <w:szCs w:val="32"/>
-                <w:lang w:val="en-IN"/>
-              </w:rPr>
-            </w:pPr>
-            <w:r>
-              <w:rPr>
-                <w:rFonts w:ascii="BRH Malayalam Extra" w:hAnsi="BRH Malayalam Extra" w:cs="BRH Malayalam Extra"/>
-                <w:color w:val="000000"/>
-                <w:sz w:val="32"/>
-                <w:szCs w:val="32"/>
-                <w:highlight w:val="green"/>
-                <w:lang w:val="en-IN"/>
-              </w:rPr>
-              <w:t>¥Z—</w:t>
-            </w:r>
-            <w:r>
-              <w:rPr>
-                <w:rFonts w:ascii="BRH Malayalam Extra" w:hAnsi="BRH Malayalam Extra" w:cs="BRH Malayalam Extra"/>
-                <w:color w:val="000000"/>
-                <w:sz w:val="32"/>
-                <w:szCs w:val="32"/>
-                <w:lang w:val="en-IN"/>
-              </w:rPr>
-              <w:t xml:space="preserve"> </w:t>
-            </w:r>
-            <w:r>
-              <w:rPr>
-                <w:rFonts w:ascii="BRH Malayalam Extra" w:hAnsi="BRH Malayalam Extra" w:cs="BRH Malayalam Extra"/>
-                <w:color w:val="000000"/>
-                <w:sz w:val="32"/>
-                <w:szCs w:val="32"/>
-                <w:highlight w:val="green"/>
-                <w:lang w:val="en-IN"/>
-              </w:rPr>
-              <w:t>„pªÆÇx pªÆ</w:t>
-            </w:r>
-            <w:r>
-              <w:rPr>
-                <w:rFonts w:ascii="BRH Malayalam Extra" w:hAnsi="BRH Malayalam Extra" w:cs="BRH Malayalam Extra"/>
-                <w:color w:val="000000"/>
-                <w:sz w:val="32"/>
-                <w:szCs w:val="32"/>
-                <w:lang w:val="en-IN"/>
-              </w:rPr>
-              <w:t>Ç</w:t>
-            </w:r>
-            <w:r>
-              <w:rPr>
-                <w:rFonts w:ascii="BRH Malayalam Extra" w:hAnsi="BRH Malayalam Extra" w:cs="BRH Malayalam Extra"/>
-                <w:color w:val="000000"/>
-                <w:sz w:val="26"/>
-                <w:szCs w:val="32"/>
-                <w:lang w:val="en-IN"/>
-              </w:rPr>
-              <w:t>–</w:t>
-            </w:r>
-            <w:r>
-              <w:rPr>
-                <w:rFonts w:ascii="BRH Malayalam Extra" w:hAnsi="BRH Malayalam Extra" w:cs="BRH Malayalam Extra"/>
-                <w:color w:val="000000"/>
-                <w:sz w:val="32"/>
-                <w:szCs w:val="32"/>
-                <w:lang w:val="en-IN"/>
-              </w:rPr>
-              <w:t xml:space="preserve"> </w:t>
-            </w:r>
-            <w:r>
-              <w:rPr>
-                <w:rFonts w:ascii="BRH Malayalam Extra" w:hAnsi="BRH Malayalam Extra" w:cs="BRH Malayalam Extra"/>
-                <w:color w:val="000000"/>
-                <w:sz w:val="32"/>
-                <w:szCs w:val="32"/>
-                <w:highlight w:val="green"/>
-                <w:lang w:val="en-IN"/>
-              </w:rPr>
-              <w:t>¥Z</w:t>
-            </w:r>
-            <w:r>
-              <w:rPr>
-                <w:rFonts w:ascii="BRH Malayalam Extra" w:hAnsi="BRH Malayalam Extra" w:cs="BRH Malayalam Extra"/>
-                <w:color w:val="000000"/>
-                <w:sz w:val="32"/>
-                <w:szCs w:val="32"/>
-                <w:lang w:val="en-IN"/>
-              </w:rPr>
-              <w:t xml:space="preserve"> </w:t>
-            </w:r>
-            <w:r>
-              <w:rPr>
-                <w:rFonts w:ascii="BRH Malayalam Extra" w:hAnsi="BRH Malayalam Extra" w:cs="BRH Malayalam Extra"/>
-                <w:color w:val="000000"/>
-                <w:sz w:val="32"/>
-                <w:szCs w:val="32"/>
-                <w:highlight w:val="green"/>
-                <w:lang w:val="en-IN"/>
-              </w:rPr>
-              <w:t>¥Z</w:t>
-            </w:r>
-            <w:r>
-              <w:rPr>
-                <w:rFonts w:ascii="BRH Malayalam Extra" w:hAnsi="BRH Malayalam Extra" w:cs="BRH Malayalam Extra"/>
-                <w:color w:val="000000"/>
-                <w:sz w:val="32"/>
-                <w:szCs w:val="32"/>
-                <w:lang w:val="en-IN"/>
-              </w:rPr>
-              <w:t xml:space="preserve">— </w:t>
-            </w:r>
-            <w:r>
-              <w:rPr>
-                <w:rFonts w:ascii="BRH Malayalam Extra" w:hAnsi="BRH Malayalam Extra" w:cs="BRH Malayalam Extra"/>
-                <w:color w:val="000000"/>
-                <w:sz w:val="32"/>
-                <w:szCs w:val="32"/>
-                <w:highlight w:val="green"/>
-                <w:lang w:val="en-IN"/>
-              </w:rPr>
-              <w:t>„pªÆÇ</w:t>
-            </w:r>
-            <w:r>
-              <w:rPr>
-                <w:rFonts w:ascii="BRH Malayalam Extra" w:hAnsi="BRH Malayalam Extra" w:cs="BRH Malayalam Extra"/>
-                <w:color w:val="000000"/>
-                <w:sz w:val="32"/>
-                <w:szCs w:val="32"/>
-                <w:lang w:val="en-IN"/>
-              </w:rPr>
-              <w:t xml:space="preserve"> | </w:t>
-            </w:r>
-          </w:p>
-          <w:p>
-            <w:pPr>
-              <w:widowControl w:val="0"/>
-              <w:autoSpaceDE w:val="0"/>
-              <w:autoSpaceDN w:val="0"/>
-              <w:adjustRightInd w:val="0"/>
-              <w:spacing w:before="0" w:line="240" w:lineRule="auto"/>
-              <w:rPr>
-                <w:rFonts w:cs="BRH Malayalam Extra"/>
                 <w:color w:val="FF0000"/>
                 <w:szCs w:val="40"/>
                 <w:lang w:val="en-IN"/>
               </w:rPr>
             </w:pPr>
+            <w:r>
+              <w:rPr>
+                <w:rFonts w:ascii="BRH Malayalam Extra" w:hAnsi="BRH Malayalam Extra" w:cs="BRH Malayalam Extra"/>
+                <w:color w:val="000000"/>
+                <w:sz w:val="32"/>
+                <w:szCs w:val="32"/>
+                <w:highlight w:val="green"/>
+                <w:lang w:val="en-IN"/>
+              </w:rPr>
+              <w:t>¥Z—</w:t>
+            </w:r>
+            <w:r>
+              <w:rPr>
+                <w:rFonts w:ascii="BRH Malayalam Extra" w:hAnsi="BRH Malayalam Extra" w:cs="BRH Malayalam Extra"/>
+                <w:color w:val="000000"/>
+                <w:sz w:val="32"/>
+                <w:szCs w:val="32"/>
+                <w:lang w:val="en-IN"/>
+              </w:rPr>
+              <w:t xml:space="preserve"> </w:t>
+            </w:r>
+            <w:r>
+              <w:rPr>
+                <w:rFonts w:ascii="BRH Malayalam Extra" w:hAnsi="BRH Malayalam Extra" w:cs="BRH Malayalam Extra"/>
+                <w:color w:val="000000"/>
+                <w:sz w:val="32"/>
+                <w:szCs w:val="32"/>
+                <w:highlight w:val="green"/>
+                <w:lang w:val="en-IN"/>
+              </w:rPr>
+              <w:t>„pªÆÇx pªÆ</w:t>
+            </w:r>
+            <w:r>
+              <w:rPr>
+                <w:rFonts w:ascii="BRH Malayalam Extra" w:hAnsi="BRH Malayalam Extra" w:cs="BRH Malayalam Extra"/>
+                <w:color w:val="000000"/>
+                <w:sz w:val="32"/>
+                <w:szCs w:val="32"/>
+                <w:lang w:val="en-IN"/>
+              </w:rPr>
+              <w:t>Ç</w:t>
+            </w:r>
+            <w:r>
+              <w:rPr>
+                <w:rFonts w:ascii="BRH Malayalam Extra" w:hAnsi="BRH Malayalam Extra" w:cs="BRH Malayalam Extra"/>
+                <w:color w:val="000000"/>
+                <w:sz w:val="26"/>
+                <w:szCs w:val="32"/>
+                <w:lang w:val="en-IN"/>
+              </w:rPr>
+              <w:t>–</w:t>
+            </w:r>
+            <w:r>
+              <w:rPr>
+                <w:rFonts w:ascii="BRH Malayalam Extra" w:hAnsi="BRH Malayalam Extra" w:cs="BRH Malayalam Extra"/>
+                <w:color w:val="000000"/>
+                <w:sz w:val="32"/>
+                <w:szCs w:val="32"/>
+                <w:lang w:val="en-IN"/>
+              </w:rPr>
+              <w:t xml:space="preserve"> </w:t>
+            </w:r>
+            <w:r>
+              <w:rPr>
+                <w:rFonts w:ascii="BRH Malayalam Extra" w:hAnsi="BRH Malayalam Extra" w:cs="BRH Malayalam Extra"/>
+                <w:color w:val="000000"/>
+                <w:sz w:val="32"/>
+                <w:szCs w:val="32"/>
+                <w:highlight w:val="green"/>
+                <w:lang w:val="en-IN"/>
+              </w:rPr>
+              <w:t>¥Z</w:t>
+            </w:r>
+            <w:r>
+              <w:rPr>
+                <w:rFonts w:ascii="BRH Malayalam Extra" w:hAnsi="BRH Malayalam Extra" w:cs="BRH Malayalam Extra"/>
+                <w:color w:val="000000"/>
+                <w:sz w:val="32"/>
+                <w:szCs w:val="32"/>
+                <w:lang w:val="en-IN"/>
+              </w:rPr>
+              <w:t xml:space="preserve"> </w:t>
+            </w:r>
+            <w:r>
+              <w:rPr>
+                <w:rFonts w:ascii="BRH Malayalam Extra" w:hAnsi="BRH Malayalam Extra" w:cs="BRH Malayalam Extra"/>
+                <w:color w:val="000000"/>
+                <w:sz w:val="32"/>
+                <w:szCs w:val="32"/>
+                <w:highlight w:val="green"/>
+                <w:lang w:val="en-IN"/>
+              </w:rPr>
+              <w:t>¥Z</w:t>
+            </w:r>
+            <w:r>
+              <w:rPr>
+                <w:rFonts w:ascii="BRH Malayalam Extra" w:hAnsi="BRH Malayalam Extra" w:cs="BRH Malayalam Extra"/>
+                <w:color w:val="000000"/>
+                <w:sz w:val="32"/>
+                <w:szCs w:val="32"/>
+                <w:lang w:val="en-IN"/>
+              </w:rPr>
+              <w:t xml:space="preserve">— </w:t>
+            </w:r>
+            <w:r>
+              <w:rPr>
+                <w:rFonts w:ascii="BRH Malayalam Extra" w:hAnsi="BRH Malayalam Extra" w:cs="BRH Malayalam Extra"/>
+                <w:color w:val="000000"/>
+                <w:sz w:val="32"/>
+                <w:szCs w:val="32"/>
+                <w:highlight w:val="green"/>
+                <w:lang w:val="en-IN"/>
+              </w:rPr>
+              <w:t>„pªÆÇ</w:t>
+            </w:r>
+            <w:r>
+              <w:rPr>
+                <w:rFonts w:ascii="BRH Malayalam Extra" w:hAnsi="BRH Malayalam Extra" w:cs="BRH Malayalam Extra"/>
+                <w:color w:val="000000"/>
+                <w:sz w:val="32"/>
+                <w:szCs w:val="32"/>
+                <w:lang w:val="en-IN"/>
+              </w:rPr>
+              <w:t xml:space="preserve"> | </w:t>
+            </w:r>
           </w:p>
         </w:tc>
       </w:tr>
     </w:tbl>
-    <w:p>
-      <w:pPr>
-        <w:spacing w:before="0" w:line="240" w:lineRule="auto"/>
-        <w:jc w:val="center"/>
-        <w:rPr>
-          <w:b/>
-          <w:bCs/>
-          <w:sz w:val="32"/>
-          <w:szCs w:val="32"/>
-          <w:u w:val="single"/>
-          <w:lang w:val="en-IN"/>
-        </w:rPr>
-      </w:pPr>
-    </w:p>
     <w:p>
       <w:pPr>
         <w:spacing w:before="0" w:line="240" w:lineRule="auto"/>
@@ -27497,32 +27311,6 @@
           <w:u w:val="single"/>
         </w:rPr>
       </w:pPr>
-    </w:p>
-    <w:p>
-      <w:pPr>
-        <w:spacing w:before="0" w:line="240" w:lineRule="auto"/>
-        <w:jc w:val="center"/>
-        <w:rPr>
-          <w:b/>
-          <w:bCs/>
-          <w:sz w:val="32"/>
-          <w:szCs w:val="32"/>
-          <w:u w:val="single"/>
-        </w:rPr>
-      </w:pPr>
-    </w:p>
-    <w:p>
-      <w:pPr>
-        <w:spacing w:before="0" w:line="240" w:lineRule="auto"/>
-        <w:jc w:val="center"/>
-        <w:rPr>
-          <w:b/>
-          <w:bCs/>
-          <w:sz w:val="32"/>
-          <w:szCs w:val="32"/>
-          <w:u w:val="single"/>
-        </w:rPr>
-      </w:pPr>
       <w:r>
         <w:rPr>
           <w:b/>
@@ -27531,6 +27319,7 @@
           <w:szCs w:val="32"/>
           <w:u w:val="single"/>
         </w:rPr>
+        <w:lastRenderedPageBreak/>
         <w:t xml:space="preserve">TS </w:t>
       </w:r>
       <w:r>
